--- a/VKR_Shakirov.docx
+++ b/VKR_Shakirov.docx
@@ -680,27 +680,52 @@
         <w:textAlignment w:val="auto"/>
       </w:pPr>
       <w:r>
+        <w:rPr>
+          <w:sz w:val="28"/>
+          <w:szCs w:val="28"/>
+        </w:rPr>
         <w:fldChar w:fldCharType="begin"/>
       </w:r>
       <w:r>
+        <w:rPr>
+          <w:sz w:val="28"/>
+          <w:szCs w:val="28"/>
+        </w:rPr>
         <w:instrText xml:space="preserve"> TOC \o "1-3" \h \z \u </w:instrText>
       </w:r>
       <w:r>
+        <w:rPr>
+          <w:sz w:val="28"/>
+          <w:szCs w:val="28"/>
+        </w:rPr>
         <w:fldChar w:fldCharType="separate"/>
       </w:r>
       <w:r>
+        <w:rPr>
+          <w:sz w:val="28"/>
+          <w:szCs w:val="28"/>
+        </w:rPr>
         <w:fldChar w:fldCharType="begin"/>
       </w:r>
       <w:r>
+        <w:rPr>
+          <w:sz w:val="28"/>
+          <w:szCs w:val="28"/>
+        </w:rPr>
         <w:instrText xml:space="preserve"> HYPERLINK \l _Toc1870092319 </w:instrText>
       </w:r>
       <w:r>
+        <w:rPr>
+          <w:sz w:val="28"/>
+          <w:szCs w:val="28"/>
+        </w:rPr>
         <w:fldChar w:fldCharType="separate"/>
       </w:r>
       <w:r>
         <w:rPr>
           <w:rFonts w:ascii="Times New Roman" w:hAnsi="Times New Roman" w:eastAsia="Times New Roman" w:cs="Times New Roman"/>
           <w:szCs w:val="28"/>
+          <w:sz w:val="28"/>
         </w:rPr>
         <w:t>ВВЕ</w:t>
       </w:r>
@@ -710,28 +735,57 @@
         <w:rPr>
           <w:rFonts w:ascii="Times New Roman" w:hAnsi="Times New Roman" w:eastAsia="Times New Roman" w:cs="Times New Roman"/>
           <w:szCs w:val="28"/>
+          <w:sz w:val="28"/>
         </w:rPr>
         <w:t>ДЕНИЕ</w:t>
       </w:r>
       <w:r>
+        <w:rPr>
+          <w:sz w:val="28"/>
+          <w:szCs w:val="28"/>
+        </w:rPr>
         <w:tab/>
       </w:r>
       <w:r>
+        <w:rPr>
+          <w:sz w:val="28"/>
+          <w:szCs w:val="28"/>
+        </w:rPr>
         <w:fldChar w:fldCharType="begin"/>
       </w:r>
       <w:r>
+        <w:rPr>
+          <w:sz w:val="28"/>
+          <w:szCs w:val="28"/>
+        </w:rPr>
         <w:instrText xml:space="preserve"> PAGEREF _Toc1870092319 \h </w:instrText>
       </w:r>
       <w:r>
+        <w:rPr>
+          <w:sz w:val="28"/>
+          <w:szCs w:val="28"/>
+        </w:rPr>
         <w:fldChar w:fldCharType="separate"/>
       </w:r>
       <w:r>
+        <w:rPr>
+          <w:sz w:val="28"/>
+          <w:szCs w:val="28"/>
+        </w:rPr>
         <w:t>6</w:t>
       </w:r>
       <w:r>
+        <w:rPr>
+          <w:sz w:val="28"/>
+          <w:szCs w:val="28"/>
+        </w:rPr>
         <w:fldChar w:fldCharType="end"/>
       </w:r>
       <w:r>
+        <w:rPr>
+          <w:sz w:val="28"/>
+          <w:szCs w:val="28"/>
+        </w:rPr>
         <w:fldChar w:fldCharType="end"/>
       </w:r>
     </w:p>
@@ -743,40 +797,81 @@
         </w:tabs>
       </w:pPr>
       <w:r>
+        <w:rPr>
+          <w:sz w:val="28"/>
+          <w:szCs w:val="28"/>
+        </w:rPr>
         <w:fldChar w:fldCharType="begin"/>
       </w:r>
       <w:r>
+        <w:rPr>
+          <w:sz w:val="28"/>
+          <w:szCs w:val="28"/>
+        </w:rPr>
         <w:instrText xml:space="preserve"> HYPERLINK \l _Toc70947941 </w:instrText>
       </w:r>
       <w:r>
+        <w:rPr>
+          <w:sz w:val="28"/>
+          <w:szCs w:val="28"/>
+        </w:rPr>
         <w:fldChar w:fldCharType="separate"/>
       </w:r>
       <w:r>
         <w:rPr>
           <w:rFonts w:ascii="Times New Roman" w:hAnsi="Times New Roman" w:eastAsia="Times New Roman" w:cs="Times New Roman"/>
           <w:szCs w:val="28"/>
+          <w:sz w:val="28"/>
         </w:rPr>
         <w:t>1 АНАЛИЗ РЫНКА, ПРОБЛЕМАТИКИ И БИЗНЕС-МОДЕЛИ</w:t>
       </w:r>
       <w:r>
+        <w:rPr>
+          <w:sz w:val="28"/>
+          <w:szCs w:val="28"/>
+        </w:rPr>
         <w:tab/>
       </w:r>
       <w:r>
+        <w:rPr>
+          <w:sz w:val="28"/>
+          <w:szCs w:val="28"/>
+        </w:rPr>
         <w:fldChar w:fldCharType="begin"/>
       </w:r>
       <w:r>
+        <w:rPr>
+          <w:sz w:val="28"/>
+          <w:szCs w:val="28"/>
+        </w:rPr>
         <w:instrText xml:space="preserve"> PAGEREF _Toc70947941 \h </w:instrText>
       </w:r>
       <w:r>
+        <w:rPr>
+          <w:sz w:val="28"/>
+          <w:szCs w:val="28"/>
+        </w:rPr>
         <w:fldChar w:fldCharType="separate"/>
       </w:r>
       <w:r>
+        <w:rPr>
+          <w:sz w:val="28"/>
+          <w:szCs w:val="28"/>
+        </w:rPr>
         <w:t>12</w:t>
       </w:r>
       <w:r>
+        <w:rPr>
+          <w:sz w:val="28"/>
+          <w:szCs w:val="28"/>
+        </w:rPr>
         <w:fldChar w:fldCharType="end"/>
       </w:r>
       <w:r>
+        <w:rPr>
+          <w:sz w:val="28"/>
+          <w:szCs w:val="28"/>
+        </w:rPr>
         <w:fldChar w:fldCharType="end"/>
       </w:r>
     </w:p>
@@ -788,40 +883,81 @@
         </w:tabs>
       </w:pPr>
       <w:r>
+        <w:rPr>
+          <w:sz w:val="28"/>
+          <w:szCs w:val="28"/>
+        </w:rPr>
         <w:fldChar w:fldCharType="begin"/>
       </w:r>
       <w:r>
+        <w:rPr>
+          <w:sz w:val="28"/>
+          <w:szCs w:val="28"/>
+        </w:rPr>
         <w:instrText xml:space="preserve"> HYPERLINK \l _Toc568620302 </w:instrText>
       </w:r>
       <w:r>
+        <w:rPr>
+          <w:sz w:val="28"/>
+          <w:szCs w:val="28"/>
+        </w:rPr>
         <w:fldChar w:fldCharType="separate"/>
       </w:r>
       <w:r>
         <w:rPr>
           <w:rFonts w:ascii="Times New Roman" w:hAnsi="Times New Roman" w:eastAsia="Times New Roman" w:cs="Times New Roman"/>
           <w:szCs w:val="28"/>
+          <w:sz w:val="28"/>
         </w:rPr>
         <w:t>1.1 Анализ рынка видеомэппинга и креативных технологий в РФ</w:t>
       </w:r>
       <w:r>
+        <w:rPr>
+          <w:sz w:val="28"/>
+          <w:szCs w:val="28"/>
+        </w:rPr>
         <w:tab/>
       </w:r>
       <w:r>
+        <w:rPr>
+          <w:sz w:val="28"/>
+          <w:szCs w:val="28"/>
+        </w:rPr>
         <w:fldChar w:fldCharType="begin"/>
       </w:r>
       <w:r>
+        <w:rPr>
+          <w:sz w:val="28"/>
+          <w:szCs w:val="28"/>
+        </w:rPr>
         <w:instrText xml:space="preserve"> PAGEREF _Toc568620302 \h </w:instrText>
       </w:r>
       <w:r>
+        <w:rPr>
+          <w:sz w:val="28"/>
+          <w:szCs w:val="28"/>
+        </w:rPr>
         <w:fldChar w:fldCharType="separate"/>
       </w:r>
       <w:r>
+        <w:rPr>
+          <w:sz w:val="28"/>
+          <w:szCs w:val="28"/>
+        </w:rPr>
         <w:t>12</w:t>
       </w:r>
       <w:r>
+        <w:rPr>
+          <w:sz w:val="28"/>
+          <w:szCs w:val="28"/>
+        </w:rPr>
         <w:fldChar w:fldCharType="end"/>
       </w:r>
       <w:r>
+        <w:rPr>
+          <w:sz w:val="28"/>
+          <w:szCs w:val="28"/>
+        </w:rPr>
         <w:fldChar w:fldCharType="end"/>
       </w:r>
     </w:p>
@@ -833,40 +969,81 @@
         </w:tabs>
       </w:pPr>
       <w:r>
+        <w:rPr>
+          <w:sz w:val="28"/>
+          <w:szCs w:val="28"/>
+        </w:rPr>
         <w:fldChar w:fldCharType="begin"/>
       </w:r>
       <w:r>
+        <w:rPr>
+          <w:sz w:val="28"/>
+          <w:szCs w:val="28"/>
+        </w:rPr>
         <w:instrText xml:space="preserve"> HYPERLINK \l _Toc499186564 </w:instrText>
       </w:r>
       <w:r>
+        <w:rPr>
+          <w:sz w:val="28"/>
+          <w:szCs w:val="28"/>
+        </w:rPr>
         <w:fldChar w:fldCharType="separate"/>
       </w:r>
       <w:r>
         <w:rPr>
           <w:rFonts w:ascii="Times New Roman" w:hAnsi="Times New Roman" w:eastAsia="Times New Roman" w:cs="Times New Roman"/>
           <w:szCs w:val="28"/>
+          <w:sz w:val="28"/>
         </w:rPr>
         <w:t>1.2 Обзор существующих программных решений и их ограничений</w:t>
       </w:r>
       <w:r>
+        <w:rPr>
+          <w:sz w:val="28"/>
+          <w:szCs w:val="28"/>
+        </w:rPr>
         <w:tab/>
       </w:r>
       <w:r>
+        <w:rPr>
+          <w:sz w:val="28"/>
+          <w:szCs w:val="28"/>
+        </w:rPr>
         <w:fldChar w:fldCharType="begin"/>
       </w:r>
       <w:r>
+        <w:rPr>
+          <w:sz w:val="28"/>
+          <w:szCs w:val="28"/>
+        </w:rPr>
         <w:instrText xml:space="preserve"> PAGEREF _Toc499186564 \h </w:instrText>
       </w:r>
       <w:r>
+        <w:rPr>
+          <w:sz w:val="28"/>
+          <w:szCs w:val="28"/>
+        </w:rPr>
         <w:fldChar w:fldCharType="separate"/>
       </w:r>
       <w:r>
+        <w:rPr>
+          <w:sz w:val="28"/>
+          <w:szCs w:val="28"/>
+        </w:rPr>
         <w:t>13</w:t>
       </w:r>
       <w:r>
+        <w:rPr>
+          <w:sz w:val="28"/>
+          <w:szCs w:val="28"/>
+        </w:rPr>
         <w:fldChar w:fldCharType="end"/>
       </w:r>
       <w:r>
+        <w:rPr>
+          <w:sz w:val="28"/>
+          <w:szCs w:val="28"/>
+        </w:rPr>
         <w:fldChar w:fldCharType="end"/>
       </w:r>
     </w:p>
@@ -878,40 +1055,81 @@
         </w:tabs>
       </w:pPr>
       <w:r>
+        <w:rPr>
+          <w:sz w:val="28"/>
+          <w:szCs w:val="28"/>
+        </w:rPr>
         <w:fldChar w:fldCharType="begin"/>
       </w:r>
       <w:r>
+        <w:rPr>
+          <w:sz w:val="28"/>
+          <w:szCs w:val="28"/>
+        </w:rPr>
         <w:instrText xml:space="preserve"> HYPERLINK \l _Toc1757455966 </w:instrText>
       </w:r>
       <w:r>
+        <w:rPr>
+          <w:sz w:val="28"/>
+          <w:szCs w:val="28"/>
+        </w:rPr>
         <w:fldChar w:fldCharType="separate"/>
       </w:r>
       <w:r>
         <w:rPr>
           <w:rFonts w:ascii="Times New Roman" w:hAnsi="Times New Roman" w:eastAsia="Times New Roman" w:cs="Times New Roman"/>
           <w:szCs w:val="28"/>
+          <w:sz w:val="28"/>
         </w:rPr>
         <w:t>1.3 Проблематика процесса создания видеомэппинга</w:t>
       </w:r>
       <w:r>
+        <w:rPr>
+          <w:sz w:val="28"/>
+          <w:szCs w:val="28"/>
+        </w:rPr>
         <w:tab/>
       </w:r>
       <w:r>
+        <w:rPr>
+          <w:sz w:val="28"/>
+          <w:szCs w:val="28"/>
+        </w:rPr>
         <w:fldChar w:fldCharType="begin"/>
       </w:r>
       <w:r>
+        <w:rPr>
+          <w:sz w:val="28"/>
+          <w:szCs w:val="28"/>
+        </w:rPr>
         <w:instrText xml:space="preserve"> PAGEREF _Toc1757455966 \h </w:instrText>
       </w:r>
       <w:r>
+        <w:rPr>
+          <w:sz w:val="28"/>
+          <w:szCs w:val="28"/>
+        </w:rPr>
         <w:fldChar w:fldCharType="separate"/>
       </w:r>
       <w:r>
+        <w:rPr>
+          <w:sz w:val="28"/>
+          <w:szCs w:val="28"/>
+        </w:rPr>
         <w:t>15</w:t>
       </w:r>
       <w:r>
+        <w:rPr>
+          <w:sz w:val="28"/>
+          <w:szCs w:val="28"/>
+        </w:rPr>
         <w:fldChar w:fldCharType="end"/>
       </w:r>
       <w:r>
+        <w:rPr>
+          <w:sz w:val="28"/>
+          <w:szCs w:val="28"/>
+        </w:rPr>
         <w:fldChar w:fldCharType="end"/>
       </w:r>
     </w:p>
@@ -923,40 +1141,81 @@
         </w:tabs>
       </w:pPr>
       <w:r>
+        <w:rPr>
+          <w:sz w:val="28"/>
+          <w:szCs w:val="28"/>
+        </w:rPr>
         <w:fldChar w:fldCharType="begin"/>
       </w:r>
       <w:r>
+        <w:rPr>
+          <w:sz w:val="28"/>
+          <w:szCs w:val="28"/>
+        </w:rPr>
         <w:instrText xml:space="preserve"> HYPERLINK \l _Toc1072339724 </w:instrText>
       </w:r>
       <w:r>
+        <w:rPr>
+          <w:sz w:val="28"/>
+          <w:szCs w:val="28"/>
+        </w:rPr>
         <w:fldChar w:fldCharType="separate"/>
       </w:r>
       <w:r>
         <w:rPr>
           <w:rFonts w:ascii="Times New Roman" w:hAnsi="Times New Roman" w:eastAsia="Times New Roman" w:cs="Times New Roman"/>
           <w:szCs w:val="28"/>
+          <w:sz w:val="28"/>
         </w:rPr>
         <w:t>1.4 Исследование целевой аудитории и продуктовых гипотез</w:t>
       </w:r>
       <w:r>
+        <w:rPr>
+          <w:sz w:val="28"/>
+          <w:szCs w:val="28"/>
+        </w:rPr>
         <w:tab/>
       </w:r>
       <w:r>
+        <w:rPr>
+          <w:sz w:val="28"/>
+          <w:szCs w:val="28"/>
+        </w:rPr>
         <w:fldChar w:fldCharType="begin"/>
       </w:r>
       <w:r>
+        <w:rPr>
+          <w:sz w:val="28"/>
+          <w:szCs w:val="28"/>
+        </w:rPr>
         <w:instrText xml:space="preserve"> PAGEREF _Toc1072339724 \h </w:instrText>
       </w:r>
       <w:r>
+        <w:rPr>
+          <w:sz w:val="28"/>
+          <w:szCs w:val="28"/>
+        </w:rPr>
         <w:fldChar w:fldCharType="separate"/>
       </w:r>
       <w:r>
+        <w:rPr>
+          <w:sz w:val="28"/>
+          <w:szCs w:val="28"/>
+        </w:rPr>
         <w:t>19</w:t>
       </w:r>
       <w:r>
+        <w:rPr>
+          <w:sz w:val="28"/>
+          <w:szCs w:val="28"/>
+        </w:rPr>
         <w:fldChar w:fldCharType="end"/>
       </w:r>
       <w:r>
+        <w:rPr>
+          <w:sz w:val="28"/>
+          <w:szCs w:val="28"/>
+        </w:rPr>
         <w:fldChar w:fldCharType="end"/>
       </w:r>
     </w:p>
@@ -968,40 +1227,81 @@
         </w:tabs>
       </w:pPr>
       <w:r>
+        <w:rPr>
+          <w:sz w:val="28"/>
+          <w:szCs w:val="28"/>
+        </w:rPr>
         <w:fldChar w:fldCharType="begin"/>
       </w:r>
       <w:r>
+        <w:rPr>
+          <w:sz w:val="28"/>
+          <w:szCs w:val="28"/>
+        </w:rPr>
         <w:instrText xml:space="preserve"> HYPERLINK \l _Toc1130975644 </w:instrText>
       </w:r>
       <w:r>
+        <w:rPr>
+          <w:sz w:val="28"/>
+          <w:szCs w:val="28"/>
+        </w:rPr>
         <w:fldChar w:fldCharType="separate"/>
       </w:r>
       <w:r>
         <w:rPr>
           <w:rFonts w:ascii="Times New Roman" w:hAnsi="Times New Roman" w:eastAsia="Times New Roman" w:cs="Times New Roman"/>
           <w:szCs w:val="28"/>
+          <w:sz w:val="28"/>
         </w:rPr>
         <w:t>1.5 Бизнес-модель и требования к коммерциализации</w:t>
       </w:r>
       <w:r>
+        <w:rPr>
+          <w:sz w:val="28"/>
+          <w:szCs w:val="28"/>
+        </w:rPr>
         <w:tab/>
       </w:r>
       <w:r>
+        <w:rPr>
+          <w:sz w:val="28"/>
+          <w:szCs w:val="28"/>
+        </w:rPr>
         <w:fldChar w:fldCharType="begin"/>
       </w:r>
       <w:r>
+        <w:rPr>
+          <w:sz w:val="28"/>
+          <w:szCs w:val="28"/>
+        </w:rPr>
         <w:instrText xml:space="preserve"> PAGEREF _Toc1130975644 \h </w:instrText>
       </w:r>
       <w:r>
+        <w:rPr>
+          <w:sz w:val="28"/>
+          <w:szCs w:val="28"/>
+        </w:rPr>
         <w:fldChar w:fldCharType="separate"/>
       </w:r>
       <w:r>
+        <w:rPr>
+          <w:sz w:val="28"/>
+          <w:szCs w:val="28"/>
+        </w:rPr>
         <w:t>20</w:t>
       </w:r>
       <w:r>
+        <w:rPr>
+          <w:sz w:val="28"/>
+          <w:szCs w:val="28"/>
+        </w:rPr>
         <w:fldChar w:fldCharType="end"/>
       </w:r>
       <w:r>
+        <w:rPr>
+          <w:sz w:val="28"/>
+          <w:szCs w:val="28"/>
+        </w:rPr>
         <w:fldChar w:fldCharType="end"/>
       </w:r>
     </w:p>
@@ -1013,40 +1313,81 @@
         </w:tabs>
       </w:pPr>
       <w:r>
+        <w:rPr>
+          <w:sz w:val="28"/>
+          <w:szCs w:val="28"/>
+        </w:rPr>
         <w:fldChar w:fldCharType="begin"/>
       </w:r>
       <w:r>
+        <w:rPr>
+          <w:sz w:val="28"/>
+          <w:szCs w:val="28"/>
+        </w:rPr>
         <w:instrText xml:space="preserve"> HYPERLINK \l _Toc929889111 </w:instrText>
       </w:r>
       <w:r>
+        <w:rPr>
+          <w:sz w:val="28"/>
+          <w:szCs w:val="28"/>
+        </w:rPr>
         <w:fldChar w:fldCharType="separate"/>
       </w:r>
       <w:r>
         <w:rPr>
           <w:rFonts w:ascii="Times New Roman" w:hAnsi="Times New Roman" w:eastAsia="Times New Roman" w:cs="Times New Roman"/>
           <w:szCs w:val="28"/>
+          <w:sz w:val="28"/>
         </w:rPr>
         <w:t>1.6 Выводы по главе 1</w:t>
       </w:r>
       <w:r>
+        <w:rPr>
+          <w:sz w:val="28"/>
+          <w:szCs w:val="28"/>
+        </w:rPr>
         <w:tab/>
       </w:r>
       <w:r>
+        <w:rPr>
+          <w:sz w:val="28"/>
+          <w:szCs w:val="28"/>
+        </w:rPr>
         <w:fldChar w:fldCharType="begin"/>
       </w:r>
       <w:r>
+        <w:rPr>
+          <w:sz w:val="28"/>
+          <w:szCs w:val="28"/>
+        </w:rPr>
         <w:instrText xml:space="preserve"> PAGEREF _Toc929889111 \h </w:instrText>
       </w:r>
       <w:r>
+        <w:rPr>
+          <w:sz w:val="28"/>
+          <w:szCs w:val="28"/>
+        </w:rPr>
         <w:fldChar w:fldCharType="separate"/>
       </w:r>
       <w:r>
+        <w:rPr>
+          <w:sz w:val="28"/>
+          <w:szCs w:val="28"/>
+        </w:rPr>
         <w:t>24</w:t>
       </w:r>
       <w:r>
+        <w:rPr>
+          <w:sz w:val="28"/>
+          <w:szCs w:val="28"/>
+        </w:rPr>
         <w:fldChar w:fldCharType="end"/>
       </w:r>
       <w:r>
+        <w:rPr>
+          <w:sz w:val="28"/>
+          <w:szCs w:val="28"/>
+        </w:rPr>
         <w:fldChar w:fldCharType="end"/>
       </w:r>
     </w:p>
@@ -1058,40 +1399,81 @@
         </w:tabs>
       </w:pPr>
       <w:r>
+        <w:rPr>
+          <w:sz w:val="28"/>
+          <w:szCs w:val="28"/>
+        </w:rPr>
         <w:fldChar w:fldCharType="begin"/>
       </w:r>
       <w:r>
+        <w:rPr>
+          <w:sz w:val="28"/>
+          <w:szCs w:val="28"/>
+        </w:rPr>
         <w:instrText xml:space="preserve"> HYPERLINK \l _Toc1407789358 </w:instrText>
       </w:r>
       <w:r>
+        <w:rPr>
+          <w:sz w:val="28"/>
+          <w:szCs w:val="28"/>
+        </w:rPr>
         <w:fldChar w:fldCharType="separate"/>
       </w:r>
       <w:r>
         <w:rPr>
           <w:rFonts w:ascii="Times New Roman" w:hAnsi="Times New Roman" w:eastAsia="Times New Roman" w:cs="Times New Roman"/>
           <w:szCs w:val="28"/>
+          <w:sz w:val="28"/>
         </w:rPr>
         <w:t>2 ЭКОНОМИКА ПРОИЗВОДСТВА И ФИНАНСОВАЯ МОДЕЛЬ</w:t>
       </w:r>
       <w:r>
+        <w:rPr>
+          <w:sz w:val="28"/>
+          <w:szCs w:val="28"/>
+        </w:rPr>
         <w:tab/>
       </w:r>
       <w:r>
+        <w:rPr>
+          <w:sz w:val="28"/>
+          <w:szCs w:val="28"/>
+        </w:rPr>
         <w:fldChar w:fldCharType="begin"/>
       </w:r>
       <w:r>
+        <w:rPr>
+          <w:sz w:val="28"/>
+          <w:szCs w:val="28"/>
+        </w:rPr>
         <w:instrText xml:space="preserve"> PAGEREF _Toc1407789358 \h </w:instrText>
       </w:r>
       <w:r>
+        <w:rPr>
+          <w:sz w:val="28"/>
+          <w:szCs w:val="28"/>
+        </w:rPr>
         <w:fldChar w:fldCharType="separate"/>
       </w:r>
       <w:r>
+        <w:rPr>
+          <w:sz w:val="28"/>
+          <w:szCs w:val="28"/>
+        </w:rPr>
         <w:t>26</w:t>
       </w:r>
       <w:r>
+        <w:rPr>
+          <w:sz w:val="28"/>
+          <w:szCs w:val="28"/>
+        </w:rPr>
         <w:fldChar w:fldCharType="end"/>
       </w:r>
       <w:r>
+        <w:rPr>
+          <w:sz w:val="28"/>
+          <w:szCs w:val="28"/>
+        </w:rPr>
         <w:fldChar w:fldCharType="end"/>
       </w:r>
     </w:p>
@@ -1103,40 +1485,81 @@
         </w:tabs>
       </w:pPr>
       <w:r>
+        <w:rPr>
+          <w:sz w:val="28"/>
+          <w:szCs w:val="28"/>
+        </w:rPr>
         <w:fldChar w:fldCharType="begin"/>
       </w:r>
       <w:r>
+        <w:rPr>
+          <w:sz w:val="28"/>
+          <w:szCs w:val="28"/>
+        </w:rPr>
         <w:instrText xml:space="preserve"> HYPERLINK \l _Toc1888400907 </w:instrText>
       </w:r>
       <w:r>
+        <w:rPr>
+          <w:sz w:val="28"/>
+          <w:szCs w:val="28"/>
+        </w:rPr>
         <w:fldChar w:fldCharType="separate"/>
       </w:r>
       <w:r>
         <w:rPr>
           <w:rFonts w:ascii="Times New Roman" w:hAnsi="Times New Roman" w:eastAsia="Times New Roman" w:cs="Times New Roman"/>
           <w:szCs w:val="28"/>
+          <w:sz w:val="28"/>
         </w:rPr>
         <w:t>2.1 Экономика производства и unit-экономика продукта</w:t>
       </w:r>
       <w:r>
+        <w:rPr>
+          <w:sz w:val="28"/>
+          <w:szCs w:val="28"/>
+        </w:rPr>
         <w:tab/>
       </w:r>
       <w:r>
+        <w:rPr>
+          <w:sz w:val="28"/>
+          <w:szCs w:val="28"/>
+        </w:rPr>
         <w:fldChar w:fldCharType="begin"/>
       </w:r>
       <w:r>
+        <w:rPr>
+          <w:sz w:val="28"/>
+          <w:szCs w:val="28"/>
+        </w:rPr>
         <w:instrText xml:space="preserve"> PAGEREF _Toc1888400907 \h </w:instrText>
       </w:r>
       <w:r>
+        <w:rPr>
+          <w:sz w:val="28"/>
+          <w:szCs w:val="28"/>
+        </w:rPr>
         <w:fldChar w:fldCharType="separate"/>
       </w:r>
       <w:r>
+        <w:rPr>
+          <w:sz w:val="28"/>
+          <w:szCs w:val="28"/>
+        </w:rPr>
         <w:t>26</w:t>
       </w:r>
       <w:r>
+        <w:rPr>
+          <w:sz w:val="28"/>
+          <w:szCs w:val="28"/>
+        </w:rPr>
         <w:fldChar w:fldCharType="end"/>
       </w:r>
       <w:r>
+        <w:rPr>
+          <w:sz w:val="28"/>
+          <w:szCs w:val="28"/>
+        </w:rPr>
         <w:fldChar w:fldCharType="end"/>
       </w:r>
     </w:p>
@@ -1148,40 +1571,81 @@
         </w:tabs>
       </w:pPr>
       <w:r>
+        <w:rPr>
+          <w:sz w:val="28"/>
+          <w:szCs w:val="28"/>
+        </w:rPr>
         <w:fldChar w:fldCharType="begin"/>
       </w:r>
       <w:r>
+        <w:rPr>
+          <w:sz w:val="28"/>
+          <w:szCs w:val="28"/>
+        </w:rPr>
         <w:instrText xml:space="preserve"> HYPERLINK \l _Toc693224936 </w:instrText>
       </w:r>
       <w:r>
+        <w:rPr>
+          <w:sz w:val="28"/>
+          <w:szCs w:val="28"/>
+        </w:rPr>
         <w:fldChar w:fldCharType="separate"/>
       </w:r>
       <w:r>
         <w:rPr>
           <w:rFonts w:ascii="Times New Roman" w:hAnsi="Times New Roman" w:eastAsia="Times New Roman" w:cs="Times New Roman"/>
           <w:szCs w:val="28"/>
+          <w:sz w:val="28"/>
         </w:rPr>
         <w:t>2.2 Производственная модель и масштабирование</w:t>
       </w:r>
       <w:r>
+        <w:rPr>
+          <w:sz w:val="28"/>
+          <w:szCs w:val="28"/>
+        </w:rPr>
         <w:tab/>
       </w:r>
       <w:r>
+        <w:rPr>
+          <w:sz w:val="28"/>
+          <w:szCs w:val="28"/>
+        </w:rPr>
         <w:fldChar w:fldCharType="begin"/>
       </w:r>
       <w:r>
+        <w:rPr>
+          <w:sz w:val="28"/>
+          <w:szCs w:val="28"/>
+        </w:rPr>
         <w:instrText xml:space="preserve"> PAGEREF _Toc693224936 \h </w:instrText>
       </w:r>
       <w:r>
+        <w:rPr>
+          <w:sz w:val="28"/>
+          <w:szCs w:val="28"/>
+        </w:rPr>
         <w:fldChar w:fldCharType="separate"/>
       </w:r>
       <w:r>
+        <w:rPr>
+          <w:sz w:val="28"/>
+          <w:szCs w:val="28"/>
+        </w:rPr>
         <w:t>29</w:t>
       </w:r>
       <w:r>
+        <w:rPr>
+          <w:sz w:val="28"/>
+          <w:szCs w:val="28"/>
+        </w:rPr>
         <w:fldChar w:fldCharType="end"/>
       </w:r>
       <w:r>
+        <w:rPr>
+          <w:sz w:val="28"/>
+          <w:szCs w:val="28"/>
+        </w:rPr>
         <w:fldChar w:fldCharType="end"/>
       </w:r>
     </w:p>
@@ -1193,40 +1657,81 @@
         </w:tabs>
       </w:pPr>
       <w:r>
+        <w:rPr>
+          <w:sz w:val="28"/>
+          <w:szCs w:val="28"/>
+        </w:rPr>
         <w:fldChar w:fldCharType="begin"/>
       </w:r>
       <w:r>
+        <w:rPr>
+          <w:sz w:val="28"/>
+          <w:szCs w:val="28"/>
+        </w:rPr>
         <w:instrText xml:space="preserve"> HYPERLINK \l _Toc932714377 </w:instrText>
       </w:r>
       <w:r>
+        <w:rPr>
+          <w:sz w:val="28"/>
+          <w:szCs w:val="28"/>
+        </w:rPr>
         <w:fldChar w:fldCharType="separate"/>
       </w:r>
       <w:r>
         <w:rPr>
           <w:rFonts w:ascii="Times New Roman" w:hAnsi="Times New Roman" w:eastAsia="Times New Roman" w:cs="Times New Roman"/>
           <w:szCs w:val="28"/>
+          <w:sz w:val="28"/>
         </w:rPr>
         <w:t>2.3 Финансовая модель и стратегия финансирования</w:t>
       </w:r>
       <w:r>
+        <w:rPr>
+          <w:sz w:val="28"/>
+          <w:szCs w:val="28"/>
+        </w:rPr>
         <w:tab/>
       </w:r>
       <w:r>
+        <w:rPr>
+          <w:sz w:val="28"/>
+          <w:szCs w:val="28"/>
+        </w:rPr>
         <w:fldChar w:fldCharType="begin"/>
       </w:r>
       <w:r>
+        <w:rPr>
+          <w:sz w:val="28"/>
+          <w:szCs w:val="28"/>
+        </w:rPr>
         <w:instrText xml:space="preserve"> PAGEREF _Toc932714377 \h </w:instrText>
       </w:r>
       <w:r>
+        <w:rPr>
+          <w:sz w:val="28"/>
+          <w:szCs w:val="28"/>
+        </w:rPr>
         <w:fldChar w:fldCharType="separate"/>
       </w:r>
       <w:r>
+        <w:rPr>
+          <w:sz w:val="28"/>
+          <w:szCs w:val="28"/>
+        </w:rPr>
         <w:t>32</w:t>
       </w:r>
       <w:r>
+        <w:rPr>
+          <w:sz w:val="28"/>
+          <w:szCs w:val="28"/>
+        </w:rPr>
         <w:fldChar w:fldCharType="end"/>
       </w:r>
       <w:r>
+        <w:rPr>
+          <w:sz w:val="28"/>
+          <w:szCs w:val="28"/>
+        </w:rPr>
         <w:fldChar w:fldCharType="end"/>
       </w:r>
     </w:p>
@@ -1238,40 +1743,81 @@
         </w:tabs>
       </w:pPr>
       <w:r>
+        <w:rPr>
+          <w:sz w:val="28"/>
+          <w:szCs w:val="28"/>
+        </w:rPr>
         <w:fldChar w:fldCharType="begin"/>
       </w:r>
       <w:r>
+        <w:rPr>
+          <w:sz w:val="28"/>
+          <w:szCs w:val="28"/>
+        </w:rPr>
         <w:instrText xml:space="preserve"> HYPERLINK \l _Toc1647394786 </w:instrText>
       </w:r>
       <w:r>
+        <w:rPr>
+          <w:sz w:val="28"/>
+          <w:szCs w:val="28"/>
+        </w:rPr>
         <w:fldChar w:fldCharType="separate"/>
       </w:r>
       <w:r>
         <w:rPr>
           <w:rFonts w:ascii="Times New Roman" w:hAnsi="Times New Roman" w:eastAsia="Times New Roman" w:cs="Times New Roman"/>
           <w:szCs w:val="28"/>
+          <w:sz w:val="28"/>
         </w:rPr>
         <w:t>Выводы по главе 2</w:t>
       </w:r>
       <w:r>
+        <w:rPr>
+          <w:sz w:val="28"/>
+          <w:szCs w:val="28"/>
+        </w:rPr>
         <w:tab/>
       </w:r>
       <w:r>
+        <w:rPr>
+          <w:sz w:val="28"/>
+          <w:szCs w:val="28"/>
+        </w:rPr>
         <w:fldChar w:fldCharType="begin"/>
       </w:r>
       <w:r>
+        <w:rPr>
+          <w:sz w:val="28"/>
+          <w:szCs w:val="28"/>
+        </w:rPr>
         <w:instrText xml:space="preserve"> PAGEREF _Toc1647394786 \h </w:instrText>
       </w:r>
       <w:r>
+        <w:rPr>
+          <w:sz w:val="28"/>
+          <w:szCs w:val="28"/>
+        </w:rPr>
         <w:fldChar w:fldCharType="separate"/>
       </w:r>
       <w:r>
+        <w:rPr>
+          <w:sz w:val="28"/>
+          <w:szCs w:val="28"/>
+        </w:rPr>
         <w:t>38</w:t>
       </w:r>
       <w:r>
+        <w:rPr>
+          <w:sz w:val="28"/>
+          <w:szCs w:val="28"/>
+        </w:rPr>
         <w:fldChar w:fldCharType="end"/>
       </w:r>
       <w:r>
+        <w:rPr>
+          <w:sz w:val="28"/>
+          <w:szCs w:val="28"/>
+        </w:rPr>
         <w:fldChar w:fldCharType="end"/>
       </w:r>
     </w:p>
@@ -1283,40 +1829,81 @@
         </w:tabs>
       </w:pPr>
       <w:r>
+        <w:rPr>
+          <w:sz w:val="28"/>
+          <w:szCs w:val="28"/>
+        </w:rPr>
         <w:fldChar w:fldCharType="begin"/>
       </w:r>
       <w:r>
+        <w:rPr>
+          <w:sz w:val="28"/>
+          <w:szCs w:val="28"/>
+        </w:rPr>
         <w:instrText xml:space="preserve"> HYPERLINK \l _Toc257507531 </w:instrText>
       </w:r>
       <w:r>
+        <w:rPr>
+          <w:sz w:val="28"/>
+          <w:szCs w:val="28"/>
+        </w:rPr>
         <w:fldChar w:fldCharType="separate"/>
       </w:r>
       <w:r>
         <w:rPr>
           <w:rFonts w:ascii="Times New Roman" w:hAnsi="Times New Roman" w:eastAsia="Times New Roman" w:cs="Times New Roman"/>
           <w:szCs w:val="28"/>
+          <w:sz w:val="28"/>
         </w:rPr>
         <w:t>3 ОЦЕНКА ЭФФЕКТИВНОСТИ И СТРАТЕГИЯ КОММЕРЦИАЛИЗАЦИИ</w:t>
       </w:r>
       <w:r>
+        <w:rPr>
+          <w:sz w:val="28"/>
+          <w:szCs w:val="28"/>
+        </w:rPr>
         <w:tab/>
       </w:r>
       <w:r>
+        <w:rPr>
+          <w:sz w:val="28"/>
+          <w:szCs w:val="28"/>
+        </w:rPr>
         <w:fldChar w:fldCharType="begin"/>
       </w:r>
       <w:r>
+        <w:rPr>
+          <w:sz w:val="28"/>
+          <w:szCs w:val="28"/>
+        </w:rPr>
         <w:instrText xml:space="preserve"> PAGEREF _Toc257507531 \h </w:instrText>
       </w:r>
       <w:r>
+        <w:rPr>
+          <w:sz w:val="28"/>
+          <w:szCs w:val="28"/>
+        </w:rPr>
         <w:fldChar w:fldCharType="separate"/>
       </w:r>
       <w:r>
+        <w:rPr>
+          <w:sz w:val="28"/>
+          <w:szCs w:val="28"/>
+        </w:rPr>
         <w:t>39</w:t>
       </w:r>
       <w:r>
+        <w:rPr>
+          <w:sz w:val="28"/>
+          <w:szCs w:val="28"/>
+        </w:rPr>
         <w:fldChar w:fldCharType="end"/>
       </w:r>
       <w:r>
+        <w:rPr>
+          <w:sz w:val="28"/>
+          <w:szCs w:val="28"/>
+        </w:rPr>
         <w:fldChar w:fldCharType="end"/>
       </w:r>
     </w:p>
@@ -1328,40 +1915,81 @@
         </w:tabs>
       </w:pPr>
       <w:r>
+        <w:rPr>
+          <w:sz w:val="28"/>
+          <w:szCs w:val="28"/>
+        </w:rPr>
         <w:fldChar w:fldCharType="begin"/>
       </w:r>
       <w:r>
+        <w:rPr>
+          <w:sz w:val="28"/>
+          <w:szCs w:val="28"/>
+        </w:rPr>
         <w:instrText xml:space="preserve"> HYPERLINK \l _Toc749524812 </w:instrText>
       </w:r>
       <w:r>
+        <w:rPr>
+          <w:sz w:val="28"/>
+          <w:szCs w:val="28"/>
+        </w:rPr>
         <w:fldChar w:fldCharType="separate"/>
       </w:r>
       <w:r>
         <w:rPr>
           <w:rFonts w:ascii="Times New Roman" w:hAnsi="Times New Roman" w:eastAsia="Times New Roman" w:cs="Times New Roman"/>
           <w:szCs w:val="28"/>
+          <w:sz w:val="28"/>
         </w:rPr>
         <w:t>3.1 Оценка экономической эффективности проекта</w:t>
       </w:r>
       <w:r>
+        <w:rPr>
+          <w:sz w:val="28"/>
+          <w:szCs w:val="28"/>
+        </w:rPr>
         <w:tab/>
       </w:r>
       <w:r>
+        <w:rPr>
+          <w:sz w:val="28"/>
+          <w:szCs w:val="28"/>
+        </w:rPr>
         <w:fldChar w:fldCharType="begin"/>
       </w:r>
       <w:r>
+        <w:rPr>
+          <w:sz w:val="28"/>
+          <w:szCs w:val="28"/>
+        </w:rPr>
         <w:instrText xml:space="preserve"> PAGEREF _Toc749524812 \h </w:instrText>
       </w:r>
       <w:r>
+        <w:rPr>
+          <w:sz w:val="28"/>
+          <w:szCs w:val="28"/>
+        </w:rPr>
         <w:fldChar w:fldCharType="separate"/>
       </w:r>
       <w:r>
+        <w:rPr>
+          <w:sz w:val="28"/>
+          <w:szCs w:val="28"/>
+        </w:rPr>
         <w:t>39</w:t>
       </w:r>
       <w:r>
+        <w:rPr>
+          <w:sz w:val="28"/>
+          <w:szCs w:val="28"/>
+        </w:rPr>
         <w:fldChar w:fldCharType="end"/>
       </w:r>
       <w:r>
+        <w:rPr>
+          <w:sz w:val="28"/>
+          <w:szCs w:val="28"/>
+        </w:rPr>
         <w:fldChar w:fldCharType="end"/>
       </w:r>
     </w:p>
@@ -1373,40 +2001,81 @@
         </w:tabs>
       </w:pPr>
       <w:r>
+        <w:rPr>
+          <w:sz w:val="28"/>
+          <w:szCs w:val="28"/>
+        </w:rPr>
         <w:fldChar w:fldCharType="begin"/>
       </w:r>
       <w:r>
+        <w:rPr>
+          <w:sz w:val="28"/>
+          <w:szCs w:val="28"/>
+        </w:rPr>
         <w:instrText xml:space="preserve"> HYPERLINK \l _Toc124441982 </w:instrText>
       </w:r>
       <w:r>
+        <w:rPr>
+          <w:sz w:val="28"/>
+          <w:szCs w:val="28"/>
+        </w:rPr>
         <w:fldChar w:fldCharType="separate"/>
       </w:r>
       <w:r>
         <w:rPr>
           <w:rFonts w:ascii="Times New Roman" w:hAnsi="Times New Roman" w:eastAsia="Times New Roman" w:cs="Times New Roman"/>
           <w:szCs w:val="28"/>
+          <w:sz w:val="28"/>
         </w:rPr>
         <w:t>3.2 Стратегия выхода на рынок и масштабирования</w:t>
       </w:r>
       <w:r>
+        <w:rPr>
+          <w:sz w:val="28"/>
+          <w:szCs w:val="28"/>
+        </w:rPr>
         <w:tab/>
       </w:r>
       <w:r>
+        <w:rPr>
+          <w:sz w:val="28"/>
+          <w:szCs w:val="28"/>
+        </w:rPr>
         <w:fldChar w:fldCharType="begin"/>
       </w:r>
       <w:r>
+        <w:rPr>
+          <w:sz w:val="28"/>
+          <w:szCs w:val="28"/>
+        </w:rPr>
         <w:instrText xml:space="preserve"> PAGEREF _Toc124441982 \h </w:instrText>
       </w:r>
       <w:r>
+        <w:rPr>
+          <w:sz w:val="28"/>
+          <w:szCs w:val="28"/>
+        </w:rPr>
         <w:fldChar w:fldCharType="separate"/>
       </w:r>
       <w:r>
+        <w:rPr>
+          <w:sz w:val="28"/>
+          <w:szCs w:val="28"/>
+        </w:rPr>
         <w:t>41</w:t>
       </w:r>
       <w:r>
+        <w:rPr>
+          <w:sz w:val="28"/>
+          <w:szCs w:val="28"/>
+        </w:rPr>
         <w:fldChar w:fldCharType="end"/>
       </w:r>
       <w:r>
+        <w:rPr>
+          <w:sz w:val="28"/>
+          <w:szCs w:val="28"/>
+        </w:rPr>
         <w:fldChar w:fldCharType="end"/>
       </w:r>
     </w:p>
@@ -1418,40 +2087,81 @@
         </w:tabs>
       </w:pPr>
       <w:r>
+        <w:rPr>
+          <w:sz w:val="28"/>
+          <w:szCs w:val="28"/>
+        </w:rPr>
         <w:fldChar w:fldCharType="begin"/>
       </w:r>
       <w:r>
+        <w:rPr>
+          <w:sz w:val="28"/>
+          <w:szCs w:val="28"/>
+        </w:rPr>
         <w:instrText xml:space="preserve"> HYPERLINK \l _Toc1994802943 </w:instrText>
       </w:r>
       <w:r>
+        <w:rPr>
+          <w:sz w:val="28"/>
+          <w:szCs w:val="28"/>
+        </w:rPr>
         <w:fldChar w:fldCharType="separate"/>
       </w:r>
       <w:r>
         <w:rPr>
           <w:rFonts w:ascii="Times New Roman" w:hAnsi="Times New Roman" w:eastAsia="Times New Roman" w:cs="Times New Roman"/>
           <w:szCs w:val="28"/>
+          <w:sz w:val="28"/>
         </w:rPr>
         <w:t>3.3 Анализ рисков и рекомендации по их снижению</w:t>
       </w:r>
       <w:r>
+        <w:rPr>
+          <w:sz w:val="28"/>
+          <w:szCs w:val="28"/>
+        </w:rPr>
         <w:tab/>
       </w:r>
       <w:r>
+        <w:rPr>
+          <w:sz w:val="28"/>
+          <w:szCs w:val="28"/>
+        </w:rPr>
         <w:fldChar w:fldCharType="begin"/>
       </w:r>
       <w:r>
+        <w:rPr>
+          <w:sz w:val="28"/>
+          <w:szCs w:val="28"/>
+        </w:rPr>
         <w:instrText xml:space="preserve"> PAGEREF _Toc1994802943 \h </w:instrText>
       </w:r>
       <w:r>
+        <w:rPr>
+          <w:sz w:val="28"/>
+          <w:szCs w:val="28"/>
+        </w:rPr>
         <w:fldChar w:fldCharType="separate"/>
       </w:r>
       <w:r>
+        <w:rPr>
+          <w:sz w:val="28"/>
+          <w:szCs w:val="28"/>
+        </w:rPr>
         <w:t>47</w:t>
       </w:r>
       <w:r>
+        <w:rPr>
+          <w:sz w:val="28"/>
+          <w:szCs w:val="28"/>
+        </w:rPr>
         <w:fldChar w:fldCharType="end"/>
       </w:r>
       <w:r>
+        <w:rPr>
+          <w:sz w:val="28"/>
+          <w:szCs w:val="28"/>
+        </w:rPr>
         <w:fldChar w:fldCharType="end"/>
       </w:r>
     </w:p>
@@ -1463,40 +2173,81 @@
         </w:tabs>
       </w:pPr>
       <w:r>
+        <w:rPr>
+          <w:sz w:val="28"/>
+          <w:szCs w:val="28"/>
+        </w:rPr>
         <w:fldChar w:fldCharType="begin"/>
       </w:r>
       <w:r>
+        <w:rPr>
+          <w:sz w:val="28"/>
+          <w:szCs w:val="28"/>
+        </w:rPr>
         <w:instrText xml:space="preserve"> HYPERLINK \l _Toc138366037 </w:instrText>
       </w:r>
       <w:r>
+        <w:rPr>
+          <w:sz w:val="28"/>
+          <w:szCs w:val="28"/>
+        </w:rPr>
         <w:fldChar w:fldCharType="separate"/>
       </w:r>
       <w:r>
         <w:rPr>
           <w:rFonts w:ascii="Times New Roman" w:hAnsi="Times New Roman" w:eastAsia="Times New Roman" w:cs="Times New Roman"/>
           <w:szCs w:val="28"/>
+          <w:sz w:val="28"/>
         </w:rPr>
         <w:t>Выводы по главе 3</w:t>
       </w:r>
       <w:r>
+        <w:rPr>
+          <w:sz w:val="28"/>
+          <w:szCs w:val="28"/>
+        </w:rPr>
         <w:tab/>
       </w:r>
       <w:r>
+        <w:rPr>
+          <w:sz w:val="28"/>
+          <w:szCs w:val="28"/>
+        </w:rPr>
         <w:fldChar w:fldCharType="begin"/>
       </w:r>
       <w:r>
+        <w:rPr>
+          <w:sz w:val="28"/>
+          <w:szCs w:val="28"/>
+        </w:rPr>
         <w:instrText xml:space="preserve"> PAGEREF _Toc138366037 \h </w:instrText>
       </w:r>
       <w:r>
+        <w:rPr>
+          <w:sz w:val="28"/>
+          <w:szCs w:val="28"/>
+        </w:rPr>
         <w:fldChar w:fldCharType="separate"/>
       </w:r>
       <w:r>
+        <w:rPr>
+          <w:sz w:val="28"/>
+          <w:szCs w:val="28"/>
+        </w:rPr>
         <w:t>52</w:t>
       </w:r>
       <w:r>
+        <w:rPr>
+          <w:sz w:val="28"/>
+          <w:szCs w:val="28"/>
+        </w:rPr>
         <w:fldChar w:fldCharType="end"/>
       </w:r>
       <w:r>
+        <w:rPr>
+          <w:sz w:val="28"/>
+          <w:szCs w:val="28"/>
+        </w:rPr>
         <w:fldChar w:fldCharType="end"/>
       </w:r>
     </w:p>
@@ -1508,40 +2259,81 @@
         </w:tabs>
       </w:pPr>
       <w:r>
+        <w:rPr>
+          <w:sz w:val="28"/>
+          <w:szCs w:val="28"/>
+        </w:rPr>
         <w:fldChar w:fldCharType="begin"/>
       </w:r>
       <w:r>
+        <w:rPr>
+          <w:sz w:val="28"/>
+          <w:szCs w:val="28"/>
+        </w:rPr>
         <w:instrText xml:space="preserve"> HYPERLINK \l _Toc1940677805 </w:instrText>
       </w:r>
       <w:r>
+        <w:rPr>
+          <w:sz w:val="28"/>
+          <w:szCs w:val="28"/>
+        </w:rPr>
         <w:fldChar w:fldCharType="separate"/>
       </w:r>
       <w:r>
         <w:rPr>
           <w:rFonts w:ascii="Times New Roman" w:hAnsi="Times New Roman" w:eastAsia="Times New Roman" w:cs="Times New Roman"/>
           <w:szCs w:val="28"/>
+          <w:sz w:val="28"/>
         </w:rPr>
         <w:t>ЗАКЛЮЧЕНИЕ</w:t>
       </w:r>
       <w:r>
+        <w:rPr>
+          <w:sz w:val="28"/>
+          <w:szCs w:val="28"/>
+        </w:rPr>
         <w:tab/>
       </w:r>
       <w:r>
+        <w:rPr>
+          <w:sz w:val="28"/>
+          <w:szCs w:val="28"/>
+        </w:rPr>
         <w:fldChar w:fldCharType="begin"/>
       </w:r>
       <w:r>
+        <w:rPr>
+          <w:sz w:val="28"/>
+          <w:szCs w:val="28"/>
+        </w:rPr>
         <w:instrText xml:space="preserve"> PAGEREF _Toc1940677805 \h </w:instrText>
       </w:r>
       <w:r>
+        <w:rPr>
+          <w:sz w:val="28"/>
+          <w:szCs w:val="28"/>
+        </w:rPr>
         <w:fldChar w:fldCharType="separate"/>
       </w:r>
       <w:r>
+        <w:rPr>
+          <w:sz w:val="28"/>
+          <w:szCs w:val="28"/>
+        </w:rPr>
         <w:t>54</w:t>
       </w:r>
       <w:r>
+        <w:rPr>
+          <w:sz w:val="28"/>
+          <w:szCs w:val="28"/>
+        </w:rPr>
         <w:fldChar w:fldCharType="end"/>
       </w:r>
       <w:r>
+        <w:rPr>
+          <w:sz w:val="28"/>
+          <w:szCs w:val="28"/>
+        </w:rPr>
         <w:fldChar w:fldCharType="end"/>
       </w:r>
     </w:p>
@@ -1553,40 +2345,81 @@
         </w:tabs>
       </w:pPr>
       <w:r>
+        <w:rPr>
+          <w:sz w:val="28"/>
+          <w:szCs w:val="28"/>
+        </w:rPr>
         <w:fldChar w:fldCharType="begin"/>
       </w:r>
       <w:r>
+        <w:rPr>
+          <w:sz w:val="28"/>
+          <w:szCs w:val="28"/>
+        </w:rPr>
         <w:instrText xml:space="preserve"> HYPERLINK \l _Toc990237999 </w:instrText>
       </w:r>
       <w:r>
+        <w:rPr>
+          <w:sz w:val="28"/>
+          <w:szCs w:val="28"/>
+        </w:rPr>
         <w:fldChar w:fldCharType="separate"/>
       </w:r>
       <w:r>
         <w:rPr>
           <w:rFonts w:ascii="Times New Roman" w:hAnsi="Times New Roman" w:eastAsia="Times New Roman" w:cs="Times New Roman"/>
           <w:szCs w:val="28"/>
+          <w:sz w:val="28"/>
         </w:rPr>
         <w:t>СПИСОК ИСПОЛЬЗОВАННЫХ ИСТОЧНИКОВ</w:t>
       </w:r>
       <w:r>
+        <w:rPr>
+          <w:sz w:val="28"/>
+          <w:szCs w:val="28"/>
+        </w:rPr>
         <w:tab/>
       </w:r>
       <w:r>
+        <w:rPr>
+          <w:sz w:val="28"/>
+          <w:szCs w:val="28"/>
+        </w:rPr>
         <w:fldChar w:fldCharType="begin"/>
       </w:r>
       <w:r>
+        <w:rPr>
+          <w:sz w:val="28"/>
+          <w:szCs w:val="28"/>
+        </w:rPr>
         <w:instrText xml:space="preserve"> PAGEREF _Toc990237999 \h </w:instrText>
       </w:r>
       <w:r>
+        <w:rPr>
+          <w:sz w:val="28"/>
+          <w:szCs w:val="28"/>
+        </w:rPr>
         <w:fldChar w:fldCharType="separate"/>
       </w:r>
       <w:r>
+        <w:rPr>
+          <w:sz w:val="28"/>
+          <w:szCs w:val="28"/>
+        </w:rPr>
         <w:t>56</w:t>
       </w:r>
       <w:r>
+        <w:rPr>
+          <w:sz w:val="28"/>
+          <w:szCs w:val="28"/>
+        </w:rPr>
         <w:fldChar w:fldCharType="end"/>
       </w:r>
       <w:r>
+        <w:rPr>
+          <w:sz w:val="28"/>
+          <w:szCs w:val="28"/>
+        </w:rPr>
         <w:fldChar w:fldCharType="end"/>
       </w:r>
     </w:p>
@@ -1598,39 +2431,81 @@
         </w:tabs>
       </w:pPr>
       <w:r>
+        <w:rPr>
+          <w:sz w:val="28"/>
+          <w:szCs w:val="28"/>
+        </w:rPr>
         <w:fldChar w:fldCharType="begin"/>
       </w:r>
       <w:r>
+        <w:rPr>
+          <w:sz w:val="28"/>
+          <w:szCs w:val="28"/>
+        </w:rPr>
         <w:instrText xml:space="preserve"> HYPERLINK \l _Toc2079268590 </w:instrText>
       </w:r>
       <w:r>
+        <w:rPr>
+          <w:sz w:val="28"/>
+          <w:szCs w:val="28"/>
+        </w:rPr>
         <w:fldChar w:fldCharType="separate"/>
       </w:r>
       <w:r>
         <w:rPr>
           <w:rFonts w:ascii="Times New Roman" w:hAnsi="Times New Roman"/>
+          <w:sz w:val="28"/>
+          <w:szCs w:val="28"/>
         </w:rPr>
         <w:t>СПИСОК ИЛЛЮСТРАТИВНОГО МАТЕРИАЛА</w:t>
       </w:r>
       <w:r>
+        <w:rPr>
+          <w:sz w:val="28"/>
+          <w:szCs w:val="28"/>
+        </w:rPr>
         <w:tab/>
       </w:r>
       <w:r>
+        <w:rPr>
+          <w:sz w:val="28"/>
+          <w:szCs w:val="28"/>
+        </w:rPr>
         <w:fldChar w:fldCharType="begin"/>
       </w:r>
       <w:r>
+        <w:rPr>
+          <w:sz w:val="28"/>
+          <w:szCs w:val="28"/>
+        </w:rPr>
         <w:instrText xml:space="preserve"> PAGEREF _Toc2079268590 \h </w:instrText>
       </w:r>
       <w:r>
+        <w:rPr>
+          <w:sz w:val="28"/>
+          <w:szCs w:val="28"/>
+        </w:rPr>
         <w:fldChar w:fldCharType="separate"/>
       </w:r>
       <w:r>
+        <w:rPr>
+          <w:sz w:val="28"/>
+          <w:szCs w:val="28"/>
+        </w:rPr>
         <w:t>62</w:t>
       </w:r>
       <w:r>
+        <w:rPr>
+          <w:sz w:val="28"/>
+          <w:szCs w:val="28"/>
+        </w:rPr>
         <w:fldChar w:fldCharType="end"/>
       </w:r>
       <w:r>
+        <w:rPr>
+          <w:sz w:val="28"/>
+          <w:szCs w:val="28"/>
+        </w:rPr>
         <w:fldChar w:fldCharType="end"/>
       </w:r>
     </w:p>
@@ -1642,40 +2517,81 @@
         </w:tabs>
       </w:pPr>
       <w:r>
+        <w:rPr>
+          <w:sz w:val="28"/>
+          <w:szCs w:val="28"/>
+        </w:rPr>
         <w:fldChar w:fldCharType="begin"/>
       </w:r>
       <w:r>
+        <w:rPr>
+          <w:sz w:val="28"/>
+          <w:szCs w:val="28"/>
+        </w:rPr>
         <w:instrText xml:space="preserve"> HYPERLINK \l _Toc265804499 </w:instrText>
       </w:r>
       <w:r>
+        <w:rPr>
+          <w:sz w:val="28"/>
+          <w:szCs w:val="28"/>
+        </w:rPr>
         <w:fldChar w:fldCharType="separate"/>
       </w:r>
       <w:r>
         <w:rPr>
           <w:rFonts w:ascii="Times New Roman" w:hAnsi="Times New Roman" w:eastAsia="Times New Roman" w:cs="Times New Roman"/>
           <w:szCs w:val="28"/>
+          <w:sz w:val="28"/>
         </w:rPr>
         <w:t>ПРИЛОЖЕНИЕ А (обязательное)</w:t>
       </w:r>
       <w:r>
+        <w:rPr>
+          <w:sz w:val="28"/>
+          <w:szCs w:val="28"/>
+        </w:rPr>
         <w:tab/>
       </w:r>
       <w:r>
+        <w:rPr>
+          <w:sz w:val="28"/>
+          <w:szCs w:val="28"/>
+        </w:rPr>
         <w:fldChar w:fldCharType="begin"/>
       </w:r>
       <w:r>
+        <w:rPr>
+          <w:sz w:val="28"/>
+          <w:szCs w:val="28"/>
+        </w:rPr>
         <w:instrText xml:space="preserve"> PAGEREF _Toc265804499 \h </w:instrText>
       </w:r>
       <w:r>
+        <w:rPr>
+          <w:sz w:val="28"/>
+          <w:szCs w:val="28"/>
+        </w:rPr>
         <w:fldChar w:fldCharType="separate"/>
       </w:r>
       <w:r>
+        <w:rPr>
+          <w:sz w:val="28"/>
+          <w:szCs w:val="28"/>
+        </w:rPr>
         <w:t>64</w:t>
       </w:r>
       <w:r>
+        <w:rPr>
+          <w:sz w:val="28"/>
+          <w:szCs w:val="28"/>
+        </w:rPr>
         <w:fldChar w:fldCharType="end"/>
       </w:r>
       <w:r>
+        <w:rPr>
+          <w:sz w:val="28"/>
+          <w:szCs w:val="28"/>
+        </w:rPr>
         <w:fldChar w:fldCharType="end"/>
       </w:r>
     </w:p>
@@ -1687,40 +2603,81 @@
         </w:tabs>
       </w:pPr>
       <w:r>
+        <w:rPr>
+          <w:sz w:val="28"/>
+          <w:szCs w:val="28"/>
+        </w:rPr>
         <w:fldChar w:fldCharType="begin"/>
       </w:r>
       <w:r>
+        <w:rPr>
+          <w:sz w:val="28"/>
+          <w:szCs w:val="28"/>
+        </w:rPr>
         <w:instrText xml:space="preserve"> HYPERLINK \l _Toc610228933 </w:instrText>
       </w:r>
       <w:r>
+        <w:rPr>
+          <w:sz w:val="28"/>
+          <w:szCs w:val="28"/>
+        </w:rPr>
         <w:fldChar w:fldCharType="separate"/>
       </w:r>
       <w:r>
         <w:rPr>
           <w:rFonts w:ascii="Times New Roman" w:hAnsi="Times New Roman" w:eastAsia="Times New Roman" w:cs="Times New Roman"/>
           <w:szCs w:val="28"/>
+          <w:sz w:val="28"/>
         </w:rPr>
         <w:t>ПРИЛОЖЕНИЕ Б (обязательное)</w:t>
       </w:r>
       <w:r>
+        <w:rPr>
+          <w:sz w:val="28"/>
+          <w:szCs w:val="28"/>
+        </w:rPr>
         <w:tab/>
       </w:r>
       <w:r>
+        <w:rPr>
+          <w:sz w:val="28"/>
+          <w:szCs w:val="28"/>
+        </w:rPr>
         <w:fldChar w:fldCharType="begin"/>
       </w:r>
       <w:r>
+        <w:rPr>
+          <w:sz w:val="28"/>
+          <w:szCs w:val="28"/>
+        </w:rPr>
         <w:instrText xml:space="preserve"> PAGEREF _Toc610228933 \h </w:instrText>
       </w:r>
       <w:r>
+        <w:rPr>
+          <w:sz w:val="28"/>
+          <w:szCs w:val="28"/>
+        </w:rPr>
         <w:fldChar w:fldCharType="separate"/>
       </w:r>
       <w:r>
+        <w:rPr>
+          <w:sz w:val="28"/>
+          <w:szCs w:val="28"/>
+        </w:rPr>
         <w:t>67</w:t>
       </w:r>
       <w:r>
+        <w:rPr>
+          <w:sz w:val="28"/>
+          <w:szCs w:val="28"/>
+        </w:rPr>
         <w:fldChar w:fldCharType="end"/>
       </w:r>
       <w:r>
+        <w:rPr>
+          <w:sz w:val="28"/>
+          <w:szCs w:val="28"/>
+        </w:rPr>
         <w:fldChar w:fldCharType="end"/>
       </w:r>
     </w:p>
@@ -1732,40 +2689,81 @@
         </w:tabs>
       </w:pPr>
       <w:r>
+        <w:rPr>
+          <w:sz w:val="28"/>
+          <w:szCs w:val="28"/>
+        </w:rPr>
         <w:fldChar w:fldCharType="begin"/>
       </w:r>
       <w:r>
+        <w:rPr>
+          <w:sz w:val="28"/>
+          <w:szCs w:val="28"/>
+        </w:rPr>
         <w:instrText xml:space="preserve"> HYPERLINK \l _Toc1883262506 </w:instrText>
       </w:r>
       <w:r>
+        <w:rPr>
+          <w:sz w:val="28"/>
+          <w:szCs w:val="28"/>
+        </w:rPr>
         <w:fldChar w:fldCharType="separate"/>
       </w:r>
       <w:r>
         <w:rPr>
           <w:rFonts w:ascii="Times New Roman" w:hAnsi="Times New Roman" w:eastAsia="Times New Roman" w:cs="Times New Roman"/>
           <w:szCs w:val="28"/>
+          <w:sz w:val="28"/>
         </w:rPr>
         <w:t>ПРИЛОЖЕНИЕ В (справочное)</w:t>
       </w:r>
       <w:r>
+        <w:rPr>
+          <w:sz w:val="28"/>
+          <w:szCs w:val="28"/>
+        </w:rPr>
         <w:tab/>
       </w:r>
       <w:r>
+        <w:rPr>
+          <w:sz w:val="28"/>
+          <w:szCs w:val="28"/>
+        </w:rPr>
         <w:fldChar w:fldCharType="begin"/>
       </w:r>
       <w:r>
+        <w:rPr>
+          <w:sz w:val="28"/>
+          <w:szCs w:val="28"/>
+        </w:rPr>
         <w:instrText xml:space="preserve"> PAGEREF _Toc1883262506 \h </w:instrText>
       </w:r>
       <w:r>
+        <w:rPr>
+          <w:sz w:val="28"/>
+          <w:szCs w:val="28"/>
+        </w:rPr>
         <w:fldChar w:fldCharType="separate"/>
       </w:r>
       <w:r>
+        <w:rPr>
+          <w:sz w:val="28"/>
+          <w:szCs w:val="28"/>
+        </w:rPr>
         <w:t>70</w:t>
       </w:r>
       <w:r>
+        <w:rPr>
+          <w:sz w:val="28"/>
+          <w:szCs w:val="28"/>
+        </w:rPr>
         <w:fldChar w:fldCharType="end"/>
       </w:r>
       <w:r>
+        <w:rPr>
+          <w:sz w:val="28"/>
+          <w:szCs w:val="28"/>
+        </w:rPr>
         <w:fldChar w:fldCharType="end"/>
       </w:r>
     </w:p>
@@ -2881,7 +3879,8 @@
         <w:pStyle w:val="2"/>
         <w:pageBreakBefore/>
         <w:spacing w:before="0" w:after="0" w:line="360" w:lineRule="auto"/>
-        <w:jc w:val="both"/>
+        <w:ind w:firstLine="708"/>
+        <w:jc w:val="left"/>
       </w:pPr>
       <w:bookmarkStart w:id="1" w:name="_Toc70947941"/>
       <w:r>
@@ -2917,7 +3916,7 @@
         <w:pStyle w:val="3"/>
         <w:spacing w:before="0" w:after="0" w:line="360" w:lineRule="auto"/>
         <w:ind w:firstLine="708"/>
-        <w:jc w:val="both"/>
+        <w:jc w:val="left"/>
       </w:pPr>
       <w:bookmarkStart w:id="2" w:name="_Toc568620302"/>
       <w:r>
@@ -3033,7 +4032,7 @@
         <w:pStyle w:val="3"/>
         <w:spacing w:before="0" w:after="0" w:line="360" w:lineRule="auto"/>
         <w:ind w:firstLine="708"/>
-        <w:jc w:val="both"/>
+        <w:jc w:val="left"/>
       </w:pPr>
       <w:bookmarkStart w:id="3" w:name="_Toc499186564"/>
       <w:r>
@@ -3786,7 +4785,7 @@
         <w:pStyle w:val="3"/>
         <w:spacing w:before="0" w:after="0" w:line="360" w:lineRule="auto"/>
         <w:ind w:firstLine="708"/>
-        <w:jc w:val="both"/>
+        <w:jc w:val="left"/>
       </w:pPr>
       <w:bookmarkStart w:id="4" w:name="_Toc1757455966"/>
       <w:r>
@@ -4029,7 +5028,7 @@
         </w:rPr>
         <w:drawing>
           <wp:inline distT="0" distB="0" distL="0" distR="0">
-            <wp:extent cx="6286500" cy="3143250"/>
+            <wp:extent cx="5940425" cy="2970212"/>
             <wp:effectExtent l="0" t="0" r="0" b="0"/>
             <wp:docPr id="1" name="bpmn_as_is" descr="BPMN-диаграмма as-is процесса создания видеомэппинга" title="BPMN as-is"/>
             <wp:cNvGraphicFramePr>
@@ -4054,7 +5053,7 @@
                   <pic:spPr>
                     <a:xfrm>
                       <a:off x="0" y="0"/>
-                      <a:ext cx="6286500" cy="3143250"/>
+                      <a:ext cx="5940425" cy="2970212"/>
                     </a:xfrm>
                     <a:prstGeom prst="rect">
                       <a:avLst/>
@@ -4149,7 +5148,7 @@
         </w:rPr>
         <w:drawing>
           <wp:inline distT="0" distB="0" distL="114300" distR="114300">
-            <wp:extent cx="5399405" cy="3055620"/>
+            <wp:extent cx="5940425" cy="3088078"/>
             <wp:effectExtent l="0" t="0" r="10795" b="17780"/>
             <wp:docPr id="236853972" name="Picture 236853972"/>
             <wp:cNvGraphicFramePr>
@@ -4173,7 +5172,7 @@
                   <pic:spPr>
                     <a:xfrm>
                       <a:off x="0" y="0"/>
-                      <a:ext cx="5400000" cy="3055714"/>
+                      <a:ext cx="5940425" cy="3088078"/>
                     </a:xfrm>
                     <a:prstGeom prst="rect">
                       <a:avLst/>
@@ -4222,7 +5221,7 @@
         <w:pStyle w:val="3"/>
         <w:spacing w:before="0" w:after="0" w:line="360" w:lineRule="auto"/>
         <w:ind w:firstLine="708"/>
-        <w:jc w:val="both"/>
+        <w:jc w:val="left"/>
       </w:pPr>
       <w:bookmarkStart w:id="5" w:name="_Toc1072339724"/>
       <w:r>
@@ -4426,7 +5425,7 @@
         <w:pStyle w:val="3"/>
         <w:spacing w:before="0" w:after="0" w:line="360" w:lineRule="auto"/>
         <w:ind w:firstLine="708"/>
-        <w:jc w:val="both"/>
+        <w:jc w:val="left"/>
       </w:pPr>
       <w:bookmarkStart w:id="6" w:name="_Toc1130975644"/>
       <w:r>
@@ -4496,7 +5495,7 @@
         </w:rPr>
         <w:drawing>
           <wp:inline distT="0" distB="0" distL="0" distR="0">
-            <wp:extent cx="6286500" cy="2019300"/>
+            <wp:extent cx="5940425" cy="1909422"/>
             <wp:effectExtent l="0" t="0" r="0" b="0"/>
             <wp:docPr id="236853971" name="bpmn_to_be" descr="BPMN-диаграмма to-be процесса создания видеомэппинга" title="BPMN to-be"/>
             <wp:cNvGraphicFramePr>
@@ -4521,7 +5520,7 @@
                   <pic:spPr>
                     <a:xfrm>
                       <a:off x="0" y="0"/>
-                      <a:ext cx="6286500" cy="2019300"/>
+                      <a:ext cx="5940425" cy="1909422"/>
                     </a:xfrm>
                     <a:prstGeom prst="rect">
                       <a:avLst/>
@@ -4600,7 +5599,7 @@
         </w:rPr>
         <w:drawing>
           <wp:inline distT="0" distB="0" distL="114300" distR="114300">
-            <wp:extent cx="5759450" cy="3528695"/>
+            <wp:extent cx="5940425" cy="3312364"/>
             <wp:effectExtent l="0" t="0" r="6350" b="1905"/>
             <wp:docPr id="236853973" name="Picture 236853973"/>
             <wp:cNvGraphicFramePr>
@@ -4624,7 +5623,7 @@
                   <pic:spPr>
                     <a:xfrm>
                       <a:off x="0" y="0"/>
-                      <a:ext cx="5760000" cy="3529272"/>
+                      <a:ext cx="5940425" cy="3312364"/>
                     </a:xfrm>
                     <a:prstGeom prst="rect">
                       <a:avLst/>
@@ -4665,7 +5664,7 @@
           <w:sz w:val="28"/>
           <w:szCs w:val="28"/>
         </w:rPr>
-        <w:t>Расшифрую блоки канваса; описание сегментов, каналов и монетизации я уже привёл выше и не повторяю. Ключевые партнёры — Университет ИТМО (ЦОД и объединение «Олимп»), ПАО «Газпром нефть» (отдел импортозамещения IT-инфраструктуры), Агентство стратегических инициатив, Фонд содействия инновациям, ПОГУМАКС, Smart-Light, фестиваль «Ночь Света». Такая конфигурация даёт стартапу инфраструктуру (GPU-кластер ИТМО ЦОД), отраслевую экспертизу по импортозамещению и крупным мероприятиям и доступ к грантовым программам; на стадии TRL 3 — TRL 6 это особенно важно. Ключевые виды деятельности я свёл в четыре направления: разработка ПО (поддержка пайплайна Камера → MiDaS/Depth-Anything → SDXL + ControlNet → калибровка), техническая поддержка пользователей, реализация заказов под ключ по тарифу 1 000 руб./сек анимации и маркетинговое продвижение по трём трекам Go-to-Market (ABM Hunting, Showcase, Community). Ключевые ресурсы — бренд «Эксперимент 619», накопленная клиентская база, проприетарный датасет карт глубины архитектурных объектов и веса fine-tuned моделей, GPU-кластер и ML-команда, привлечённая через объединение «Олимп» ИТМО. Отношения с клиентами я выстраиваю по трём моделям: онлайн-техподдержка для тарифа Базовый, выделенный персональный менеджер и SLA 99,5% для VIP-сегмента, реализация под ключ для крупных событийных проектов. Структура издержек первого года — 8,2 млн руб.: ФОТ команды (4 человека × 100 000 руб./мес. × 12 мес. = 4,8 млн руб.), закупка и аренда оборудования (3,4 млн руб.), регистрация интеллектуальной собственности 52 000 руб. (программа для ЭВМ в Роспатенте около 25 000 руб., ноу-хау 5 000 руб., товарный знак около 22 000 руб.). Этот блок BMC фиксирует постоянные затраты, на которых строится точка безубыточности: в исходной операционной модели — 16 месяцев; в финансовой модели DCF из раздела 2.3 точка безубыточности по EBITDA уходит на 14-й месяц за счёт уточнения темпов привлечения клиентов и налогового режима УСН 15%.</w:t>
+        <w:t>Расшифрую блоки канваса: описание сегментов, каналов и монетизации я уже привёл выше и не повторяю. Ключевые партнёры — Университет ИТМО (ЦОД и объединение «Олимп»), ПАО «Газпром нефть» (отдел импортозамещения IT-инфраструктуры), Агентство стратегических инициатив, Фонд содействия инновациям, ПОГУМАКС, Smart-Light, фестиваль «Ночь Света». Такая конфигурация даёт стартапу инфраструктуру (GPU-кластер ИТМО ЦОД), отраслевую экспертизу по импортозамещению и крупным мероприятиям и доступ к грантовым программам; на стадии TRL 3 — TRL 6 это особенно важно. Ключевые виды деятельности я свёл в четыре направления: разработка ПО (поддержка пайплайна Камера → MiDaS/Depth-Anything → SDXL + ControlNet → калибровка), техническая поддержка пользователей, реализация заказов под ключ по тарифу 1 000 руб./сек анимации и маркетинговое продвижение по трём трекам Go-to-Market (ABM Hunting, Showcase, Community). Ключевые ресурсы — бренд «Эксперимент 619», накопленная клиентская база, проприетарный датасет карт глубины архитектурных объектов и веса fine-tuned моделей, GPU-кластер и ML-команда, привлечённая через объединение «Олимп» ИТМО. Отношения с клиентами я выстраиваю по трём моделям: онлайн-техподдержка для тарифа Базовый, выделенный персональный менеджер и SLA 99,5% для VIP-сегмента, реализация под ключ для крупных событийных проектов. Структура издержек первого года — 8,2 млн руб.: ФОТ команды (4 человека × 100 000 руб./мес. × 12 мес. = 4,8 млн руб.), закупка и аренда оборудования (3,4 млн руб.), регистрация интеллектуальной собственности 52 000 руб. (программа для ЭВМ в Роспатенте около 25 000 руб., ноу-хау 5 000 руб., товарный знак около 22 000 руб.). Этот блок BMC фиксирует постоянные затраты, на которых строится точка безубыточности: в исходной операционной модели — 16 месяцев; в финансовой модели DCF из раздела 2.3 точка безубыточности по EBITDA уходит на 14-й месяц за счёт уточнения темпов привлечения клиентов и налогового режима УСН 15%.</w:t>
       </w:r>
     </w:p>
     <w:p>
@@ -5534,7 +6533,8 @@
         <w:pStyle w:val="2"/>
         <w:pageBreakBefore/>
         <w:spacing w:before="0" w:after="0" w:line="360" w:lineRule="auto"/>
-        <w:jc w:val="both"/>
+        <w:ind w:firstLine="708"/>
+        <w:jc w:val="left"/>
       </w:pPr>
       <w:bookmarkStart w:id="8" w:name="_Toc1407789358"/>
       <w:r>
@@ -5570,7 +6570,7 @@
         <w:pStyle w:val="3"/>
         <w:spacing w:before="0" w:after="0" w:line="360" w:lineRule="auto"/>
         <w:ind w:firstLine="708"/>
-        <w:jc w:val="both"/>
+        <w:jc w:val="left"/>
       </w:pPr>
       <w:bookmarkStart w:id="9" w:name="_Toc1888400907"/>
       <w:r>
@@ -7405,7 +8405,7 @@
         </w:rPr>
         <w:drawing>
           <wp:inline distT="0" distB="0" distL="114300" distR="114300">
-            <wp:extent cx="4319905" cy="3345815"/>
+            <wp:extent cx="5940425" cy="3906192"/>
             <wp:effectExtent l="0" t="0" r="23495" b="6985"/>
             <wp:docPr id="236853974" name="Picture 236853974"/>
             <wp:cNvGraphicFramePr>
@@ -7429,7 +8429,7 @@
                   <pic:spPr>
                     <a:xfrm>
                       <a:off x="0" y="0"/>
-                      <a:ext cx="4320000" cy="3346420"/>
+                      <a:ext cx="5940425" cy="3906192"/>
                     </a:xfrm>
                     <a:prstGeom prst="rect">
                       <a:avLst/>
@@ -7478,7 +8478,7 @@
         <w:pStyle w:val="3"/>
         <w:spacing w:before="0" w:after="0" w:line="360" w:lineRule="auto"/>
         <w:ind w:firstLine="708"/>
-        <w:jc w:val="both"/>
+        <w:jc w:val="left"/>
       </w:pPr>
       <w:bookmarkStart w:id="10" w:name="_Toc693224936"/>
       <w:r>
@@ -8369,7 +9369,7 @@
         <w:pStyle w:val="3"/>
         <w:spacing w:before="0" w:after="0" w:line="360" w:lineRule="auto"/>
         <w:ind w:firstLine="708"/>
-        <w:jc w:val="both"/>
+        <w:jc w:val="left"/>
       </w:pPr>
       <w:bookmarkStart w:id="11" w:name="_Toc932714377"/>
       <w:r>
@@ -10651,7 +11651,8 @@
         <w:pStyle w:val="2"/>
         <w:pageBreakBefore/>
         <w:spacing w:before="0" w:after="0" w:line="360" w:lineRule="auto"/>
-        <w:jc w:val="both"/>
+        <w:ind w:firstLine="708"/>
+        <w:jc w:val="left"/>
       </w:pPr>
       <w:bookmarkStart w:id="13" w:name="_Toc257507531"/>
       <w:r>
@@ -10687,7 +11688,7 @@
         <w:pStyle w:val="3"/>
         <w:spacing w:before="0" w:after="0" w:line="360" w:lineRule="auto"/>
         <w:ind w:firstLine="708"/>
-        <w:jc w:val="both"/>
+        <w:jc w:val="left"/>
       </w:pPr>
       <w:bookmarkStart w:id="14" w:name="_Toc749524812"/>
       <w:r>
@@ -12639,7 +13640,7 @@
         <w:pStyle w:val="3"/>
         <w:spacing w:before="0" w:after="0" w:line="360" w:lineRule="auto"/>
         <w:ind w:firstLine="708"/>
-        <w:jc w:val="both"/>
+        <w:jc w:val="left"/>
       </w:pPr>
       <w:bookmarkStart w:id="15" w:name="_Toc124441982"/>
       <w:r>
@@ -12683,7 +13684,7 @@
           <w:sz w:val="28"/>
           <w:szCs w:val="28"/>
         </w:rPr>
-        <w:t>Чтобы показать продуктовое позиционирование «Эксперимента 619» рядом с конкурентами, я построил конкурентную карту в двух координатах: по горизонтальной оси — цена годовой лицензии (тыс. руб.), по вертикальной — уровень автоматизации цикла (этап карты глубины и анимации). Карта приведена на рисунке 3.2; в её основе — сравнительный анализ таблицы 1.1 и материалы экспертных интервью с участниками рынка [4, 8, 9, 10].</w:t>
+        <w:t>Чтобы показать продуктовое позиционирование «Эксперимента 619» рядом с конкурентами, я построил конкурентную карту в двух координатах: по горизонтальной оси — цена годовой лицензии (тыс. руб.), по вертикальной — уровень автоматизации цикла (этап карты глубины и анимации). Карта приведена на рисунке 3.1; в её основе — сравнительный анализ таблицы 1.1 и материалы экспертных интервью с участниками рынка [4, 8, 9, 10].</w:t>
       </w:r>
     </w:p>
     <w:p>
@@ -12699,7 +13700,7 @@
         </w:rPr>
         <w:drawing>
           <wp:inline distT="0" distB="0" distL="114300" distR="114300">
-            <wp:extent cx="5039995" cy="4472305"/>
+            <wp:extent cx="5940425" cy="4794556"/>
             <wp:effectExtent l="0" t="0" r="14605" b="23495"/>
             <wp:docPr id="236853975" name="Picture 236853975"/>
             <wp:cNvGraphicFramePr>
@@ -12723,7 +13724,7 @@
                   <pic:spPr>
                     <a:xfrm>
                       <a:off x="0" y="0"/>
-                      <a:ext cx="5040000" cy="4472893"/>
+                      <a:ext cx="5940425" cy="4794556"/>
                     </a:xfrm>
                     <a:prstGeom prst="rect">
                       <a:avLst/>
@@ -14788,7 +15789,7 @@
           <w:sz w:val="28"/>
           <w:szCs w:val="28"/>
         </w:rPr>
-        <w:t>Стратегию выхода на рынок я разворачиваю во времени через дорожную карту развития продукта и компании. На рисунке 3.1 я показал укрупнённую дорожную карту стартапа «Эксперимент 619» на 2022–2027 годы; ключевые этапы привязаны к уровню готовности технологии TRL и грантовым программам Фонда содействия инновациям. Карта согласована с финансовой моделью раздела 2.3 и календарным графиком таблицы 3.4.</w:t>
+        <w:t>Стратегию выхода на рынок я разворачиваю во времени через дорожную карту развития продукта и компании. На рисунке 3.2 я показал укрупнённую дорожную карту стартапа «Эксперимент 619» на 2022–2027 годы; ключевые этапы привязаны к уровню готовности технологии TRL и грантовым программам Фонда содействия инновациям. Карта согласована с финансовой моделью раздела 2.3 и календарным графиком таблицы 3.4.</w:t>
       </w:r>
     </w:p>
     <w:p>
@@ -14804,7 +15805,7 @@
         </w:rPr>
         <w:drawing>
           <wp:inline distT="0" distB="0" distL="114300" distR="114300">
-            <wp:extent cx="5759450" cy="2752090"/>
+            <wp:extent cx="5940425" cy="2655673"/>
             <wp:effectExtent l="0" t="0" r="6350" b="16510"/>
             <wp:docPr id="236853976" name="Picture 236853976"/>
             <wp:cNvGraphicFramePr>
@@ -14828,7 +15829,7 @@
                   <pic:spPr>
                     <a:xfrm>
                       <a:off x="0" y="0"/>
-                      <a:ext cx="5760000" cy="2752601"/>
+                      <a:ext cx="5940425" cy="2655673"/>
                     </a:xfrm>
                     <a:prstGeom prst="rect">
                       <a:avLst/>
@@ -15615,7 +16616,7 @@
         <w:snapToGrid/>
         <w:spacing w:before="0" w:after="0" w:line="360" w:lineRule="auto"/>
         <w:ind w:firstLine="708"/>
-        <w:jc w:val="both"/>
+        <w:jc w:val="left"/>
         <w:textAlignment w:val="auto"/>
       </w:pPr>
       <w:bookmarkStart w:id="16" w:name="_Toc1994802943"/>
@@ -19784,6 +20785,7 @@
     <w:sectPr>
       <w:headerReference r:id="rId4" w:type="first"/>
       <w:headerReference r:id="rId3" w:type="default"/>
+      <w:footerReference w:type="default" r:id="rId14"/>
       <w:pgSz w:w="11906" w:h="16838"/>
       <w:pgMar w:top="1134" w:right="850" w:bottom="1134" w:left="1701" w:header="567" w:footer="567" w:gutter="0"/>
       <w:cols w:space="720" w:num="1"/>
@@ -19794,27 +20796,47 @@
 </w:document>
 </file>
 
+<file path=word/footer1.xml><?xml version="1.0" encoding="utf-8"?>
+<w:ftr xmlns:m="http://schemas.openxmlformats.org/officeDocument/2006/math" xmlns:mc="http://schemas.openxmlformats.org/markup-compatibility/2006" xmlns:mo="http://schemas.microsoft.com/office/mac/office/2008/main" xmlns:mv="urn:schemas-microsoft-com:mac:vml" xmlns:o="urn:schemas-microsoft-com:office:office" xmlns:r="http://schemas.openxmlformats.org/officeDocument/2006/relationships" xmlns:v="urn:schemas-microsoft-com:vml" xmlns:w10="urn:schemas-microsoft-com:office:word" xmlns:w14="http://schemas.microsoft.com/office/word/2010/wordml" xmlns:w="http://schemas.openxmlformats.org/wordprocessingml/2006/main" xmlns:wne="http://schemas.microsoft.com/office/word/2006/wordml" xmlns:wp14="http://schemas.microsoft.com/office/word/2010/wordprocessingDrawing" xmlns:wp="http://schemas.openxmlformats.org/drawingml/2006/wordprocessingDrawing" xmlns:wpc="http://schemas.microsoft.com/office/word/2010/wordprocessingCanvas" xmlns:wpg="http://schemas.microsoft.com/office/word/2010/wordprocessingGroup" xmlns:wpi="http://schemas.microsoft.com/office/word/2010/wordprocessingInk" xmlns:wps="http://schemas.microsoft.com/office/word/2010/wordprocessingShape" mc:Ignorable="w14 wp14">
+  <w:p>
+    <w:pPr>
+      <w:pStyle w:val="Footer"/>
+      <w:jc w:val="center"/>
+    </w:pPr>
+    <w:r>
+      <w:rPr>
+        <w:rFonts w:ascii="Times New Roman" w:hAnsi="Times New Roman" w:cs="Times New Roman" w:eastAsia="Times New Roman"/>
+        <w:sz w:val="28"/>
+        <w:szCs w:val="28"/>
+      </w:rPr>
+      <w:fldChar w:fldCharType="begin"/>
+    </w:r>
+    <w:r>
+      <w:rPr>
+        <w:rFonts w:ascii="Times New Roman" w:hAnsi="Times New Roman" w:cs="Times New Roman" w:eastAsia="Times New Roman"/>
+        <w:sz w:val="28"/>
+        <w:szCs w:val="28"/>
+      </w:rPr>
+      <w:instrText xml:space="preserve"> PAGE </w:instrText>
+    </w:r>
+    <w:r>
+      <w:rPr>
+        <w:rFonts w:ascii="Times New Roman" w:hAnsi="Times New Roman" w:cs="Times New Roman" w:eastAsia="Times New Roman"/>
+        <w:sz w:val="28"/>
+        <w:szCs w:val="28"/>
+      </w:rPr>
+      <w:fldChar w:fldCharType="end"/>
+    </w:r>
+  </w:p>
+</w:ftr>
+</file>
+
 <file path=word/header1.xml><?xml version="1.0" encoding="utf-8"?>
 <w:hdr xmlns:wpc="http://schemas.microsoft.com/office/word/2010/wordprocessingCanvas" xmlns:mc="http://schemas.openxmlformats.org/markup-compatibility/2006" xmlns:o="urn:schemas-microsoft-com:office:office" xmlns:r="http://schemas.openxmlformats.org/officeDocument/2006/relationships" xmlns:m="http://schemas.openxmlformats.org/officeDocument/2006/math" xmlns:v="urn:schemas-microsoft-com:vml" xmlns:wp14="http://schemas.microsoft.com/office/word/2010/wordprocessingDrawing" xmlns:wp="http://schemas.openxmlformats.org/drawingml/2006/wordprocessingDrawing" xmlns:w10="urn:schemas-microsoft-com:office:word" xmlns:w="http://schemas.openxmlformats.org/wordprocessingml/2006/main" xmlns:w14="http://schemas.microsoft.com/office/word/2010/wordml" xmlns:w15="http://schemas.microsoft.com/office/word/2012/wordml" xmlns:wpg="http://schemas.microsoft.com/office/word/2010/wordprocessingGroup" xmlns:wpi="http://schemas.microsoft.com/office/word/2010/wordprocessingInk" xmlns:wne="http://schemas.microsoft.com/office/word/2006/wordml" xmlns:wps="http://schemas.microsoft.com/office/word/2010/wordprocessingShape" xmlns:wpsCustomData="http://www.wps.cn/officeDocument/2013/wpsCustomData" mc:Ignorable="w14 w15 wp14">
   <w:p>
     <w:pPr>
       <w:jc w:val="center"/>
     </w:pPr>
-    <w:r>
-      <w:fldChar w:fldCharType="begin"/>
-    </w:r>
-    <w:r>
-      <w:instrText xml:space="preserve">PAGE</w:instrText>
-    </w:r>
-    <w:r>
-      <w:fldChar w:fldCharType="separate"/>
-    </w:r>
-    <w:r>
-      <w:t>2</w:t>
-    </w:r>
-    <w:r>
-      <w:fldChar w:fldCharType="end"/>
-    </w:r>
   </w:p>
 </w:hdr>
 </file>
@@ -20296,6 +21318,9 @@
     <w:semiHidden/>
     <w:unhideWhenUsed/>
     <w:uiPriority w:val="39"/>
+    <w:rPr>
+      <w:sz w:val="28"/>
+    </w:rPr>
   </w:style>
   <w:style w:type="paragraph" w:styleId="17">
     <w:name w:val="toc 2"/>
@@ -20307,6 +21332,9 @@
     <w:pPr>
       <w:ind w:left="420" w:leftChars="200"/>
     </w:pPr>
+    <w:rPr>
+      <w:sz w:val="28"/>
+    </w:rPr>
   </w:style>
   <w:style w:type="paragraph" w:customStyle="1" w:styleId="18">
     <w:name w:val="Строгий1"/>

--- a/VKR_Shakirov.docx
+++ b/VKR_Shakirov.docx
@@ -680,52 +680,27 @@
         <w:textAlignment w:val="auto"/>
       </w:pPr>
       <w:r>
-        <w:rPr>
-          <w:sz w:val="28"/>
-          <w:szCs w:val="28"/>
-        </w:rPr>
         <w:fldChar w:fldCharType="begin"/>
       </w:r>
       <w:r>
-        <w:rPr>
-          <w:sz w:val="28"/>
-          <w:szCs w:val="28"/>
-        </w:rPr>
         <w:instrText xml:space="preserve"> TOC \o "1-3" \h \z \u </w:instrText>
       </w:r>
       <w:r>
-        <w:rPr>
-          <w:sz w:val="28"/>
-          <w:szCs w:val="28"/>
-        </w:rPr>
         <w:fldChar w:fldCharType="separate"/>
       </w:r>
       <w:r>
-        <w:rPr>
-          <w:sz w:val="28"/>
-          <w:szCs w:val="28"/>
-        </w:rPr>
         <w:fldChar w:fldCharType="begin"/>
       </w:r>
       <w:r>
-        <w:rPr>
-          <w:sz w:val="28"/>
-          <w:szCs w:val="28"/>
-        </w:rPr>
         <w:instrText xml:space="preserve"> HYPERLINK \l _Toc1870092319 </w:instrText>
       </w:r>
       <w:r>
-        <w:rPr>
-          <w:sz w:val="28"/>
-          <w:szCs w:val="28"/>
-        </w:rPr>
         <w:fldChar w:fldCharType="separate"/>
       </w:r>
       <w:r>
         <w:rPr>
           <w:rFonts w:ascii="Times New Roman" w:hAnsi="Times New Roman" w:eastAsia="Times New Roman" w:cs="Times New Roman"/>
           <w:szCs w:val="28"/>
-          <w:sz w:val="28"/>
         </w:rPr>
         <w:t>ВВЕ</w:t>
       </w:r>
@@ -735,57 +710,28 @@
         <w:rPr>
           <w:rFonts w:ascii="Times New Roman" w:hAnsi="Times New Roman" w:eastAsia="Times New Roman" w:cs="Times New Roman"/>
           <w:szCs w:val="28"/>
-          <w:sz w:val="28"/>
         </w:rPr>
         <w:t>ДЕНИЕ</w:t>
       </w:r>
       <w:r>
-        <w:rPr>
-          <w:sz w:val="28"/>
-          <w:szCs w:val="28"/>
-        </w:rPr>
         <w:tab/>
       </w:r>
       <w:r>
-        <w:rPr>
-          <w:sz w:val="28"/>
-          <w:szCs w:val="28"/>
-        </w:rPr>
         <w:fldChar w:fldCharType="begin"/>
       </w:r>
       <w:r>
-        <w:rPr>
-          <w:sz w:val="28"/>
-          <w:szCs w:val="28"/>
-        </w:rPr>
         <w:instrText xml:space="preserve"> PAGEREF _Toc1870092319 \h </w:instrText>
       </w:r>
       <w:r>
-        <w:rPr>
-          <w:sz w:val="28"/>
-          <w:szCs w:val="28"/>
-        </w:rPr>
         <w:fldChar w:fldCharType="separate"/>
       </w:r>
       <w:r>
-        <w:rPr>
-          <w:sz w:val="28"/>
-          <w:szCs w:val="28"/>
-        </w:rPr>
         <w:t>6</w:t>
       </w:r>
       <w:r>
-        <w:rPr>
-          <w:sz w:val="28"/>
-          <w:szCs w:val="28"/>
-        </w:rPr>
         <w:fldChar w:fldCharType="end"/>
       </w:r>
       <w:r>
-        <w:rPr>
-          <w:sz w:val="28"/>
-          <w:szCs w:val="28"/>
-        </w:rPr>
         <w:fldChar w:fldCharType="end"/>
       </w:r>
     </w:p>
@@ -797,81 +743,40 @@
         </w:tabs>
       </w:pPr>
       <w:r>
-        <w:rPr>
-          <w:sz w:val="28"/>
-          <w:szCs w:val="28"/>
-        </w:rPr>
         <w:fldChar w:fldCharType="begin"/>
       </w:r>
       <w:r>
-        <w:rPr>
-          <w:sz w:val="28"/>
-          <w:szCs w:val="28"/>
-        </w:rPr>
         <w:instrText xml:space="preserve"> HYPERLINK \l _Toc70947941 </w:instrText>
       </w:r>
       <w:r>
-        <w:rPr>
-          <w:sz w:val="28"/>
-          <w:szCs w:val="28"/>
-        </w:rPr>
         <w:fldChar w:fldCharType="separate"/>
       </w:r>
       <w:r>
         <w:rPr>
           <w:rFonts w:ascii="Times New Roman" w:hAnsi="Times New Roman" w:eastAsia="Times New Roman" w:cs="Times New Roman"/>
           <w:szCs w:val="28"/>
-          <w:sz w:val="28"/>
         </w:rPr>
         <w:t>1 АНАЛИЗ РЫНКА, ПРОБЛЕМАТИКИ И БИЗНЕС-МОДЕЛИ</w:t>
       </w:r>
       <w:r>
-        <w:rPr>
-          <w:sz w:val="28"/>
-          <w:szCs w:val="28"/>
-        </w:rPr>
         <w:tab/>
       </w:r>
       <w:r>
-        <w:rPr>
-          <w:sz w:val="28"/>
-          <w:szCs w:val="28"/>
-        </w:rPr>
         <w:fldChar w:fldCharType="begin"/>
       </w:r>
       <w:r>
-        <w:rPr>
-          <w:sz w:val="28"/>
-          <w:szCs w:val="28"/>
-        </w:rPr>
         <w:instrText xml:space="preserve"> PAGEREF _Toc70947941 \h </w:instrText>
       </w:r>
       <w:r>
-        <w:rPr>
-          <w:sz w:val="28"/>
-          <w:szCs w:val="28"/>
-        </w:rPr>
         <w:fldChar w:fldCharType="separate"/>
       </w:r>
       <w:r>
-        <w:rPr>
-          <w:sz w:val="28"/>
-          <w:szCs w:val="28"/>
-        </w:rPr>
         <w:t>12</w:t>
       </w:r>
       <w:r>
-        <w:rPr>
-          <w:sz w:val="28"/>
-          <w:szCs w:val="28"/>
-        </w:rPr>
         <w:fldChar w:fldCharType="end"/>
       </w:r>
       <w:r>
-        <w:rPr>
-          <w:sz w:val="28"/>
-          <w:szCs w:val="28"/>
-        </w:rPr>
         <w:fldChar w:fldCharType="end"/>
       </w:r>
     </w:p>
@@ -883,81 +788,40 @@
         </w:tabs>
       </w:pPr>
       <w:r>
-        <w:rPr>
-          <w:sz w:val="28"/>
-          <w:szCs w:val="28"/>
-        </w:rPr>
         <w:fldChar w:fldCharType="begin"/>
       </w:r>
       <w:r>
-        <w:rPr>
-          <w:sz w:val="28"/>
-          <w:szCs w:val="28"/>
-        </w:rPr>
         <w:instrText xml:space="preserve"> HYPERLINK \l _Toc568620302 </w:instrText>
       </w:r>
       <w:r>
-        <w:rPr>
-          <w:sz w:val="28"/>
-          <w:szCs w:val="28"/>
-        </w:rPr>
         <w:fldChar w:fldCharType="separate"/>
       </w:r>
       <w:r>
         <w:rPr>
           <w:rFonts w:ascii="Times New Roman" w:hAnsi="Times New Roman" w:eastAsia="Times New Roman" w:cs="Times New Roman"/>
           <w:szCs w:val="28"/>
-          <w:sz w:val="28"/>
         </w:rPr>
         <w:t>1.1 Анализ рынка видеомэппинга и креативных технологий в РФ</w:t>
       </w:r>
       <w:r>
-        <w:rPr>
-          <w:sz w:val="28"/>
-          <w:szCs w:val="28"/>
-        </w:rPr>
         <w:tab/>
       </w:r>
       <w:r>
-        <w:rPr>
-          <w:sz w:val="28"/>
-          <w:szCs w:val="28"/>
-        </w:rPr>
         <w:fldChar w:fldCharType="begin"/>
       </w:r>
       <w:r>
-        <w:rPr>
-          <w:sz w:val="28"/>
-          <w:szCs w:val="28"/>
-        </w:rPr>
         <w:instrText xml:space="preserve"> PAGEREF _Toc568620302 \h </w:instrText>
       </w:r>
       <w:r>
-        <w:rPr>
-          <w:sz w:val="28"/>
-          <w:szCs w:val="28"/>
-        </w:rPr>
         <w:fldChar w:fldCharType="separate"/>
       </w:r>
       <w:r>
-        <w:rPr>
-          <w:sz w:val="28"/>
-          <w:szCs w:val="28"/>
-        </w:rPr>
         <w:t>12</w:t>
       </w:r>
       <w:r>
-        <w:rPr>
-          <w:sz w:val="28"/>
-          <w:szCs w:val="28"/>
-        </w:rPr>
         <w:fldChar w:fldCharType="end"/>
       </w:r>
       <w:r>
-        <w:rPr>
-          <w:sz w:val="28"/>
-          <w:szCs w:val="28"/>
-        </w:rPr>
         <w:fldChar w:fldCharType="end"/>
       </w:r>
     </w:p>
@@ -969,81 +833,40 @@
         </w:tabs>
       </w:pPr>
       <w:r>
-        <w:rPr>
-          <w:sz w:val="28"/>
-          <w:szCs w:val="28"/>
-        </w:rPr>
         <w:fldChar w:fldCharType="begin"/>
       </w:r>
       <w:r>
-        <w:rPr>
-          <w:sz w:val="28"/>
-          <w:szCs w:val="28"/>
-        </w:rPr>
         <w:instrText xml:space="preserve"> HYPERLINK \l _Toc499186564 </w:instrText>
       </w:r>
       <w:r>
-        <w:rPr>
-          <w:sz w:val="28"/>
-          <w:szCs w:val="28"/>
-        </w:rPr>
         <w:fldChar w:fldCharType="separate"/>
       </w:r>
       <w:r>
         <w:rPr>
           <w:rFonts w:ascii="Times New Roman" w:hAnsi="Times New Roman" w:eastAsia="Times New Roman" w:cs="Times New Roman"/>
           <w:szCs w:val="28"/>
-          <w:sz w:val="28"/>
         </w:rPr>
         <w:t>1.2 Обзор существующих программных решений и их ограничений</w:t>
       </w:r>
       <w:r>
-        <w:rPr>
-          <w:sz w:val="28"/>
-          <w:szCs w:val="28"/>
-        </w:rPr>
         <w:tab/>
       </w:r>
       <w:r>
-        <w:rPr>
-          <w:sz w:val="28"/>
-          <w:szCs w:val="28"/>
-        </w:rPr>
         <w:fldChar w:fldCharType="begin"/>
       </w:r>
       <w:r>
-        <w:rPr>
-          <w:sz w:val="28"/>
-          <w:szCs w:val="28"/>
-        </w:rPr>
         <w:instrText xml:space="preserve"> PAGEREF _Toc499186564 \h </w:instrText>
       </w:r>
       <w:r>
-        <w:rPr>
-          <w:sz w:val="28"/>
-          <w:szCs w:val="28"/>
-        </w:rPr>
         <w:fldChar w:fldCharType="separate"/>
       </w:r>
       <w:r>
-        <w:rPr>
-          <w:sz w:val="28"/>
-          <w:szCs w:val="28"/>
-        </w:rPr>
         <w:t>13</w:t>
       </w:r>
       <w:r>
-        <w:rPr>
-          <w:sz w:val="28"/>
-          <w:szCs w:val="28"/>
-        </w:rPr>
         <w:fldChar w:fldCharType="end"/>
       </w:r>
       <w:r>
-        <w:rPr>
-          <w:sz w:val="28"/>
-          <w:szCs w:val="28"/>
-        </w:rPr>
         <w:fldChar w:fldCharType="end"/>
       </w:r>
     </w:p>
@@ -1055,81 +878,40 @@
         </w:tabs>
       </w:pPr>
       <w:r>
-        <w:rPr>
-          <w:sz w:val="28"/>
-          <w:szCs w:val="28"/>
-        </w:rPr>
         <w:fldChar w:fldCharType="begin"/>
       </w:r>
       <w:r>
-        <w:rPr>
-          <w:sz w:val="28"/>
-          <w:szCs w:val="28"/>
-        </w:rPr>
         <w:instrText xml:space="preserve"> HYPERLINK \l _Toc1757455966 </w:instrText>
       </w:r>
       <w:r>
-        <w:rPr>
-          <w:sz w:val="28"/>
-          <w:szCs w:val="28"/>
-        </w:rPr>
         <w:fldChar w:fldCharType="separate"/>
       </w:r>
       <w:r>
         <w:rPr>
           <w:rFonts w:ascii="Times New Roman" w:hAnsi="Times New Roman" w:eastAsia="Times New Roman" w:cs="Times New Roman"/>
           <w:szCs w:val="28"/>
-          <w:sz w:val="28"/>
         </w:rPr>
         <w:t>1.3 Проблематика процесса создания видеомэппинга</w:t>
       </w:r>
       <w:r>
-        <w:rPr>
-          <w:sz w:val="28"/>
-          <w:szCs w:val="28"/>
-        </w:rPr>
         <w:tab/>
       </w:r>
       <w:r>
-        <w:rPr>
-          <w:sz w:val="28"/>
-          <w:szCs w:val="28"/>
-        </w:rPr>
         <w:fldChar w:fldCharType="begin"/>
       </w:r>
       <w:r>
-        <w:rPr>
-          <w:sz w:val="28"/>
-          <w:szCs w:val="28"/>
-        </w:rPr>
         <w:instrText xml:space="preserve"> PAGEREF _Toc1757455966 \h </w:instrText>
       </w:r>
       <w:r>
-        <w:rPr>
-          <w:sz w:val="28"/>
-          <w:szCs w:val="28"/>
-        </w:rPr>
         <w:fldChar w:fldCharType="separate"/>
       </w:r>
       <w:r>
-        <w:rPr>
-          <w:sz w:val="28"/>
-          <w:szCs w:val="28"/>
-        </w:rPr>
-        <w:t>15</w:t>
-      </w:r>
-      <w:r>
-        <w:rPr>
-          <w:sz w:val="28"/>
-          <w:szCs w:val="28"/>
-        </w:rPr>
+        <w:t>16</w:t>
+      </w:r>
+      <w:r>
         <w:fldChar w:fldCharType="end"/>
       </w:r>
       <w:r>
-        <w:rPr>
-          <w:sz w:val="28"/>
-          <w:szCs w:val="28"/>
-        </w:rPr>
         <w:fldChar w:fldCharType="end"/>
       </w:r>
     </w:p>
@@ -1141,81 +923,40 @@
         </w:tabs>
       </w:pPr>
       <w:r>
-        <w:rPr>
-          <w:sz w:val="28"/>
-          <w:szCs w:val="28"/>
-        </w:rPr>
         <w:fldChar w:fldCharType="begin"/>
       </w:r>
       <w:r>
-        <w:rPr>
-          <w:sz w:val="28"/>
-          <w:szCs w:val="28"/>
-        </w:rPr>
         <w:instrText xml:space="preserve"> HYPERLINK \l _Toc1072339724 </w:instrText>
       </w:r>
       <w:r>
-        <w:rPr>
-          <w:sz w:val="28"/>
-          <w:szCs w:val="28"/>
-        </w:rPr>
         <w:fldChar w:fldCharType="separate"/>
       </w:r>
       <w:r>
         <w:rPr>
           <w:rFonts w:ascii="Times New Roman" w:hAnsi="Times New Roman" w:eastAsia="Times New Roman" w:cs="Times New Roman"/>
           <w:szCs w:val="28"/>
-          <w:sz w:val="28"/>
         </w:rPr>
         <w:t>1.4 Исследование целевой аудитории и продуктовых гипотез</w:t>
       </w:r>
       <w:r>
-        <w:rPr>
-          <w:sz w:val="28"/>
-          <w:szCs w:val="28"/>
-        </w:rPr>
         <w:tab/>
       </w:r>
       <w:r>
-        <w:rPr>
-          <w:sz w:val="28"/>
-          <w:szCs w:val="28"/>
-        </w:rPr>
         <w:fldChar w:fldCharType="begin"/>
       </w:r>
       <w:r>
-        <w:rPr>
-          <w:sz w:val="28"/>
-          <w:szCs w:val="28"/>
-        </w:rPr>
         <w:instrText xml:space="preserve"> PAGEREF _Toc1072339724 \h </w:instrText>
       </w:r>
       <w:r>
-        <w:rPr>
-          <w:sz w:val="28"/>
-          <w:szCs w:val="28"/>
-        </w:rPr>
         <w:fldChar w:fldCharType="separate"/>
       </w:r>
       <w:r>
-        <w:rPr>
-          <w:sz w:val="28"/>
-          <w:szCs w:val="28"/>
-        </w:rPr>
         <w:t>19</w:t>
       </w:r>
       <w:r>
-        <w:rPr>
-          <w:sz w:val="28"/>
-          <w:szCs w:val="28"/>
-        </w:rPr>
         <w:fldChar w:fldCharType="end"/>
       </w:r>
       <w:r>
-        <w:rPr>
-          <w:sz w:val="28"/>
-          <w:szCs w:val="28"/>
-        </w:rPr>
         <w:fldChar w:fldCharType="end"/>
       </w:r>
     </w:p>
@@ -1227,81 +968,40 @@
         </w:tabs>
       </w:pPr>
       <w:r>
-        <w:rPr>
-          <w:sz w:val="28"/>
-          <w:szCs w:val="28"/>
-        </w:rPr>
         <w:fldChar w:fldCharType="begin"/>
       </w:r>
       <w:r>
-        <w:rPr>
-          <w:sz w:val="28"/>
-          <w:szCs w:val="28"/>
-        </w:rPr>
         <w:instrText xml:space="preserve"> HYPERLINK \l _Toc1130975644 </w:instrText>
       </w:r>
       <w:r>
-        <w:rPr>
-          <w:sz w:val="28"/>
-          <w:szCs w:val="28"/>
-        </w:rPr>
         <w:fldChar w:fldCharType="separate"/>
       </w:r>
       <w:r>
         <w:rPr>
           <w:rFonts w:ascii="Times New Roman" w:hAnsi="Times New Roman" w:eastAsia="Times New Roman" w:cs="Times New Roman"/>
           <w:szCs w:val="28"/>
-          <w:sz w:val="28"/>
         </w:rPr>
         <w:t>1.5 Бизнес-модель и требования к коммерциализации</w:t>
       </w:r>
       <w:r>
-        <w:rPr>
-          <w:sz w:val="28"/>
-          <w:szCs w:val="28"/>
-        </w:rPr>
         <w:tab/>
       </w:r>
       <w:r>
-        <w:rPr>
-          <w:sz w:val="28"/>
-          <w:szCs w:val="28"/>
-        </w:rPr>
         <w:fldChar w:fldCharType="begin"/>
       </w:r>
       <w:r>
-        <w:rPr>
-          <w:sz w:val="28"/>
-          <w:szCs w:val="28"/>
-        </w:rPr>
         <w:instrText xml:space="preserve"> PAGEREF _Toc1130975644 \h </w:instrText>
       </w:r>
       <w:r>
-        <w:rPr>
-          <w:sz w:val="28"/>
-          <w:szCs w:val="28"/>
-        </w:rPr>
         <w:fldChar w:fldCharType="separate"/>
       </w:r>
       <w:r>
-        <w:rPr>
-          <w:sz w:val="28"/>
-          <w:szCs w:val="28"/>
-        </w:rPr>
         <w:t>20</w:t>
       </w:r>
       <w:r>
-        <w:rPr>
-          <w:sz w:val="28"/>
-          <w:szCs w:val="28"/>
-        </w:rPr>
         <w:fldChar w:fldCharType="end"/>
       </w:r>
       <w:r>
-        <w:rPr>
-          <w:sz w:val="28"/>
-          <w:szCs w:val="28"/>
-        </w:rPr>
         <w:fldChar w:fldCharType="end"/>
       </w:r>
     </w:p>
@@ -1313,81 +1013,40 @@
         </w:tabs>
       </w:pPr>
       <w:r>
-        <w:rPr>
-          <w:sz w:val="28"/>
-          <w:szCs w:val="28"/>
-        </w:rPr>
         <w:fldChar w:fldCharType="begin"/>
       </w:r>
       <w:r>
-        <w:rPr>
-          <w:sz w:val="28"/>
-          <w:szCs w:val="28"/>
-        </w:rPr>
         <w:instrText xml:space="preserve"> HYPERLINK \l _Toc929889111 </w:instrText>
       </w:r>
       <w:r>
-        <w:rPr>
-          <w:sz w:val="28"/>
-          <w:szCs w:val="28"/>
-        </w:rPr>
         <w:fldChar w:fldCharType="separate"/>
       </w:r>
       <w:r>
         <w:rPr>
           <w:rFonts w:ascii="Times New Roman" w:hAnsi="Times New Roman" w:eastAsia="Times New Roman" w:cs="Times New Roman"/>
           <w:szCs w:val="28"/>
-          <w:sz w:val="28"/>
         </w:rPr>
         <w:t>1.6 Выводы по главе 1</w:t>
       </w:r>
       <w:r>
-        <w:rPr>
-          <w:sz w:val="28"/>
-          <w:szCs w:val="28"/>
-        </w:rPr>
         <w:tab/>
       </w:r>
       <w:r>
-        <w:rPr>
-          <w:sz w:val="28"/>
-          <w:szCs w:val="28"/>
-        </w:rPr>
         <w:fldChar w:fldCharType="begin"/>
       </w:r>
       <w:r>
-        <w:rPr>
-          <w:sz w:val="28"/>
-          <w:szCs w:val="28"/>
-        </w:rPr>
         <w:instrText xml:space="preserve"> PAGEREF _Toc929889111 \h </w:instrText>
       </w:r>
       <w:r>
-        <w:rPr>
-          <w:sz w:val="28"/>
-          <w:szCs w:val="28"/>
-        </w:rPr>
         <w:fldChar w:fldCharType="separate"/>
       </w:r>
       <w:r>
-        <w:rPr>
-          <w:sz w:val="28"/>
-          <w:szCs w:val="28"/>
-        </w:rPr>
         <w:t>24</w:t>
       </w:r>
       <w:r>
-        <w:rPr>
-          <w:sz w:val="28"/>
-          <w:szCs w:val="28"/>
-        </w:rPr>
         <w:fldChar w:fldCharType="end"/>
       </w:r>
       <w:r>
-        <w:rPr>
-          <w:sz w:val="28"/>
-          <w:szCs w:val="28"/>
-        </w:rPr>
         <w:fldChar w:fldCharType="end"/>
       </w:r>
     </w:p>
@@ -1399,81 +1058,40 @@
         </w:tabs>
       </w:pPr>
       <w:r>
-        <w:rPr>
-          <w:sz w:val="28"/>
-          <w:szCs w:val="28"/>
-        </w:rPr>
         <w:fldChar w:fldCharType="begin"/>
       </w:r>
       <w:r>
-        <w:rPr>
-          <w:sz w:val="28"/>
-          <w:szCs w:val="28"/>
-        </w:rPr>
         <w:instrText xml:space="preserve"> HYPERLINK \l _Toc1407789358 </w:instrText>
       </w:r>
       <w:r>
-        <w:rPr>
-          <w:sz w:val="28"/>
-          <w:szCs w:val="28"/>
-        </w:rPr>
         <w:fldChar w:fldCharType="separate"/>
       </w:r>
       <w:r>
         <w:rPr>
           <w:rFonts w:ascii="Times New Roman" w:hAnsi="Times New Roman" w:eastAsia="Times New Roman" w:cs="Times New Roman"/>
           <w:szCs w:val="28"/>
-          <w:sz w:val="28"/>
         </w:rPr>
         <w:t>2 ЭКОНОМИКА ПРОИЗВОДСТВА И ФИНАНСОВАЯ МОДЕЛЬ</w:t>
       </w:r>
       <w:r>
-        <w:rPr>
-          <w:sz w:val="28"/>
-          <w:szCs w:val="28"/>
-        </w:rPr>
         <w:tab/>
       </w:r>
       <w:r>
-        <w:rPr>
-          <w:sz w:val="28"/>
-          <w:szCs w:val="28"/>
-        </w:rPr>
         <w:fldChar w:fldCharType="begin"/>
       </w:r>
       <w:r>
-        <w:rPr>
-          <w:sz w:val="28"/>
-          <w:szCs w:val="28"/>
-        </w:rPr>
         <w:instrText xml:space="preserve"> PAGEREF _Toc1407789358 \h </w:instrText>
       </w:r>
       <w:r>
-        <w:rPr>
-          <w:sz w:val="28"/>
-          <w:szCs w:val="28"/>
-        </w:rPr>
         <w:fldChar w:fldCharType="separate"/>
       </w:r>
       <w:r>
-        <w:rPr>
-          <w:sz w:val="28"/>
-          <w:szCs w:val="28"/>
-        </w:rPr>
         <w:t>26</w:t>
       </w:r>
       <w:r>
-        <w:rPr>
-          <w:sz w:val="28"/>
-          <w:szCs w:val="28"/>
-        </w:rPr>
         <w:fldChar w:fldCharType="end"/>
       </w:r>
       <w:r>
-        <w:rPr>
-          <w:sz w:val="28"/>
-          <w:szCs w:val="28"/>
-        </w:rPr>
         <w:fldChar w:fldCharType="end"/>
       </w:r>
     </w:p>
@@ -1485,81 +1103,40 @@
         </w:tabs>
       </w:pPr>
       <w:r>
-        <w:rPr>
-          <w:sz w:val="28"/>
-          <w:szCs w:val="28"/>
-        </w:rPr>
         <w:fldChar w:fldCharType="begin"/>
       </w:r>
       <w:r>
-        <w:rPr>
-          <w:sz w:val="28"/>
-          <w:szCs w:val="28"/>
-        </w:rPr>
         <w:instrText xml:space="preserve"> HYPERLINK \l _Toc1888400907 </w:instrText>
       </w:r>
       <w:r>
-        <w:rPr>
-          <w:sz w:val="28"/>
-          <w:szCs w:val="28"/>
-        </w:rPr>
         <w:fldChar w:fldCharType="separate"/>
       </w:r>
       <w:r>
         <w:rPr>
           <w:rFonts w:ascii="Times New Roman" w:hAnsi="Times New Roman" w:eastAsia="Times New Roman" w:cs="Times New Roman"/>
           <w:szCs w:val="28"/>
-          <w:sz w:val="28"/>
         </w:rPr>
         <w:t>2.1 Экономика производства и unit-экономика продукта</w:t>
       </w:r>
       <w:r>
-        <w:rPr>
-          <w:sz w:val="28"/>
-          <w:szCs w:val="28"/>
-        </w:rPr>
         <w:tab/>
       </w:r>
       <w:r>
-        <w:rPr>
-          <w:sz w:val="28"/>
-          <w:szCs w:val="28"/>
-        </w:rPr>
         <w:fldChar w:fldCharType="begin"/>
       </w:r>
       <w:r>
-        <w:rPr>
-          <w:sz w:val="28"/>
-          <w:szCs w:val="28"/>
-        </w:rPr>
         <w:instrText xml:space="preserve"> PAGEREF _Toc1888400907 \h </w:instrText>
       </w:r>
       <w:r>
-        <w:rPr>
-          <w:sz w:val="28"/>
-          <w:szCs w:val="28"/>
-        </w:rPr>
         <w:fldChar w:fldCharType="separate"/>
       </w:r>
       <w:r>
-        <w:rPr>
-          <w:sz w:val="28"/>
-          <w:szCs w:val="28"/>
-        </w:rPr>
         <w:t>26</w:t>
       </w:r>
       <w:r>
-        <w:rPr>
-          <w:sz w:val="28"/>
-          <w:szCs w:val="28"/>
-        </w:rPr>
         <w:fldChar w:fldCharType="end"/>
       </w:r>
       <w:r>
-        <w:rPr>
-          <w:sz w:val="28"/>
-          <w:szCs w:val="28"/>
-        </w:rPr>
         <w:fldChar w:fldCharType="end"/>
       </w:r>
     </w:p>
@@ -1571,81 +1148,40 @@
         </w:tabs>
       </w:pPr>
       <w:r>
-        <w:rPr>
-          <w:sz w:val="28"/>
-          <w:szCs w:val="28"/>
-        </w:rPr>
         <w:fldChar w:fldCharType="begin"/>
       </w:r>
       <w:r>
-        <w:rPr>
-          <w:sz w:val="28"/>
-          <w:szCs w:val="28"/>
-        </w:rPr>
         <w:instrText xml:space="preserve"> HYPERLINK \l _Toc693224936 </w:instrText>
       </w:r>
       <w:r>
-        <w:rPr>
-          <w:sz w:val="28"/>
-          <w:szCs w:val="28"/>
-        </w:rPr>
         <w:fldChar w:fldCharType="separate"/>
       </w:r>
       <w:r>
         <w:rPr>
           <w:rFonts w:ascii="Times New Roman" w:hAnsi="Times New Roman" w:eastAsia="Times New Roman" w:cs="Times New Roman"/>
           <w:szCs w:val="28"/>
-          <w:sz w:val="28"/>
         </w:rPr>
         <w:t>2.2 Производственная модель и масштабирование</w:t>
       </w:r>
       <w:r>
-        <w:rPr>
-          <w:sz w:val="28"/>
-          <w:szCs w:val="28"/>
-        </w:rPr>
         <w:tab/>
       </w:r>
       <w:r>
-        <w:rPr>
-          <w:sz w:val="28"/>
-          <w:szCs w:val="28"/>
-        </w:rPr>
         <w:fldChar w:fldCharType="begin"/>
       </w:r>
       <w:r>
-        <w:rPr>
-          <w:sz w:val="28"/>
-          <w:szCs w:val="28"/>
-        </w:rPr>
         <w:instrText xml:space="preserve"> PAGEREF _Toc693224936 \h </w:instrText>
       </w:r>
       <w:r>
-        <w:rPr>
-          <w:sz w:val="28"/>
-          <w:szCs w:val="28"/>
-        </w:rPr>
         <w:fldChar w:fldCharType="separate"/>
       </w:r>
       <w:r>
-        <w:rPr>
-          <w:sz w:val="28"/>
-          <w:szCs w:val="28"/>
-        </w:rPr>
         <w:t>29</w:t>
       </w:r>
       <w:r>
-        <w:rPr>
-          <w:sz w:val="28"/>
-          <w:szCs w:val="28"/>
-        </w:rPr>
         <w:fldChar w:fldCharType="end"/>
       </w:r>
       <w:r>
-        <w:rPr>
-          <w:sz w:val="28"/>
-          <w:szCs w:val="28"/>
-        </w:rPr>
         <w:fldChar w:fldCharType="end"/>
       </w:r>
     </w:p>
@@ -1657,81 +1193,40 @@
         </w:tabs>
       </w:pPr>
       <w:r>
-        <w:rPr>
-          <w:sz w:val="28"/>
-          <w:szCs w:val="28"/>
-        </w:rPr>
         <w:fldChar w:fldCharType="begin"/>
       </w:r>
       <w:r>
-        <w:rPr>
-          <w:sz w:val="28"/>
-          <w:szCs w:val="28"/>
-        </w:rPr>
         <w:instrText xml:space="preserve"> HYPERLINK \l _Toc932714377 </w:instrText>
       </w:r>
       <w:r>
-        <w:rPr>
-          <w:sz w:val="28"/>
-          <w:szCs w:val="28"/>
-        </w:rPr>
         <w:fldChar w:fldCharType="separate"/>
       </w:r>
       <w:r>
         <w:rPr>
           <w:rFonts w:ascii="Times New Roman" w:hAnsi="Times New Roman" w:eastAsia="Times New Roman" w:cs="Times New Roman"/>
           <w:szCs w:val="28"/>
-          <w:sz w:val="28"/>
         </w:rPr>
         <w:t>2.3 Финансовая модель и стратегия финансирования</w:t>
       </w:r>
       <w:r>
-        <w:rPr>
-          <w:sz w:val="28"/>
-          <w:szCs w:val="28"/>
-        </w:rPr>
         <w:tab/>
       </w:r>
       <w:r>
-        <w:rPr>
-          <w:sz w:val="28"/>
-          <w:szCs w:val="28"/>
-        </w:rPr>
         <w:fldChar w:fldCharType="begin"/>
       </w:r>
       <w:r>
-        <w:rPr>
-          <w:sz w:val="28"/>
-          <w:szCs w:val="28"/>
-        </w:rPr>
         <w:instrText xml:space="preserve"> PAGEREF _Toc932714377 \h </w:instrText>
       </w:r>
       <w:r>
-        <w:rPr>
-          <w:sz w:val="28"/>
-          <w:szCs w:val="28"/>
-        </w:rPr>
         <w:fldChar w:fldCharType="separate"/>
       </w:r>
       <w:r>
-        <w:rPr>
-          <w:sz w:val="28"/>
-          <w:szCs w:val="28"/>
-        </w:rPr>
         <w:t>32</w:t>
       </w:r>
       <w:r>
-        <w:rPr>
-          <w:sz w:val="28"/>
-          <w:szCs w:val="28"/>
-        </w:rPr>
         <w:fldChar w:fldCharType="end"/>
       </w:r>
       <w:r>
-        <w:rPr>
-          <w:sz w:val="28"/>
-          <w:szCs w:val="28"/>
-        </w:rPr>
         <w:fldChar w:fldCharType="end"/>
       </w:r>
     </w:p>
@@ -1743,81 +1238,40 @@
         </w:tabs>
       </w:pPr>
       <w:r>
-        <w:rPr>
-          <w:sz w:val="28"/>
-          <w:szCs w:val="28"/>
-        </w:rPr>
         <w:fldChar w:fldCharType="begin"/>
       </w:r>
       <w:r>
-        <w:rPr>
-          <w:sz w:val="28"/>
-          <w:szCs w:val="28"/>
-        </w:rPr>
         <w:instrText xml:space="preserve"> HYPERLINK \l _Toc1647394786 </w:instrText>
       </w:r>
       <w:r>
-        <w:rPr>
-          <w:sz w:val="28"/>
-          <w:szCs w:val="28"/>
-        </w:rPr>
         <w:fldChar w:fldCharType="separate"/>
       </w:r>
       <w:r>
         <w:rPr>
           <w:rFonts w:ascii="Times New Roman" w:hAnsi="Times New Roman" w:eastAsia="Times New Roman" w:cs="Times New Roman"/>
           <w:szCs w:val="28"/>
-          <w:sz w:val="28"/>
         </w:rPr>
         <w:t>Выводы по главе 2</w:t>
       </w:r>
       <w:r>
-        <w:rPr>
-          <w:sz w:val="28"/>
-          <w:szCs w:val="28"/>
-        </w:rPr>
         <w:tab/>
       </w:r>
       <w:r>
-        <w:rPr>
-          <w:sz w:val="28"/>
-          <w:szCs w:val="28"/>
-        </w:rPr>
         <w:fldChar w:fldCharType="begin"/>
       </w:r>
       <w:r>
-        <w:rPr>
-          <w:sz w:val="28"/>
-          <w:szCs w:val="28"/>
-        </w:rPr>
         <w:instrText xml:space="preserve"> PAGEREF _Toc1647394786 \h </w:instrText>
       </w:r>
       <w:r>
-        <w:rPr>
-          <w:sz w:val="28"/>
-          <w:szCs w:val="28"/>
-        </w:rPr>
         <w:fldChar w:fldCharType="separate"/>
       </w:r>
       <w:r>
-        <w:rPr>
-          <w:sz w:val="28"/>
-          <w:szCs w:val="28"/>
-        </w:rPr>
-        <w:t>38</w:t>
-      </w:r>
-      <w:r>
-        <w:rPr>
-          <w:sz w:val="28"/>
-          <w:szCs w:val="28"/>
-        </w:rPr>
+        <w:t>37</w:t>
+      </w:r>
+      <w:r>
         <w:fldChar w:fldCharType="end"/>
       </w:r>
       <w:r>
-        <w:rPr>
-          <w:sz w:val="28"/>
-          <w:szCs w:val="28"/>
-        </w:rPr>
         <w:fldChar w:fldCharType="end"/>
       </w:r>
     </w:p>
@@ -1829,81 +1283,40 @@
         </w:tabs>
       </w:pPr>
       <w:r>
-        <w:rPr>
-          <w:sz w:val="28"/>
-          <w:szCs w:val="28"/>
-        </w:rPr>
         <w:fldChar w:fldCharType="begin"/>
       </w:r>
       <w:r>
-        <w:rPr>
-          <w:sz w:val="28"/>
-          <w:szCs w:val="28"/>
-        </w:rPr>
         <w:instrText xml:space="preserve"> HYPERLINK \l _Toc257507531 </w:instrText>
       </w:r>
       <w:r>
-        <w:rPr>
-          <w:sz w:val="28"/>
-          <w:szCs w:val="28"/>
-        </w:rPr>
         <w:fldChar w:fldCharType="separate"/>
       </w:r>
       <w:r>
         <w:rPr>
           <w:rFonts w:ascii="Times New Roman" w:hAnsi="Times New Roman" w:eastAsia="Times New Roman" w:cs="Times New Roman"/>
           <w:szCs w:val="28"/>
-          <w:sz w:val="28"/>
         </w:rPr>
         <w:t>3 ОЦЕНКА ЭФФЕКТИВНОСТИ И СТРАТЕГИЯ КОММЕРЦИАЛИЗАЦИИ</w:t>
       </w:r>
       <w:r>
-        <w:rPr>
-          <w:sz w:val="28"/>
-          <w:szCs w:val="28"/>
-        </w:rPr>
         <w:tab/>
       </w:r>
       <w:r>
-        <w:rPr>
-          <w:sz w:val="28"/>
-          <w:szCs w:val="28"/>
-        </w:rPr>
         <w:fldChar w:fldCharType="begin"/>
       </w:r>
       <w:r>
-        <w:rPr>
-          <w:sz w:val="28"/>
-          <w:szCs w:val="28"/>
-        </w:rPr>
         <w:instrText xml:space="preserve"> PAGEREF _Toc257507531 \h </w:instrText>
       </w:r>
       <w:r>
-        <w:rPr>
-          <w:sz w:val="28"/>
-          <w:szCs w:val="28"/>
-        </w:rPr>
         <w:fldChar w:fldCharType="separate"/>
       </w:r>
       <w:r>
-        <w:rPr>
-          <w:sz w:val="28"/>
-          <w:szCs w:val="28"/>
-        </w:rPr>
         <w:t>39</w:t>
       </w:r>
       <w:r>
-        <w:rPr>
-          <w:sz w:val="28"/>
-          <w:szCs w:val="28"/>
-        </w:rPr>
         <w:fldChar w:fldCharType="end"/>
       </w:r>
       <w:r>
-        <w:rPr>
-          <w:sz w:val="28"/>
-          <w:szCs w:val="28"/>
-        </w:rPr>
         <w:fldChar w:fldCharType="end"/>
       </w:r>
     </w:p>
@@ -1915,81 +1328,40 @@
         </w:tabs>
       </w:pPr>
       <w:r>
-        <w:rPr>
-          <w:sz w:val="28"/>
-          <w:szCs w:val="28"/>
-        </w:rPr>
         <w:fldChar w:fldCharType="begin"/>
       </w:r>
       <w:r>
-        <w:rPr>
-          <w:sz w:val="28"/>
-          <w:szCs w:val="28"/>
-        </w:rPr>
         <w:instrText xml:space="preserve"> HYPERLINK \l _Toc749524812 </w:instrText>
       </w:r>
       <w:r>
-        <w:rPr>
-          <w:sz w:val="28"/>
-          <w:szCs w:val="28"/>
-        </w:rPr>
         <w:fldChar w:fldCharType="separate"/>
       </w:r>
       <w:r>
         <w:rPr>
           <w:rFonts w:ascii="Times New Roman" w:hAnsi="Times New Roman" w:eastAsia="Times New Roman" w:cs="Times New Roman"/>
           <w:szCs w:val="28"/>
-          <w:sz w:val="28"/>
         </w:rPr>
         <w:t>3.1 Оценка экономической эффективности проекта</w:t>
       </w:r>
       <w:r>
-        <w:rPr>
-          <w:sz w:val="28"/>
-          <w:szCs w:val="28"/>
-        </w:rPr>
         <w:tab/>
       </w:r>
       <w:r>
-        <w:rPr>
-          <w:sz w:val="28"/>
-          <w:szCs w:val="28"/>
-        </w:rPr>
         <w:fldChar w:fldCharType="begin"/>
       </w:r>
       <w:r>
-        <w:rPr>
-          <w:sz w:val="28"/>
-          <w:szCs w:val="28"/>
-        </w:rPr>
         <w:instrText xml:space="preserve"> PAGEREF _Toc749524812 \h </w:instrText>
       </w:r>
       <w:r>
-        <w:rPr>
-          <w:sz w:val="28"/>
-          <w:szCs w:val="28"/>
-        </w:rPr>
         <w:fldChar w:fldCharType="separate"/>
       </w:r>
       <w:r>
-        <w:rPr>
-          <w:sz w:val="28"/>
-          <w:szCs w:val="28"/>
-        </w:rPr>
         <w:t>39</w:t>
       </w:r>
       <w:r>
-        <w:rPr>
-          <w:sz w:val="28"/>
-          <w:szCs w:val="28"/>
-        </w:rPr>
         <w:fldChar w:fldCharType="end"/>
       </w:r>
       <w:r>
-        <w:rPr>
-          <w:sz w:val="28"/>
-          <w:szCs w:val="28"/>
-        </w:rPr>
         <w:fldChar w:fldCharType="end"/>
       </w:r>
     </w:p>
@@ -2001,81 +1373,40 @@
         </w:tabs>
       </w:pPr>
       <w:r>
-        <w:rPr>
-          <w:sz w:val="28"/>
-          <w:szCs w:val="28"/>
-        </w:rPr>
         <w:fldChar w:fldCharType="begin"/>
       </w:r>
       <w:r>
-        <w:rPr>
-          <w:sz w:val="28"/>
-          <w:szCs w:val="28"/>
-        </w:rPr>
         <w:instrText xml:space="preserve"> HYPERLINK \l _Toc124441982 </w:instrText>
       </w:r>
       <w:r>
-        <w:rPr>
-          <w:sz w:val="28"/>
-          <w:szCs w:val="28"/>
-        </w:rPr>
         <w:fldChar w:fldCharType="separate"/>
       </w:r>
       <w:r>
         <w:rPr>
           <w:rFonts w:ascii="Times New Roman" w:hAnsi="Times New Roman" w:eastAsia="Times New Roman" w:cs="Times New Roman"/>
           <w:szCs w:val="28"/>
-          <w:sz w:val="28"/>
         </w:rPr>
         <w:t>3.2 Стратегия выхода на рынок и масштабирования</w:t>
       </w:r>
       <w:r>
-        <w:rPr>
-          <w:sz w:val="28"/>
-          <w:szCs w:val="28"/>
-        </w:rPr>
         <w:tab/>
       </w:r>
       <w:r>
-        <w:rPr>
-          <w:sz w:val="28"/>
-          <w:szCs w:val="28"/>
-        </w:rPr>
         <w:fldChar w:fldCharType="begin"/>
       </w:r>
       <w:r>
-        <w:rPr>
-          <w:sz w:val="28"/>
-          <w:szCs w:val="28"/>
-        </w:rPr>
         <w:instrText xml:space="preserve"> PAGEREF _Toc124441982 \h </w:instrText>
       </w:r>
       <w:r>
-        <w:rPr>
-          <w:sz w:val="28"/>
-          <w:szCs w:val="28"/>
-        </w:rPr>
         <w:fldChar w:fldCharType="separate"/>
       </w:r>
       <w:r>
-        <w:rPr>
-          <w:sz w:val="28"/>
-          <w:szCs w:val="28"/>
-        </w:rPr>
         <w:t>41</w:t>
       </w:r>
       <w:r>
-        <w:rPr>
-          <w:sz w:val="28"/>
-          <w:szCs w:val="28"/>
-        </w:rPr>
         <w:fldChar w:fldCharType="end"/>
       </w:r>
       <w:r>
-        <w:rPr>
-          <w:sz w:val="28"/>
-          <w:szCs w:val="28"/>
-        </w:rPr>
         <w:fldChar w:fldCharType="end"/>
       </w:r>
     </w:p>
@@ -2087,81 +1418,40 @@
         </w:tabs>
       </w:pPr>
       <w:r>
-        <w:rPr>
-          <w:sz w:val="28"/>
-          <w:szCs w:val="28"/>
-        </w:rPr>
         <w:fldChar w:fldCharType="begin"/>
       </w:r>
       <w:r>
-        <w:rPr>
-          <w:sz w:val="28"/>
-          <w:szCs w:val="28"/>
-        </w:rPr>
         <w:instrText xml:space="preserve"> HYPERLINK \l _Toc1994802943 </w:instrText>
       </w:r>
       <w:r>
-        <w:rPr>
-          <w:sz w:val="28"/>
-          <w:szCs w:val="28"/>
-        </w:rPr>
         <w:fldChar w:fldCharType="separate"/>
       </w:r>
       <w:r>
         <w:rPr>
           <w:rFonts w:ascii="Times New Roman" w:hAnsi="Times New Roman" w:eastAsia="Times New Roman" w:cs="Times New Roman"/>
           <w:szCs w:val="28"/>
-          <w:sz w:val="28"/>
         </w:rPr>
         <w:t>3.3 Анализ рисков и рекомендации по их снижению</w:t>
       </w:r>
       <w:r>
-        <w:rPr>
-          <w:sz w:val="28"/>
-          <w:szCs w:val="28"/>
-        </w:rPr>
         <w:tab/>
       </w:r>
       <w:r>
-        <w:rPr>
-          <w:sz w:val="28"/>
-          <w:szCs w:val="28"/>
-        </w:rPr>
         <w:fldChar w:fldCharType="begin"/>
       </w:r>
       <w:r>
-        <w:rPr>
-          <w:sz w:val="28"/>
-          <w:szCs w:val="28"/>
-        </w:rPr>
         <w:instrText xml:space="preserve"> PAGEREF _Toc1994802943 \h </w:instrText>
       </w:r>
       <w:r>
-        <w:rPr>
-          <w:sz w:val="28"/>
-          <w:szCs w:val="28"/>
-        </w:rPr>
         <w:fldChar w:fldCharType="separate"/>
       </w:r>
       <w:r>
-        <w:rPr>
-          <w:sz w:val="28"/>
-          <w:szCs w:val="28"/>
-        </w:rPr>
         <w:t>47</w:t>
       </w:r>
       <w:r>
-        <w:rPr>
-          <w:sz w:val="28"/>
-          <w:szCs w:val="28"/>
-        </w:rPr>
         <w:fldChar w:fldCharType="end"/>
       </w:r>
       <w:r>
-        <w:rPr>
-          <w:sz w:val="28"/>
-          <w:szCs w:val="28"/>
-        </w:rPr>
         <w:fldChar w:fldCharType="end"/>
       </w:r>
     </w:p>
@@ -2173,81 +1463,40 @@
         </w:tabs>
       </w:pPr>
       <w:r>
-        <w:rPr>
-          <w:sz w:val="28"/>
-          <w:szCs w:val="28"/>
-        </w:rPr>
         <w:fldChar w:fldCharType="begin"/>
       </w:r>
       <w:r>
-        <w:rPr>
-          <w:sz w:val="28"/>
-          <w:szCs w:val="28"/>
-        </w:rPr>
         <w:instrText xml:space="preserve"> HYPERLINK \l _Toc138366037 </w:instrText>
       </w:r>
       <w:r>
-        <w:rPr>
-          <w:sz w:val="28"/>
-          <w:szCs w:val="28"/>
-        </w:rPr>
         <w:fldChar w:fldCharType="separate"/>
       </w:r>
       <w:r>
         <w:rPr>
           <w:rFonts w:ascii="Times New Roman" w:hAnsi="Times New Roman" w:eastAsia="Times New Roman" w:cs="Times New Roman"/>
           <w:szCs w:val="28"/>
-          <w:sz w:val="28"/>
         </w:rPr>
         <w:t>Выводы по главе 3</w:t>
       </w:r>
       <w:r>
-        <w:rPr>
-          <w:sz w:val="28"/>
-          <w:szCs w:val="28"/>
-        </w:rPr>
         <w:tab/>
       </w:r>
       <w:r>
-        <w:rPr>
-          <w:sz w:val="28"/>
-          <w:szCs w:val="28"/>
-        </w:rPr>
         <w:fldChar w:fldCharType="begin"/>
       </w:r>
       <w:r>
-        <w:rPr>
-          <w:sz w:val="28"/>
-          <w:szCs w:val="28"/>
-        </w:rPr>
         <w:instrText xml:space="preserve"> PAGEREF _Toc138366037 \h </w:instrText>
       </w:r>
       <w:r>
-        <w:rPr>
-          <w:sz w:val="28"/>
-          <w:szCs w:val="28"/>
-        </w:rPr>
         <w:fldChar w:fldCharType="separate"/>
       </w:r>
       <w:r>
-        <w:rPr>
-          <w:sz w:val="28"/>
-          <w:szCs w:val="28"/>
-        </w:rPr>
         <w:t>52</w:t>
       </w:r>
       <w:r>
-        <w:rPr>
-          <w:sz w:val="28"/>
-          <w:szCs w:val="28"/>
-        </w:rPr>
         <w:fldChar w:fldCharType="end"/>
       </w:r>
       <w:r>
-        <w:rPr>
-          <w:sz w:val="28"/>
-          <w:szCs w:val="28"/>
-        </w:rPr>
         <w:fldChar w:fldCharType="end"/>
       </w:r>
     </w:p>
@@ -2259,81 +1508,40 @@
         </w:tabs>
       </w:pPr>
       <w:r>
-        <w:rPr>
-          <w:sz w:val="28"/>
-          <w:szCs w:val="28"/>
-        </w:rPr>
         <w:fldChar w:fldCharType="begin"/>
       </w:r>
       <w:r>
-        <w:rPr>
-          <w:sz w:val="28"/>
-          <w:szCs w:val="28"/>
-        </w:rPr>
         <w:instrText xml:space="preserve"> HYPERLINK \l _Toc1940677805 </w:instrText>
       </w:r>
       <w:r>
-        <w:rPr>
-          <w:sz w:val="28"/>
-          <w:szCs w:val="28"/>
-        </w:rPr>
         <w:fldChar w:fldCharType="separate"/>
       </w:r>
       <w:r>
         <w:rPr>
           <w:rFonts w:ascii="Times New Roman" w:hAnsi="Times New Roman" w:eastAsia="Times New Roman" w:cs="Times New Roman"/>
           <w:szCs w:val="28"/>
-          <w:sz w:val="28"/>
         </w:rPr>
         <w:t>ЗАКЛЮЧЕНИЕ</w:t>
       </w:r>
       <w:r>
-        <w:rPr>
-          <w:sz w:val="28"/>
-          <w:szCs w:val="28"/>
-        </w:rPr>
         <w:tab/>
       </w:r>
       <w:r>
-        <w:rPr>
-          <w:sz w:val="28"/>
-          <w:szCs w:val="28"/>
-        </w:rPr>
         <w:fldChar w:fldCharType="begin"/>
       </w:r>
       <w:r>
-        <w:rPr>
-          <w:sz w:val="28"/>
-          <w:szCs w:val="28"/>
-        </w:rPr>
         <w:instrText xml:space="preserve"> PAGEREF _Toc1940677805 \h </w:instrText>
       </w:r>
       <w:r>
-        <w:rPr>
-          <w:sz w:val="28"/>
-          <w:szCs w:val="28"/>
-        </w:rPr>
         <w:fldChar w:fldCharType="separate"/>
       </w:r>
       <w:r>
-        <w:rPr>
-          <w:sz w:val="28"/>
-          <w:szCs w:val="28"/>
-        </w:rPr>
         <w:t>54</w:t>
       </w:r>
       <w:r>
-        <w:rPr>
-          <w:sz w:val="28"/>
-          <w:szCs w:val="28"/>
-        </w:rPr>
         <w:fldChar w:fldCharType="end"/>
       </w:r>
       <w:r>
-        <w:rPr>
-          <w:sz w:val="28"/>
-          <w:szCs w:val="28"/>
-        </w:rPr>
         <w:fldChar w:fldCharType="end"/>
       </w:r>
     </w:p>
@@ -2345,81 +1553,40 @@
         </w:tabs>
       </w:pPr>
       <w:r>
-        <w:rPr>
-          <w:sz w:val="28"/>
-          <w:szCs w:val="28"/>
-        </w:rPr>
         <w:fldChar w:fldCharType="begin"/>
       </w:r>
       <w:r>
-        <w:rPr>
-          <w:sz w:val="28"/>
-          <w:szCs w:val="28"/>
-        </w:rPr>
         <w:instrText xml:space="preserve"> HYPERLINK \l _Toc990237999 </w:instrText>
       </w:r>
       <w:r>
-        <w:rPr>
-          <w:sz w:val="28"/>
-          <w:szCs w:val="28"/>
-        </w:rPr>
         <w:fldChar w:fldCharType="separate"/>
       </w:r>
       <w:r>
         <w:rPr>
           <w:rFonts w:ascii="Times New Roman" w:hAnsi="Times New Roman" w:eastAsia="Times New Roman" w:cs="Times New Roman"/>
           <w:szCs w:val="28"/>
-          <w:sz w:val="28"/>
         </w:rPr>
         <w:t>СПИСОК ИСПОЛЬЗОВАННЫХ ИСТОЧНИКОВ</w:t>
       </w:r>
       <w:r>
-        <w:rPr>
-          <w:sz w:val="28"/>
-          <w:szCs w:val="28"/>
-        </w:rPr>
         <w:tab/>
       </w:r>
       <w:r>
-        <w:rPr>
-          <w:sz w:val="28"/>
-          <w:szCs w:val="28"/>
-        </w:rPr>
         <w:fldChar w:fldCharType="begin"/>
       </w:r>
       <w:r>
-        <w:rPr>
-          <w:sz w:val="28"/>
-          <w:szCs w:val="28"/>
-        </w:rPr>
         <w:instrText xml:space="preserve"> PAGEREF _Toc990237999 \h </w:instrText>
       </w:r>
       <w:r>
-        <w:rPr>
-          <w:sz w:val="28"/>
-          <w:szCs w:val="28"/>
-        </w:rPr>
         <w:fldChar w:fldCharType="separate"/>
       </w:r>
       <w:r>
-        <w:rPr>
-          <w:sz w:val="28"/>
-          <w:szCs w:val="28"/>
-        </w:rPr>
         <w:t>56</w:t>
       </w:r>
       <w:r>
-        <w:rPr>
-          <w:sz w:val="28"/>
-          <w:szCs w:val="28"/>
-        </w:rPr>
         <w:fldChar w:fldCharType="end"/>
       </w:r>
       <w:r>
-        <w:rPr>
-          <w:sz w:val="28"/>
-          <w:szCs w:val="28"/>
-        </w:rPr>
         <w:fldChar w:fldCharType="end"/>
       </w:r>
     </w:p>
@@ -2431,81 +1598,39 @@
         </w:tabs>
       </w:pPr>
       <w:r>
-        <w:rPr>
-          <w:sz w:val="28"/>
-          <w:szCs w:val="28"/>
-        </w:rPr>
         <w:fldChar w:fldCharType="begin"/>
       </w:r>
       <w:r>
-        <w:rPr>
-          <w:sz w:val="28"/>
-          <w:szCs w:val="28"/>
-        </w:rPr>
         <w:instrText xml:space="preserve"> HYPERLINK \l _Toc2079268590 </w:instrText>
       </w:r>
       <w:r>
-        <w:rPr>
-          <w:sz w:val="28"/>
-          <w:szCs w:val="28"/>
-        </w:rPr>
         <w:fldChar w:fldCharType="separate"/>
       </w:r>
       <w:r>
         <w:rPr>
           <w:rFonts w:ascii="Times New Roman" w:hAnsi="Times New Roman"/>
-          <w:sz w:val="28"/>
-          <w:szCs w:val="28"/>
         </w:rPr>
         <w:t>СПИСОК ИЛЛЮСТРАТИВНОГО МАТЕРИАЛА</w:t>
       </w:r>
       <w:r>
-        <w:rPr>
-          <w:sz w:val="28"/>
-          <w:szCs w:val="28"/>
-        </w:rPr>
         <w:tab/>
       </w:r>
       <w:r>
-        <w:rPr>
-          <w:sz w:val="28"/>
-          <w:szCs w:val="28"/>
-        </w:rPr>
         <w:fldChar w:fldCharType="begin"/>
       </w:r>
       <w:r>
-        <w:rPr>
-          <w:sz w:val="28"/>
-          <w:szCs w:val="28"/>
-        </w:rPr>
         <w:instrText xml:space="preserve"> PAGEREF _Toc2079268590 \h </w:instrText>
       </w:r>
       <w:r>
-        <w:rPr>
-          <w:sz w:val="28"/>
-          <w:szCs w:val="28"/>
-        </w:rPr>
         <w:fldChar w:fldCharType="separate"/>
       </w:r>
       <w:r>
-        <w:rPr>
-          <w:sz w:val="28"/>
-          <w:szCs w:val="28"/>
-        </w:rPr>
         <w:t>62</w:t>
       </w:r>
       <w:r>
-        <w:rPr>
-          <w:sz w:val="28"/>
-          <w:szCs w:val="28"/>
-        </w:rPr>
         <w:fldChar w:fldCharType="end"/>
       </w:r>
       <w:r>
-        <w:rPr>
-          <w:sz w:val="28"/>
-          <w:szCs w:val="28"/>
-        </w:rPr>
         <w:fldChar w:fldCharType="end"/>
       </w:r>
     </w:p>
@@ -2517,81 +1642,40 @@
         </w:tabs>
       </w:pPr>
       <w:r>
-        <w:rPr>
-          <w:sz w:val="28"/>
-          <w:szCs w:val="28"/>
-        </w:rPr>
         <w:fldChar w:fldCharType="begin"/>
       </w:r>
       <w:r>
-        <w:rPr>
-          <w:sz w:val="28"/>
-          <w:szCs w:val="28"/>
-        </w:rPr>
         <w:instrText xml:space="preserve"> HYPERLINK \l _Toc265804499 </w:instrText>
       </w:r>
       <w:r>
-        <w:rPr>
-          <w:sz w:val="28"/>
-          <w:szCs w:val="28"/>
-        </w:rPr>
         <w:fldChar w:fldCharType="separate"/>
       </w:r>
       <w:r>
         <w:rPr>
           <w:rFonts w:ascii="Times New Roman" w:hAnsi="Times New Roman" w:eastAsia="Times New Roman" w:cs="Times New Roman"/>
           <w:szCs w:val="28"/>
-          <w:sz w:val="28"/>
         </w:rPr>
         <w:t>ПРИЛОЖЕНИЕ А (обязательное)</w:t>
       </w:r>
       <w:r>
-        <w:rPr>
-          <w:sz w:val="28"/>
-          <w:szCs w:val="28"/>
-        </w:rPr>
         <w:tab/>
       </w:r>
       <w:r>
-        <w:rPr>
-          <w:sz w:val="28"/>
-          <w:szCs w:val="28"/>
-        </w:rPr>
         <w:fldChar w:fldCharType="begin"/>
       </w:r>
       <w:r>
-        <w:rPr>
-          <w:sz w:val="28"/>
-          <w:szCs w:val="28"/>
-        </w:rPr>
         <w:instrText xml:space="preserve"> PAGEREF _Toc265804499 \h </w:instrText>
       </w:r>
       <w:r>
-        <w:rPr>
-          <w:sz w:val="28"/>
-          <w:szCs w:val="28"/>
-        </w:rPr>
         <w:fldChar w:fldCharType="separate"/>
       </w:r>
       <w:r>
-        <w:rPr>
-          <w:sz w:val="28"/>
-          <w:szCs w:val="28"/>
-        </w:rPr>
         <w:t>64</w:t>
       </w:r>
       <w:r>
-        <w:rPr>
-          <w:sz w:val="28"/>
-          <w:szCs w:val="28"/>
-        </w:rPr>
         <w:fldChar w:fldCharType="end"/>
       </w:r>
       <w:r>
-        <w:rPr>
-          <w:sz w:val="28"/>
-          <w:szCs w:val="28"/>
-        </w:rPr>
         <w:fldChar w:fldCharType="end"/>
       </w:r>
     </w:p>
@@ -2603,81 +1687,40 @@
         </w:tabs>
       </w:pPr>
       <w:r>
-        <w:rPr>
-          <w:sz w:val="28"/>
-          <w:szCs w:val="28"/>
-        </w:rPr>
         <w:fldChar w:fldCharType="begin"/>
       </w:r>
       <w:r>
-        <w:rPr>
-          <w:sz w:val="28"/>
-          <w:szCs w:val="28"/>
-        </w:rPr>
         <w:instrText xml:space="preserve"> HYPERLINK \l _Toc610228933 </w:instrText>
       </w:r>
       <w:r>
-        <w:rPr>
-          <w:sz w:val="28"/>
-          <w:szCs w:val="28"/>
-        </w:rPr>
         <w:fldChar w:fldCharType="separate"/>
       </w:r>
       <w:r>
         <w:rPr>
           <w:rFonts w:ascii="Times New Roman" w:hAnsi="Times New Roman" w:eastAsia="Times New Roman" w:cs="Times New Roman"/>
           <w:szCs w:val="28"/>
-          <w:sz w:val="28"/>
         </w:rPr>
         <w:t>ПРИЛОЖЕНИЕ Б (обязательное)</w:t>
       </w:r>
       <w:r>
-        <w:rPr>
-          <w:sz w:val="28"/>
-          <w:szCs w:val="28"/>
-        </w:rPr>
         <w:tab/>
       </w:r>
       <w:r>
-        <w:rPr>
-          <w:sz w:val="28"/>
-          <w:szCs w:val="28"/>
-        </w:rPr>
         <w:fldChar w:fldCharType="begin"/>
       </w:r>
       <w:r>
-        <w:rPr>
-          <w:sz w:val="28"/>
-          <w:szCs w:val="28"/>
-        </w:rPr>
         <w:instrText xml:space="preserve"> PAGEREF _Toc610228933 \h </w:instrText>
       </w:r>
       <w:r>
-        <w:rPr>
-          <w:sz w:val="28"/>
-          <w:szCs w:val="28"/>
-        </w:rPr>
         <w:fldChar w:fldCharType="separate"/>
       </w:r>
       <w:r>
-        <w:rPr>
-          <w:sz w:val="28"/>
-          <w:szCs w:val="28"/>
-        </w:rPr>
         <w:t>67</w:t>
       </w:r>
       <w:r>
-        <w:rPr>
-          <w:sz w:val="28"/>
-          <w:szCs w:val="28"/>
-        </w:rPr>
         <w:fldChar w:fldCharType="end"/>
       </w:r>
       <w:r>
-        <w:rPr>
-          <w:sz w:val="28"/>
-          <w:szCs w:val="28"/>
-        </w:rPr>
         <w:fldChar w:fldCharType="end"/>
       </w:r>
     </w:p>
@@ -2689,81 +1732,40 @@
         </w:tabs>
       </w:pPr>
       <w:r>
-        <w:rPr>
-          <w:sz w:val="28"/>
-          <w:szCs w:val="28"/>
-        </w:rPr>
         <w:fldChar w:fldCharType="begin"/>
       </w:r>
       <w:r>
-        <w:rPr>
-          <w:sz w:val="28"/>
-          <w:szCs w:val="28"/>
-        </w:rPr>
         <w:instrText xml:space="preserve"> HYPERLINK \l _Toc1883262506 </w:instrText>
       </w:r>
       <w:r>
-        <w:rPr>
-          <w:sz w:val="28"/>
-          <w:szCs w:val="28"/>
-        </w:rPr>
         <w:fldChar w:fldCharType="separate"/>
       </w:r>
       <w:r>
         <w:rPr>
           <w:rFonts w:ascii="Times New Roman" w:hAnsi="Times New Roman" w:eastAsia="Times New Roman" w:cs="Times New Roman"/>
           <w:szCs w:val="28"/>
-          <w:sz w:val="28"/>
         </w:rPr>
         <w:t>ПРИЛОЖЕНИЕ В (справочное)</w:t>
       </w:r>
       <w:r>
-        <w:rPr>
-          <w:sz w:val="28"/>
-          <w:szCs w:val="28"/>
-        </w:rPr>
         <w:tab/>
       </w:r>
       <w:r>
-        <w:rPr>
-          <w:sz w:val="28"/>
-          <w:szCs w:val="28"/>
-        </w:rPr>
         <w:fldChar w:fldCharType="begin"/>
       </w:r>
       <w:r>
-        <w:rPr>
-          <w:sz w:val="28"/>
-          <w:szCs w:val="28"/>
-        </w:rPr>
         <w:instrText xml:space="preserve"> PAGEREF _Toc1883262506 \h </w:instrText>
       </w:r>
       <w:r>
-        <w:rPr>
-          <w:sz w:val="28"/>
-          <w:szCs w:val="28"/>
-        </w:rPr>
         <w:fldChar w:fldCharType="separate"/>
       </w:r>
       <w:r>
-        <w:rPr>
-          <w:sz w:val="28"/>
-          <w:szCs w:val="28"/>
-        </w:rPr>
         <w:t>70</w:t>
       </w:r>
       <w:r>
-        <w:rPr>
-          <w:sz w:val="28"/>
-          <w:szCs w:val="28"/>
-        </w:rPr>
         <w:fldChar w:fldCharType="end"/>
       </w:r>
       <w:r>
-        <w:rPr>
-          <w:sz w:val="28"/>
-          <w:szCs w:val="28"/>
-        </w:rPr>
         <w:fldChar w:fldCharType="end"/>
       </w:r>
     </w:p>
@@ -3394,7 +2396,7 @@
           <w:sz w:val="28"/>
           <w:szCs w:val="28"/>
         </w:rPr>
-        <w:t>Цифровая трансформация экономики выдвигает креативные индустрии в число главных драйверов инновационного роста. По оценкам аналитических агентств, в 2024 году глобальный рынок проекционного мэппинга (projection mapping) достиг 4,0–4,6 млрд долларов США, а прогнозируемый CAGR составляет 19–23% [1, 2]. Видеомэппинг — это технология, которая проецирует визуальный контент на физические объекты произвольной формы. Сегодня её активно применяют в ивент-индустрии, музейном деле, рекламе и образовании. В России этот сегмент входит в более широкий рынок ивент-технологий: его объём эксперты оценивают более чем в 120 млрд руб. [3].</w:t>
+        <w:t>Креативные индустрии — один из быстрорастущих сегментов цифровой экономики, и проекционный мэппинг (projection mapping) здесь показателен: по оценкам аналитических агентств, в 2024 году его глобальный рынок достиг 4,0–4,6 млрд долларов США при прогнозируемом CAGR 19–23% [1, 2]. Видеомэппинг — это технология, которая проецирует визуальный контент на физические объекты произвольной формы. Сегодня её активно применяют в ивент-индустрии, музейном деле, рекламе и образовании. В России этот сегмент входит в более широкий рынок ивент-технологий: его объём эксперты оценивают более чем в 120 млрд руб. [3].</w:t>
       </w:r>
     </w:p>
     <w:p>
@@ -3711,39 +2713,39 @@
           <w:sz w:val="28"/>
           <w:szCs w:val="28"/>
         </w:rPr>
-        <w:t>— впервые построена BPMN-модель реинжиниринга процесса создания видеомэппинга, в основе которой лежит нейросетевая генерация карты глубины;</w:t>
-      </w:r>
-    </w:p>
-    <w:p>
-      <w:pPr>
-        <w:spacing w:before="0" w:after="0" w:line="360" w:lineRule="auto"/>
-        <w:ind w:firstLine="708"/>
-        <w:jc w:val="both"/>
-      </w:pPr>
-      <w:r>
-        <w:rPr>
-          <w:rFonts w:ascii="Times New Roman" w:hAnsi="Times New Roman" w:eastAsia="Times New Roman" w:cs="Times New Roman"/>
-          <w:color w:val="000000"/>
-          <w:sz w:val="28"/>
-          <w:szCs w:val="28"/>
-        </w:rPr>
-        <w:t>— построена бизнес-модель deep-tech-продукта в нише креативных технологий с гибридной монетизацией (SaaS + проектная интеграция); модель опирается на расчёты юнит-экономики и финансовую модель;</w:t>
-      </w:r>
-    </w:p>
-    <w:p>
-      <w:pPr>
-        <w:spacing w:before="0" w:after="0" w:line="360" w:lineRule="auto"/>
-        <w:ind w:firstLine="708"/>
-        <w:jc w:val="both"/>
-      </w:pPr>
-      <w:r>
-        <w:rPr>
-          <w:rFonts w:ascii="Times New Roman" w:hAnsi="Times New Roman" w:eastAsia="Times New Roman" w:cs="Times New Roman"/>
-          <w:color w:val="000000"/>
-          <w:sz w:val="28"/>
-          <w:szCs w:val="28"/>
-        </w:rPr>
-        <w:t>— предложена методика оценки экономической эффективности event-tech-стартапа, учитывающая специфику российского рынка.</w:t>
+        <w:t>1) впервые построена BPMN-модель реинжиниринга процесса создания видеомэппинга, в основе которой лежит нейросетевая генерация карты глубины;</w:t>
+      </w:r>
+    </w:p>
+    <w:p>
+      <w:pPr>
+        <w:spacing w:before="0" w:after="0" w:line="360" w:lineRule="auto"/>
+        <w:ind w:firstLine="708"/>
+        <w:jc w:val="both"/>
+      </w:pPr>
+      <w:r>
+        <w:rPr>
+          <w:rFonts w:ascii="Times New Roman" w:hAnsi="Times New Roman" w:eastAsia="Times New Roman" w:cs="Times New Roman"/>
+          <w:color w:val="000000"/>
+          <w:sz w:val="28"/>
+          <w:szCs w:val="28"/>
+        </w:rPr>
+        <w:t>2) построена бизнес-модель deep-tech-продукта в нише креативных технологий с гибридной монетизацией (SaaS + проектная интеграция); модель опирается на расчёты юнит-экономики и финансовую модель;</w:t>
+      </w:r>
+    </w:p>
+    <w:p>
+      <w:pPr>
+        <w:spacing w:before="0" w:after="0" w:line="360" w:lineRule="auto"/>
+        <w:ind w:firstLine="708"/>
+        <w:jc w:val="both"/>
+      </w:pPr>
+      <w:r>
+        <w:rPr>
+          <w:rFonts w:ascii="Times New Roman" w:hAnsi="Times New Roman" w:eastAsia="Times New Roman" w:cs="Times New Roman"/>
+          <w:color w:val="000000"/>
+          <w:sz w:val="28"/>
+          <w:szCs w:val="28"/>
+        </w:rPr>
+        <w:t>3) предложена методика оценки экономической эффективности event-tech-стартапа, учитывающая специфику российского рынка.</w:t>
       </w:r>
     </w:p>
     <w:p>
@@ -3785,55 +2787,135 @@
           <w:sz w:val="28"/>
           <w:szCs w:val="28"/>
         </w:rPr>
-        <w:t>Методологические и теоретические основы исследования. В качестве методологической базы я взял несколько фреймворков, которые дополняют друг друга. Бизнес-модель я строил на шаблоне Business Model Canvas А. Остервальдера и И. Пинье [14] и достраивал её через Lean Startup Э. Риса [16] и Running Lean А. Маурьи [15]; такой подход позволил рассматривать «Эксперимент 619» как итеративно проверяемый продукт. Реинжиниринг процессов я опирал на работы М. Хаммера и Дж. Чампи [12], а формальное описание выполнил в нотации BPMN 2.0 и в контекстной диаграмме IDEF0 (ГОСТ Р 50.1.028-2001) [37]. Целевую аудиторию я изучал по методологии Customer Development С. Бланка и Б. Дорфа [13] и через тест Ван Вестендорпа на ценовую эластичность [17]. Финансовую модель я считал методом дисконтированных денежных потоков (DCF) по Р. Брейли, С. Майерсу и Ф. Аллену [27] и А. Дамодарану [28]; стресс-тест выполнен методом Монте-Карло. Юнит-экономику SaaS-продукта я рассчитал по бенчмаркам Bessemer Venture Partners [18] и KeyBanc Capital Markets [19], а также по публикациям Д. Скока [22]. Стратегическую часть я опирал на работы И.К. Адизеса о жизненном цикле организации [23], Дж. Мура о «пропасти» (Crossing the Chasm) [38] и П. Тиля [32]. Такой набор источников позволяет согласовать рыночную аналитику, продуктовую логику и финансовые выводы работы.</w:t>
-      </w:r>
-    </w:p>
-    <w:p>
-      <w:pPr>
-        <w:spacing w:before="0" w:after="0" w:line="360" w:lineRule="auto"/>
-        <w:ind w:firstLine="708"/>
-        <w:jc w:val="both"/>
-      </w:pPr>
-      <w:r>
-        <w:rPr>
-          <w:rFonts w:ascii="Times New Roman" w:hAnsi="Times New Roman" w:eastAsia="Times New Roman" w:cs="Times New Roman"/>
-          <w:color w:val="000000"/>
-          <w:sz w:val="28"/>
-          <w:szCs w:val="28"/>
-        </w:rPr>
-        <w:t>Положения, выносимые на защиту. По итогам исследования я выношу на защиту пять положений. Первое. Нейросетевая генерация монокулярной карты глубины и связка SDXL + ControlNet с человеком в петле обратной связи (Human-in-the-Loop) образуют самостоятельную продуктовую вертикаль «фото → проекция»; экономически она отделима от универсальных пакетов MadMapper, Resolume Arena и TouchDesigner, и именно она составляет объект коммерциализации стартапа «Эксперимент 619». Второе. Гибридная бизнес-модель — SaaS-подписка трёх уровней (Базовый — 55 619 руб./мес., Pro — 96 619 руб./мес., VIP/Enterprise — 163 619 руб./мес.) в связке с разовым проектным заказом по тарифу 1 000 руб./сек анимации — устойчива на горизонте 36 месяцев и даёт LTV/CAC = 14,4 при CAC Payback 1,4 месяца. Третье. Реинжиниринг по нотации BPMN вместе с контекстной моделью IDEF0 сокращает время полного цикла создания видеомэппинга с 1–4 месяцев до 23 минут и снижает себестоимость минимум в 4,3 раза; результат подтверждён апробацией на трёх пилотных проектах. Четвёртое. Структура целевого рынка РФ описана так: TAM — 71,4 млрд руб. (технический продакшн мероприятий), SAM — 7 млрд руб. (3D-мэппинг и мультимедиа-шоу), SOM — 110–250 млн руб. На этом рынке для стартапа Шакирова Р.З. открывается импортозамещающая ниша на фоне санкционных рисков Resolume и MadMapper. Пятое. Финансовая модель проекта при ставке дисконтирования 20% даёт NPV = 18,7 млн руб., IRR = 87% и дисконтированный срок окупаемости 28 месяцев при инвестициях 4,7 млн руб.; по критериям российского венчурного рынка это инвестиционно привлекательный проект [28, 30].</w:t>
-      </w:r>
-    </w:p>
-    <w:p>
-      <w:pPr>
-        <w:spacing w:before="0" w:after="0" w:line="360" w:lineRule="auto"/>
-        <w:ind w:firstLine="708"/>
-        <w:jc w:val="both"/>
-      </w:pPr>
-      <w:r>
-        <w:rPr>
-          <w:rFonts w:ascii="Times New Roman" w:hAnsi="Times New Roman" w:eastAsia="Times New Roman" w:cs="Times New Roman"/>
-          <w:color w:val="000000"/>
-          <w:sz w:val="28"/>
-          <w:szCs w:val="28"/>
-        </w:rPr>
-        <w:t>Степень достоверности результатов. Я обеспечивал достоверность через несколько источников данных и параллельные методы проверки. Рыночные оценки я брал из отчётов не менее двух независимых аналитических агентств — Mordor Intelligence, Research and Markets, SkyQuest Technology — и сверял их с локальными оценками консалтинговой компании «Яков и Партнёры» и публикациями Adindex по российскому рекламному рынку [1, 2, 3, 6]. Финансовую модель я построил методом DCF по канону Брейли — Майерса — Аллена и Дамодарана; полученные NPV и IRR я проверил стресс-тестом Монте-Карло на 10 000 итерациях, медианное значение NPV отклоняется от базового сценария не более чем на 18,7% [27, 28, 31]. Юнит-экономику я считал по бенчмаркам Bessemer Venture Partners и KeyBanc Capital Markets, а ARPU, LTV и CAC соотносил с фактическими ценовыми точками, полученными методом Ван Вестендорпа в CustDev-интервью [18, 19]. Технологические показатели MVP — сокращение времени построения карты глубины с 60 до 13 минут и подготовки анимации с нескольких часов до 10 минут — зафиксированы в технической документации стартапа [5] и подтверждены апробацией в Музее истории СПбПУ и на фестивале «Страна Света 2024» при зрительском охвате 14 275 человек [4]. Нотации BPMN и IDEF0, которые я использовал в моделировании, соответствуют ГОСТ Р 50.1.028-2001 и опубликованной спецификации OMG BPMN 2.0 [36, 37].</w:t>
-      </w:r>
-    </w:p>
-    <w:p>
-      <w:pPr>
-        <w:spacing w:before="0" w:after="0" w:line="360" w:lineRule="auto"/>
-        <w:ind w:firstLine="708"/>
-        <w:jc w:val="both"/>
-      </w:pPr>
-      <w:r>
-        <w:rPr>
-          <w:rFonts w:ascii="Times New Roman" w:hAnsi="Times New Roman" w:eastAsia="Times New Roman" w:cs="Times New Roman"/>
-          <w:color w:val="000000"/>
-          <w:sz w:val="28"/>
-          <w:szCs w:val="28"/>
-        </w:rPr>
-        <w:t>Апробация результатов работы. Результаты прошли апробацию в несколько этапов. В 2022 году проект получил поддержку Фонда содействия инновациям по программе «Студенческий стартап» — грант 1 000 000 руб.; за счёт этого я выполнил разработку MVP уровня TRL 3 [29]. В 2023 году проект победил во всероссийском конкурсе «Твой ХОД», в 2024 году вышел в финал фестиваля «Страна Света» с инсталляцией «Карелия» на Дворцовой площади Санкт-Петербурга; зрительский охват — 14 275 человек [4]. В 2025 году мы с командой стали победителями программы «Создай НАШЕ» Московского акселератора МСП. Технологическую часть я апробировал в Музее истории СПбПУ: ПО легло в основу постоянной мультимедиа-инсталляции «ТВН» с годовой посещаемостью около 6 000 зрителей; экспертная оценка работ составила 80 000 руб. [4, 5]. В 2026 году я подал заявку в Фонд содействия инновациям по программе «Старт» — для перехода на стадию TRL 6–8 [29]. Промежуточные результаты я обсуждал на научных семинарах факультета технологического менеджмента и инноваций Университета ИТМО под руководством преподавателя М.А. Покидько; в марте 2026 года я представил структуру бизнес-модели и расчёт юнит-экономики на инвестиционной защите бизнес-тезиса. Эти тезисы одобрили эксперты ПАО «Газпром нефть» (отдел импортозамещения IT-инфраструктуры) и партнёры компании Smart-Light.</w:t>
+        <w:t>Методологические и теоретические основы исследования. В качестве методологической базы использовано несколько фреймворков, которые дополняют друг друга. Бизнес-модель построена на шаблоне Business Model Canvas А. Остервальдера и И. Пинье [14] и достроена через Lean Startup Э. Риса [16] и Running Lean А. Маурьи [15]; такой подход позволил рассматривать «Эксперимент 619» как итеративно проверяемый продукт. Реинжиниринг процессов опирается на работы М. Хаммера и Дж. Чампи [12], а формальное описание выполнено в нотации BPMN 2.0 и в контекстной диаграмме IDEF0 (ГОСТ Р 50.1.028-2001) [37]. Целевая аудитория изучена по методологии Customer Development С. Бланка и Б. Дорфа [13] и через тест Ван Вестендорпа на ценовую эластичность [17]. Финансовая модель рассчитана методом дисконтированных денежных потоков (DCF) по Р. Брейли, С. Майерсу и Ф. Аллену [27] и А. Дамодарану [28]; стресс-тест выполнен методом Монте-Карло. Юнит-экономика SaaS-продукта рассчитана по бенчмаркам Bessemer Venture Partners [18] и KeyBanc Capital Markets [19], а также по публикациям Д. Скока [22]. Стратегическая часть опирается на работы И.К. Адизеса о жизненном цикле организации [23], Дж. Мура о «пропасти» (Crossing the Chasm) [38] и П. Тиля [32]. Такой набор источников позволяет согласовать рыночную аналитику, продуктовую логику и финансовые выводы работы.</w:t>
+      </w:r>
+    </w:p>
+    <w:p>
+      <w:pPr>
+        <w:spacing w:before="0" w:after="0" w:line="360" w:lineRule="auto"/>
+        <w:ind w:firstLine="708"/>
+        <w:jc w:val="both"/>
+      </w:pPr>
+      <w:r>
+        <w:rPr>
+          <w:rFonts w:ascii="Times New Roman" w:hAnsi="Times New Roman" w:eastAsia="Times New Roman" w:cs="Times New Roman"/>
+          <w:color w:val="000000"/>
+          <w:sz w:val="28"/>
+          <w:szCs w:val="28"/>
+        </w:rPr>
+        <w:t>Положения, выносимые на защиту. По результатам исследования сформулированы пять положений:</w:t>
+      </w:r>
+    </w:p>
+    <w:p>
+      <w:pPr>
+        <w:spacing w:before="0" w:after="0" w:line="360" w:lineRule="auto"/>
+        <w:ind w:firstLine="708"/>
+        <w:jc w:val="both"/>
+      </w:pPr>
+      <w:r>
+        <w:rPr>
+          <w:rFonts w:ascii="Times New Roman" w:hAnsi="Times New Roman" w:eastAsia="Times New Roman" w:cs="Times New Roman"/>
+          <w:color w:val="000000"/>
+          <w:sz w:val="28"/>
+          <w:szCs w:val="28"/>
+        </w:rPr>
+        <w:t>1) Нейросетевая генерация монокулярной карты глубины и связка SDXL + ControlNet с человеком в петле обратной связи (Human-in-the-Loop) образуют самостоятельную продуктовую вертикаль «фото → проекция»; экономически она отделима от универсальных пакетов MadMapper, Resolume Arena и TouchDesigner, и именно она составляет объект коммерциализации стартапа «Эксперимент 619».</w:t>
+      </w:r>
+    </w:p>
+    <w:p>
+      <w:pPr>
+        <w:spacing w:before="0" w:after="0" w:line="360" w:lineRule="auto"/>
+        <w:ind w:firstLine="708"/>
+        <w:jc w:val="both"/>
+      </w:pPr>
+      <w:r>
+        <w:rPr>
+          <w:rFonts w:ascii="Times New Roman" w:hAnsi="Times New Roman" w:eastAsia="Times New Roman" w:cs="Times New Roman"/>
+          <w:color w:val="000000"/>
+          <w:sz w:val="28"/>
+          <w:szCs w:val="28"/>
+        </w:rPr>
+        <w:t>2) Гибридная бизнес-модель — SaaS-подписка трёх уровней (Базовый — 55 619 руб./мес., Pro — 96 619 руб./мес., VIP/Enterprise — 163 619 руб./мес.) в связке с разовым проектным заказом по тарифу 1 000 руб./сек анимации — устойчива на горизонте 36 месяцев и даёт LTV/CAC = 14,4 при CAC Payback 1,4 месяца.</w:t>
+      </w:r>
+    </w:p>
+    <w:p>
+      <w:pPr>
+        <w:spacing w:before="0" w:after="0" w:line="360" w:lineRule="auto"/>
+        <w:ind w:firstLine="708"/>
+        <w:jc w:val="both"/>
+      </w:pPr>
+      <w:r>
+        <w:rPr>
+          <w:rFonts w:ascii="Times New Roman" w:hAnsi="Times New Roman" w:eastAsia="Times New Roman" w:cs="Times New Roman"/>
+          <w:color w:val="000000"/>
+          <w:sz w:val="28"/>
+          <w:szCs w:val="28"/>
+        </w:rPr>
+        <w:t>3) Реинжиниринг по нотации BPMN вместе с контекстной моделью IDEF0 сокращает время полного цикла создания видеомэппинга с 1–4 месяцев до 23 минут и снижает себестоимость минимум в 4,3 раза; результат подтверждён апробацией на трёх пилотных проектах.</w:t>
+      </w:r>
+    </w:p>
+    <w:p>
+      <w:pPr>
+        <w:spacing w:before="0" w:after="0" w:line="360" w:lineRule="auto"/>
+        <w:ind w:firstLine="708"/>
+        <w:jc w:val="both"/>
+      </w:pPr>
+      <w:r>
+        <w:rPr>
+          <w:rFonts w:ascii="Times New Roman" w:hAnsi="Times New Roman" w:eastAsia="Times New Roman" w:cs="Times New Roman"/>
+          <w:color w:val="000000"/>
+          <w:sz w:val="28"/>
+          <w:szCs w:val="28"/>
+        </w:rPr>
+        <w:t>4) Структура целевого рынка РФ описана так: TAM — 71,4 млрд руб. (технический продакшн мероприятий), SAM — 7 млрд руб. (3D-мэппинг и мультимедиа-шоу), SOM — 110–250 млн руб. На этом рынке для стартапа Шакирова Р.З. открывается импортозамещающая ниша на фоне санкционных рисков Resolume и MadMapper.</w:t>
+      </w:r>
+    </w:p>
+    <w:p>
+      <w:pPr>
+        <w:spacing w:before="0" w:after="0" w:line="360" w:lineRule="auto"/>
+        <w:ind w:firstLine="708"/>
+        <w:jc w:val="both"/>
+      </w:pPr>
+      <w:r>
+        <w:rPr>
+          <w:rFonts w:ascii="Times New Roman" w:hAnsi="Times New Roman" w:eastAsia="Times New Roman" w:cs="Times New Roman"/>
+          <w:color w:val="000000"/>
+          <w:sz w:val="28"/>
+          <w:szCs w:val="28"/>
+        </w:rPr>
+        <w:t>5) Финансовая модель проекта при ставке дисконтирования 20% даёт NPV = 18,7 млн руб., IRR = 87% и дисконтированный срок окупаемости 28 месяцев при инвестициях 4,7 млн руб.; по критериям российского венчурного рынка это инвестиционно привлекательный проект [28, 30].</w:t>
+      </w:r>
+    </w:p>
+    <w:p>
+      <w:pPr>
+        <w:spacing w:before="0" w:after="0" w:line="360" w:lineRule="auto"/>
+        <w:ind w:firstLine="708"/>
+        <w:jc w:val="both"/>
+      </w:pPr>
+      <w:r>
+        <w:rPr>
+          <w:rFonts w:ascii="Times New Roman" w:hAnsi="Times New Roman" w:eastAsia="Times New Roman" w:cs="Times New Roman"/>
+          <w:color w:val="000000"/>
+          <w:sz w:val="28"/>
+          <w:szCs w:val="28"/>
+        </w:rPr>
+        <w:t>Степень достоверности результатов. Достоверность обеспечена за счёт нескольких источников данных и параллельных методов проверки. Рыночные оценки взяты из отчётов не менее двух независимых аналитических агентств — Mordor Intelligence, Research and Markets, SkyQuest Technology — и сверены с локальными оценками консалтинговой компании «Яков и Партнёры» и публикациями Adindex по российскому рекламному рынку [1, 2, 3, 6]. Финансовая модель построена методом DCF по канону Брейли — Майерса — Аллена и Дамодарана; полученные NPV и IRR проверены стресс-тестом Монте-Карло на 10 000 итерациях, медианное значение NPV отклоняется от базового сценария не более чем на 18,7% [27, 28, 31]. Юнит-экономика рассчитана по бенчмаркам Bessemer Venture Partners и KeyBanc Capital Markets, а ARPU, LTV и CAC соотнесены с фактическими ценовыми точками, полученными методом Ван Вестендорпа в CustDev-интервью [18, 19]. Технологические показатели MVP — сокращение времени построения карты глубины с 60 до 13 минут и подготовки анимации с нескольких часов до 10 минут — зафиксированы в технической документации стартапа [5] и подтверждены апробацией в Музее истории СПбПУ и на фестивале «Страна Света 2024» при зрительском охвате 14 275 человек [4]. Нотации BPMN и IDEF0, использованные в моделировании, соответствуют ГОСТ Р 50.1.028-2001 и опубликованной спецификации OMG BPMN 2.0 [36, 37].</w:t>
+      </w:r>
+    </w:p>
+    <w:p>
+      <w:pPr>
+        <w:spacing w:before="0" w:after="0" w:line="360" w:lineRule="auto"/>
+        <w:ind w:firstLine="708"/>
+        <w:jc w:val="both"/>
+      </w:pPr>
+      <w:r>
+        <w:rPr>
+          <w:rFonts w:ascii="Times New Roman" w:hAnsi="Times New Roman" w:eastAsia="Times New Roman" w:cs="Times New Roman"/>
+          <w:color w:val="000000"/>
+          <w:sz w:val="28"/>
+          <w:szCs w:val="28"/>
+        </w:rPr>
+        <w:t>Апробация результатов работы. Результаты прошли апробацию в несколько этапов. В 2022 году проект получил поддержку Фонда содействия инновациям по программе «Студенческий стартап» — грант 1 000 000 руб.; за счёт этого выполнена разработка MVP уровня TRL 3 [29]. В 2023 году проект победил во всероссийском конкурсе «Твой ХОД», в 2024 году вышел в финал фестиваля «Страна Света» с инсталляцией «Карелия» на Дворцовой площади Санкт-Петербурга; зрительский охват — 14 275 человек [4]. В 2025 году команда проекта стала победителем программы «Создай НАШЕ» Московского акселератора МСП. Технологическая часть апробирована в Музее истории СПбПУ: ПО легло в основу постоянной мультимедиа-инсталляции «ТВН» с годовой посещаемостью около 6 000 зрителей; экспертная оценка работ составила 80 000 руб. [4, 5]. В 2026 году в Фонд содействия инновациям подана заявка по программе «Старт» — для перехода на стадию TRL 6–8 [29]. Промежуточные результаты обсуждались на научных семинарах факультета технологического менеджмента и инноваций Университета ИТМО под руководством преподавателя М.А. Покидько; в марте 2026 года структура бизнес-модели и расчёт юнит-экономики были представлены на инвестиционной защите бизнес-тезиса. Эти тезисы одобрили эксперты ПАО «Газпром нефть» (отдел импортозамещения IT-инфраструктуры) и партнёры компании Smart-Light.</w:t>
       </w:r>
     </w:p>
     <w:p>
@@ -3879,8 +2961,7 @@
         <w:pStyle w:val="2"/>
         <w:pageBreakBefore/>
         <w:spacing w:before="0" w:after="0" w:line="360" w:lineRule="auto"/>
-        <w:ind w:firstLine="708"/>
-        <w:jc w:val="left"/>
+        <w:jc w:val="both"/>
       </w:pPr>
       <w:bookmarkStart w:id="1" w:name="_Toc70947941"/>
       <w:r>
@@ -3908,7 +2989,7 @@
           <w:sz w:val="28"/>
           <w:szCs w:val="28"/>
         </w:rPr>
-        <w:t>В этой главе я собираю аналитический фундамент работы. Сначала оцениваю глобальный и российский рынки видеомэппинга и креативных технологий, считаю TAM/SAM/SOM. Затем разбираю программный ландшафт — Resolume Arena, MadMapper, TouchDesigner, Blender, HeavyM — и нахожу пробелы, которые остаются после ухода зарубежных вендоров. Далее формализую процесс создания видеомэппинга в BPMN as-is и в контекстной диаграмме IDEF0, выделяю узкие места и описываю реинжиниринг через BPMN to-be. В завершение я провожу CustDev-исследование четырёх сегментов целевой аудитории и собираю девять блоков бизнес-модели в Business Model Canvas стартапа «Эксперимент 619».</w:t>
+        <w:t>В главе собран аналитический фундамент работы. Сначала оцениваются глобальный и российский рынки видеомэппинга и креативных технологий, рассчитываются TAM/SAM/SOM. Затем разбирается программный ландшафт — Resolume Arena, MadMapper, TouchDesigner, Blender, HeavyM — и выявляются пробелы, которые остаются после ухода зарубежных вендоров. Далее процесс создания видеомэппинга формализуется в BPMN as-is и в контекстной диаграмме IDEF0, выделяются узкие места и описывается реинжиниринг через BPMN to-be. В завершение проводится CustDev-исследование четырёх сегментов целевой аудитории и собираются девять блоков бизнес-модели в Business Model Canvas стартапа «Эксперимент 619».</w:t>
       </w:r>
     </w:p>
     <w:p>
@@ -3916,7 +2997,7 @@
         <w:pStyle w:val="3"/>
         <w:spacing w:before="0" w:after="0" w:line="360" w:lineRule="auto"/>
         <w:ind w:firstLine="708"/>
-        <w:jc w:val="left"/>
+        <w:jc w:val="both"/>
       </w:pPr>
       <w:bookmarkStart w:id="2" w:name="_Toc568620302"/>
       <w:r>
@@ -4024,7 +3105,55 @@
           <w:sz w:val="28"/>
           <w:szCs w:val="28"/>
         </w:rPr>
-        <w:t>Развитию рынка мешают три серьёзных барьера. Первый — высокая стоимость производства контента: от 2 млн до 300 млн руб. в год в зависимости от объёма проектов. Второй — дефицит квалифицированных кадров: 3D-моделлеров, аниматоров, технических специалистов по настройке проекций. Третий — длительные сроки реализации проектов: от 3 дней до 3 месяцев в зависимости от масштаба [4, 5]. У рынка есть значительный потенциал роста, но операционные неэффективности удерживают его развитие. Именно на их устранение и нацелено разрабатываемое программное обеспечение.</w:t>
+        <w:t>Развитию рынка мешают три серьёзных барьера:</w:t>
+      </w:r>
+    </w:p>
+    <w:p>
+      <w:pPr>
+        <w:spacing w:before="0" w:after="0" w:line="360" w:lineRule="auto"/>
+        <w:ind w:firstLine="708"/>
+        <w:jc w:val="both"/>
+      </w:pPr>
+      <w:r>
+        <w:rPr>
+          <w:rFonts w:ascii="Times New Roman" w:hAnsi="Times New Roman" w:eastAsia="Times New Roman" w:cs="Times New Roman"/>
+          <w:color w:val="000000"/>
+          <w:sz w:val="28"/>
+          <w:szCs w:val="28"/>
+        </w:rPr>
+        <w:t>1) Высокая стоимость производства контента: от 2 млн до 300 млн руб. в год в зависимости от объёма проектов.</w:t>
+      </w:r>
+    </w:p>
+    <w:p>
+      <w:pPr>
+        <w:spacing w:before="0" w:after="0" w:line="360" w:lineRule="auto"/>
+        <w:ind w:firstLine="708"/>
+        <w:jc w:val="both"/>
+      </w:pPr>
+      <w:r>
+        <w:rPr>
+          <w:rFonts w:ascii="Times New Roman" w:hAnsi="Times New Roman" w:eastAsia="Times New Roman" w:cs="Times New Roman"/>
+          <w:color w:val="000000"/>
+          <w:sz w:val="28"/>
+          <w:szCs w:val="28"/>
+        </w:rPr>
+        <w:t>2) Дефицит квалифицированных кадров: 3D-моделлеров, аниматоров, технических специалистов по настройке проекций.</w:t>
+      </w:r>
+    </w:p>
+    <w:p>
+      <w:pPr>
+        <w:spacing w:before="0" w:after="0" w:line="360" w:lineRule="auto"/>
+        <w:ind w:firstLine="708"/>
+        <w:jc w:val="both"/>
+      </w:pPr>
+      <w:r>
+        <w:rPr>
+          <w:rFonts w:ascii="Times New Roman" w:hAnsi="Times New Roman" w:eastAsia="Times New Roman" w:cs="Times New Roman"/>
+          <w:color w:val="000000"/>
+          <w:sz w:val="28"/>
+          <w:szCs w:val="28"/>
+        </w:rPr>
+        <w:t>3) Длительные сроки реализации проектов: от 3 дней до 3 месяцев в зависимости от масштаба [4, 5]. У рынка есть значительный потенциал роста, но операционные неэффективности удерживают его развитие. Именно на их устранение и нацелено разрабатываемое программное обеспечение.</w:t>
       </w:r>
     </w:p>
     <w:p>
@@ -4032,7 +3161,7 @@
         <w:pStyle w:val="3"/>
         <w:spacing w:before="0" w:after="0" w:line="360" w:lineRule="auto"/>
         <w:ind w:firstLine="708"/>
-        <w:jc w:val="left"/>
+        <w:jc w:val="both"/>
       </w:pPr>
       <w:bookmarkStart w:id="3" w:name="_Toc499186564"/>
       <w:r>
@@ -4060,7 +3189,7 @@
           <w:sz w:val="28"/>
           <w:szCs w:val="28"/>
         </w:rPr>
-        <w:t>На рынке инструментов для создания видеомэппинга есть и профессиональные, и полупрофессиональные решения. Чтобы объективно оценить конкурентный ландшафт, я провёл сравнительный анализ пяти наиболее распространённых программных продуктов: использовал данные открытых источников, документацию разработчиков и материалы экспертных интервью с представителями студий видеомэппинга [4, 8, 9, 10]. Результаты сведены в таблицу 1.1.</w:t>
+        <w:t>На рынке инструментов для создания видеомэппинга есть и профессиональные, и полупрофессиональные решения. Чтобы объективно оценить конкурентный ландшафт, проведён сравнительный анализ пяти наиболее распространённых программных продуктов: использованы данные открытых источников, документация разработчиков и материалы экспертных интервью с представителями студий видеомэппинга [4, 8, 9, 10]. Результаты сведены в таблицу 1.1.</w:t>
       </w:r>
     </w:p>
     <w:p>
@@ -4745,23 +3874,143 @@
           <w:sz w:val="28"/>
           <w:szCs w:val="28"/>
         </w:rPr>
-        <w:t>Анализ выявил четыре общих ограничения существующих решений. Первое: все рассмотренные продукты требуют ручной настройки проекции под каждый конкретный объект — ни одно из решений не строит 3D-модель или карту глубины автоматически по фотографии. Второе: ни в одном из них нет встроенных ИИ-инструментов для генерации глубины и анимационных эффектов. Третье: высока совокупная стоимость владения (TCO). Помимо стоимости лицензий (суммарные затраты на подписки превышают 400 тыс. руб. в год), приходится тратиться на обучение персонала и оплату труда нескольких специалистов разного профиля. Четвёртое: существующие решения не интегрированы между собой. Контент создают в одних программах, а проекцию настраивают в других — отсюда многочисленные конвертации данных и потери времени [4, 8, 9, 10].</w:t>
-      </w:r>
-    </w:p>
-    <w:p>
-      <w:pPr>
-        <w:spacing w:before="0" w:after="0" w:line="360" w:lineRule="auto"/>
-        <w:ind w:firstLine="708"/>
-        <w:jc w:val="both"/>
-      </w:pPr>
-      <w:r>
-        <w:rPr>
-          <w:rFonts w:ascii="Times New Roman" w:hAnsi="Times New Roman" w:eastAsia="Times New Roman" w:cs="Times New Roman"/>
-          <w:color w:val="000000"/>
-          <w:sz w:val="28"/>
-          <w:szCs w:val="28"/>
-        </w:rPr>
-        <w:t>На конкурентный ландшафт ПО для видеомэппинга существенное влияние оказывает санкционный фон 2022–2025 годов. Resolume Arena и MadMapper — оба продукта реализованы зарубежными разработчиками (Resolume B.V., Нидерланды, и GarageCUBE SA, Швейцария) — после 2022 года ограничили продажи и техническую поддержку для российских юридических лиц, а оплата лицензий с российских карт фактически перестала проходить через официальные каналы; на это указывают данные открытых источников и материалы экспертных интервью с участниками рынка [4, 8, 9]. На фоне этой ситуации Adindex зафиксировал рост рекламного рынка РФ в 2024 году на 28% по итогам Q1–Q2, а доля наружной рекламы и видео-сегмента осталась на уровне 38% и 30% соответственно, что прямо увеличивает спрос на инструменты создания иммерсивного видеоконтента [39]. Совокупный эффект этих факторов формирует устойчивую импортозамещающую нишу для отечественного ПО, при этом включение продукта в Единый реестр российских программ для ЭВМ Минцифры (постановление Правительства РФ № 1236 от 16.11.2015) открывает приоритетный доступ к государственным и муниципальным закупкам, что особенно значимо для сегмента B2G — музеев, выставочных и образовательных центров [40]. Таким образом, выделенная мной по итогам сравнительного анализа ниша имеет не только продуктовое (отсутствие автоматизации этапа карты глубины), но и регуляторное измерение: «Эксперимент 619» претендует на место отечественного аналога Resolume и MadMapper с одновременным расширением функциональности за счёт нейросетевой генерации контента.</w:t>
+        <w:t>Анализ выявил четыре общих ограничения существующих решений:</w:t>
+      </w:r>
+    </w:p>
+    <w:p>
+      <w:pPr>
+        <w:keepNext w:val="0"/>
+        <w:keepLines w:val="0"/>
+        <w:pageBreakBefore w:val="0"/>
+        <w:widowControl/>
+        <w:kinsoku/>
+        <w:wordWrap/>
+        <w:overflowPunct/>
+        <w:topLinePunct w:val="0"/>
+        <w:autoSpaceDE/>
+        <w:autoSpaceDN/>
+        <w:bidi w:val="0"/>
+        <w:adjustRightInd/>
+        <w:snapToGrid/>
+        <w:spacing w:before="0" w:after="0" w:line="360" w:lineRule="auto"/>
+        <w:ind w:firstLine="708"/>
+        <w:jc w:val="both"/>
+        <w:textAlignment w:val="auto"/>
+      </w:pPr>
+      <w:r>
+        <w:rPr>
+          <w:rFonts w:ascii="Times New Roman" w:hAnsi="Times New Roman" w:eastAsia="Times New Roman" w:cs="Times New Roman"/>
+          <w:color w:val="000000"/>
+          <w:sz w:val="28"/>
+          <w:szCs w:val="28"/>
+        </w:rPr>
+        <w:t>1) Все рассмотренные продукты требуют ручной настройки проекции под каждый конкретный объект — ни одно из решений не строит 3D-модель или карту глубины автоматически по фотографии.</w:t>
+      </w:r>
+    </w:p>
+    <w:p>
+      <w:pPr>
+        <w:keepNext w:val="0"/>
+        <w:keepLines w:val="0"/>
+        <w:pageBreakBefore w:val="0"/>
+        <w:widowControl/>
+        <w:kinsoku/>
+        <w:wordWrap/>
+        <w:overflowPunct/>
+        <w:topLinePunct w:val="0"/>
+        <w:autoSpaceDE/>
+        <w:autoSpaceDN/>
+        <w:bidi w:val="0"/>
+        <w:adjustRightInd/>
+        <w:snapToGrid/>
+        <w:spacing w:before="0" w:after="0" w:line="360" w:lineRule="auto"/>
+        <w:ind w:firstLine="708"/>
+        <w:jc w:val="both"/>
+        <w:textAlignment w:val="auto"/>
+      </w:pPr>
+      <w:r>
+        <w:rPr>
+          <w:rFonts w:ascii="Times New Roman" w:hAnsi="Times New Roman" w:eastAsia="Times New Roman" w:cs="Times New Roman"/>
+          <w:color w:val="000000"/>
+          <w:sz w:val="28"/>
+          <w:szCs w:val="28"/>
+        </w:rPr>
+        <w:t>2) Ни в одном из них нет встроенных ИИ-инструментов для генерации глубины и анимационных эффектов.</w:t>
+      </w:r>
+    </w:p>
+    <w:p>
+      <w:pPr>
+        <w:keepNext w:val="0"/>
+        <w:keepLines w:val="0"/>
+        <w:pageBreakBefore w:val="0"/>
+        <w:widowControl/>
+        <w:kinsoku/>
+        <w:wordWrap/>
+        <w:overflowPunct/>
+        <w:topLinePunct w:val="0"/>
+        <w:autoSpaceDE/>
+        <w:autoSpaceDN/>
+        <w:bidi w:val="0"/>
+        <w:adjustRightInd/>
+        <w:snapToGrid/>
+        <w:spacing w:before="0" w:after="0" w:line="360" w:lineRule="auto"/>
+        <w:ind w:firstLine="708"/>
+        <w:jc w:val="both"/>
+        <w:textAlignment w:val="auto"/>
+      </w:pPr>
+      <w:r>
+        <w:rPr>
+          <w:rFonts w:ascii="Times New Roman" w:hAnsi="Times New Roman" w:eastAsia="Times New Roman" w:cs="Times New Roman"/>
+          <w:color w:val="000000"/>
+          <w:sz w:val="28"/>
+          <w:szCs w:val="28"/>
+        </w:rPr>
+        <w:t>3) Высока совокупная стоимость владения (TCO). Помимо стоимости лицензий (суммарные затраты на подписки превышают 400 тыс. руб. в год), приходится тратиться на обучение персонала и оплату труда нескольких специалистов разного профиля.</w:t>
+      </w:r>
+    </w:p>
+    <w:p>
+      <w:pPr>
+        <w:keepNext w:val="0"/>
+        <w:keepLines w:val="0"/>
+        <w:pageBreakBefore w:val="0"/>
+        <w:widowControl/>
+        <w:kinsoku/>
+        <w:wordWrap/>
+        <w:overflowPunct/>
+        <w:topLinePunct w:val="0"/>
+        <w:autoSpaceDE/>
+        <w:autoSpaceDN/>
+        <w:bidi w:val="0"/>
+        <w:adjustRightInd/>
+        <w:snapToGrid/>
+        <w:spacing w:before="0" w:after="0" w:line="360" w:lineRule="auto"/>
+        <w:ind w:firstLine="708"/>
+        <w:jc w:val="both"/>
+        <w:textAlignment w:val="auto"/>
+      </w:pPr>
+      <w:r>
+        <w:rPr>
+          <w:rFonts w:ascii="Times New Roman" w:hAnsi="Times New Roman" w:eastAsia="Times New Roman" w:cs="Times New Roman"/>
+          <w:color w:val="000000"/>
+          <w:sz w:val="28"/>
+          <w:szCs w:val="28"/>
+        </w:rPr>
+        <w:t>4) Существующие решения не интегрированы между собой. Контент создают в одних программах, а проекцию настраивают в других — отсюда многочисленные конвертации данных и потери времени [4, 8, 9, 10].</w:t>
+      </w:r>
+    </w:p>
+    <w:p>
+      <w:pPr>
+        <w:spacing w:before="0" w:after="0" w:line="360" w:lineRule="auto"/>
+        <w:ind w:firstLine="708"/>
+        <w:jc w:val="both"/>
+      </w:pPr>
+      <w:r>
+        <w:rPr>
+          <w:rFonts w:ascii="Times New Roman" w:hAnsi="Times New Roman" w:eastAsia="Times New Roman" w:cs="Times New Roman"/>
+          <w:color w:val="000000"/>
+          <w:sz w:val="28"/>
+          <w:szCs w:val="28"/>
+        </w:rPr>
+        <w:t>На конкурентный ландшафт ПО для видеомэппинга существенное влияние оказывает санкционный фон 2022–2025 годов. Resolume Arena и MadMapper — оба продукта реализованы зарубежными разработчиками (Resolume B.V., Нидерланды, и GarageCUBE SA, Швейцария) — после 2022 года ограничили продажи и техническую поддержку для российских юридических лиц, а оплата лицензий с российских карт фактически перестала проходить через официальные каналы; на это указывают данные открытых источников и материалы экспертных интервью с участниками рынка [4, 8, 9]. На фоне этой ситуации Adindex зафиксировал рост рекламного рынка РФ в 2024 году на 28% по итогам Q1–Q2, а доля наружной рекламы и видео-сегмента осталась на уровне 38% и 30% соответственно, что прямо увеличивает спрос на инструменты создания иммерсивного видеоконтента [39]. Совокупный эффект этих факторов формирует устойчивую импортозамещающую нишу для отечественного ПО, при этом включение продукта в Единый реестр российских программ для ЭВМ Минцифры (постановление Правительства РФ № 1236 от 16.11.2015) открывает приоритетный доступ к государственным и муниципальным закупкам, что особенно значимо для сегмента B2G — музеев, выставочных и образовательных центров [40]. Таким образом, выделенная по итогам сравнительного анализа ниша имеет не только продуктовое (отсутствие автоматизации этапа карты глубины), но и регуляторное измерение: «Эксперимент 619» претендует на место отечественного аналога Resolume и MadMapper с одновременным расширением функциональности за счёт нейросетевой генерации контента.</w:t>
       </w:r>
     </w:p>
     <w:p>
@@ -4785,7 +4034,7 @@
         <w:pStyle w:val="3"/>
         <w:spacing w:before="0" w:after="0" w:line="360" w:lineRule="auto"/>
         <w:ind w:firstLine="708"/>
-        <w:jc w:val="left"/>
+        <w:jc w:val="both"/>
       </w:pPr>
       <w:bookmarkStart w:id="4" w:name="_Toc1757455966"/>
       <w:r>
@@ -4813,7 +4062,7 @@
           <w:sz w:val="28"/>
           <w:szCs w:val="28"/>
         </w:rPr>
-        <w:t>Чтобы формализовать проблемное поле и найти «узкие места» процесса создания видеомэппинга, я применил методологию BPMN (Business Process Model and Notation). Построил диаграмму as-is — она показывает текущее состояние процесса при работе с традиционными инструментами [11, 12].</w:t>
+        <w:t>Чтобы формализовать проблемное поле и найти «узкие места» процесса создания видеомэппинга, применена методология BPMN (Business Process Model and Notation). Построена диаграмма as-is — она показывает текущее состояние процесса при работе с традиционными инструментами [11, 12].</w:t>
       </w:r>
     </w:p>
     <w:p>
@@ -5028,7 +4277,7 @@
         </w:rPr>
         <w:drawing>
           <wp:inline distT="0" distB="0" distL="0" distR="0">
-            <wp:extent cx="5940425" cy="2970212"/>
+            <wp:extent cx="6286500" cy="3143250"/>
             <wp:effectExtent l="0" t="0" r="0" b="0"/>
             <wp:docPr id="1" name="bpmn_as_is" descr="BPMN-диаграмма as-is процесса создания видеомэппинга" title="BPMN as-is"/>
             <wp:cNvGraphicFramePr>
@@ -5053,7 +4302,7 @@
                   <pic:spPr>
                     <a:xfrm>
                       <a:off x="0" y="0"/>
-                      <a:ext cx="5940425" cy="2970212"/>
+                      <a:ext cx="6286500" cy="3143250"/>
                     </a:xfrm>
                     <a:prstGeom prst="rect">
                       <a:avLst/>
@@ -5100,7 +4349,7 @@
           <w:sz w:val="28"/>
           <w:szCs w:val="28"/>
         </w:rPr>
-        <w:t>Количественные данные я получил из материалов MVP стартапа Шакирова Р.З. и экспертных интервью с участниками рынка. Они показывают высокую ресурсоёмкость процесса. На создание простой проекции уходит от 180 до 600 человеко-минут. Годовые расходы заказчика на видеомэппинг — от 2 млн до 300 млн руб., в зависимости от масштаба и частоты проектов. В команде задействованы минимум три человека: моделлер, аниматор и техник проекции. Совокупная стоимость годовых подписок на используемое ПО превышает 400 тыс. руб. [4, 5].</w:t>
+        <w:t>Количественные данные получены из материалов MVP стартапа Шакирова Р.З. и экспертных интервью с участниками рынка. Они показывают высокую ресурсоёмкость процесса. На создание простой проекции уходит от 180 до 600 человеко-минут. Годовые расходы заказчика на видеомэппинг — от 2 млн до 300 млн руб., в зависимости от масштаба и частоты проектов. В команде задействованы минимум три человека: моделлер, аниматор и техник проекции. Совокупная стоимость годовых подписок на используемое ПО превышает 400 тыс. руб. [4, 5].</w:t>
       </w:r>
     </w:p>
     <w:p>
@@ -5132,7 +4381,7 @@
           <w:sz w:val="28"/>
           <w:szCs w:val="28"/>
         </w:rPr>
-        <w:t>BPMN-диаграмма показывает процесс на уровне исполнителей. Для верхнеуровневого согласования с заказчиком и руководителем проекта мне понадобился ещё один уровень формализации — контекстная диаграмма IDEF0, где функция «Создать видеомэппинг» описана как «чёрный ящик» с входами, выходами, управлением и механизмами (нотация ICOM, ГОСТ Р 50.1.028-2001) [37]. Эту диаграмму я привёл на рисунке 1.4; она дополняет BPMN-модели as-is и to-be и задаёт верхний уровень декомпозиции процесса.</w:t>
+        <w:t>BPMN-диаграмма показывает процесс на уровне исполнителей. Для верхнеуровневого согласования с заказчиком и руководителем проекта потребовался ещё один уровень формализации — контекстная диаграмма IDEF0, где функция «Создать видеомэппинг» описана как «чёрный ящик» с входами, выходами, управлением и механизмами (нотация ICOM, ГОСТ Р 50.1.028-2001) [37]. Эта диаграмма приведена на рисунке 1.4; она дополняет BPMN-модели as-is и to-be и задаёт верхний уровень декомпозиции процесса.</w:t>
       </w:r>
     </w:p>
     <w:p>
@@ -5148,7 +4397,7 @@
         </w:rPr>
         <w:drawing>
           <wp:inline distT="0" distB="0" distL="114300" distR="114300">
-            <wp:extent cx="5940425" cy="3088078"/>
+            <wp:extent cx="5399405" cy="3055620"/>
             <wp:effectExtent l="0" t="0" r="10795" b="17780"/>
             <wp:docPr id="236853972" name="Picture 236853972"/>
             <wp:cNvGraphicFramePr>
@@ -5172,7 +4421,7 @@
                   <pic:spPr>
                     <a:xfrm>
                       <a:off x="0" y="0"/>
-                      <a:ext cx="5940425" cy="3088078"/>
+                      <a:ext cx="5400000" cy="3055714"/>
                     </a:xfrm>
                     <a:prstGeom prst="rect">
                       <a:avLst/>
@@ -5213,7 +4462,7 @@
           <w:sz w:val="28"/>
           <w:szCs w:val="28"/>
         </w:rPr>
-        <w:t>ICOM-стрелки диаграммы А0 я выстроил так. Входы (I): техническое задание заказчика, фотофиксация объекта (одно RGB-изображение для to-be или серия снимков для as-is), бренд-гайдлайны и референсы. Управление (C): требования технической безопасности проекции, нормативные требования к публичным мероприятиям, лицензионные ограничения используемого ПО; для проектов, где это уместно, добавляется закон № 152-ФЗ «О персональных данных» при работе с фотографиями людей и интерьеров [41]. Механизмы (M): команда проекта (для as-is — менеджер, 3D-моделлер, аниматор, техник проекции; для to-be — менеджер проекта плюс ПО «Эксперимент 619»), проекционное и съёмочное оборудование, GPU-кластер ИТМО ЦОД. Выходы (O): готовый медиаконтент с проекцией, синхронизированной с геометрией объекта; журнал калибровки; акт сдачи-приёмки. Декомпозицию А0 на А1–А4 (получение ТЗ, построение карты глубины, генерация контента, калибровка проекции) я методически свёл с BPMN-моделью to-be; в разделе 2.2 эта декомпозиция станет основой плана разработки продуктовых модулей.</w:t>
+        <w:t>ICOM-стрелки диаграммы А0 выстроены следующим образом. Входы (I): техническое задание заказчика, фотофиксация объекта (одно RGB-изображение для to-be или серия снимков для as-is), бренд-гайдлайны и референсы. Управление (C): требования технической безопасности проекции, нормативные требования к публичным мероприятиям, лицензионные ограничения используемого ПО; для проектов, где это уместно, добавляется закон № 152-ФЗ «О персональных данных» при работе с фотографиями людей и интерьеров [41]. Механизмы (M): команда проекта (для as-is — менеджер, 3D-моделлер, аниматор, техник проекции; для to-be — менеджер проекта плюс ПО «Эксперимент 619»), проекционное и съёмочное оборудование, GPU-кластер ИТМО ЦОД. Выходы (O): готовый медиаконтент с проекцией, синхронизированной с геометрией объекта; журнал калибровки; акт сдачи-приёмки. Декомпозиция А0 на А1–А4 (получение ТЗ, построение карты глубины, генерация контента, калибровка проекции) методически сведена с BPMN-моделью to-be; в разделе 2.2 эта декомпозиция станет основой плана разработки продуктовых модулей.</w:t>
       </w:r>
     </w:p>
     <w:p>
@@ -5221,7 +4470,7 @@
         <w:pStyle w:val="3"/>
         <w:spacing w:before="0" w:after="0" w:line="360" w:lineRule="auto"/>
         <w:ind w:firstLine="708"/>
-        <w:jc w:val="left"/>
+        <w:jc w:val="both"/>
       </w:pPr>
       <w:bookmarkStart w:id="5" w:name="_Toc1072339724"/>
       <w:r>
@@ -5249,23 +4498,87 @@
           <w:sz w:val="28"/>
           <w:szCs w:val="28"/>
         </w:rPr>
-        <w:t>Чтобы проверить рыночную востребованность решения и определить приоритетные потребительские сегменты, я провёл исследование целевой аудитории по методологии Customer Development (CustDev). В рамках исследования прошли 7 глубинных интервью с представителями компаний — потенциальных заказчиков видеомэппинга [13].</w:t>
-      </w:r>
-    </w:p>
-    <w:p>
-      <w:pPr>
-        <w:spacing w:before="0" w:after="0" w:line="360" w:lineRule="auto"/>
-        <w:ind w:firstLine="708"/>
-        <w:jc w:val="both"/>
-      </w:pPr>
-      <w:r>
-        <w:rPr>
-          <w:rFonts w:ascii="Times New Roman" w:hAnsi="Times New Roman" w:eastAsia="Times New Roman" w:cs="Times New Roman"/>
-          <w:color w:val="000000"/>
-          <w:sz w:val="28"/>
-          <w:szCs w:val="28"/>
-        </w:rPr>
-        <w:t>По итогам интервью я выделил четыре ключевых B2B-сегмента целевой аудитории. Первый — ивент-агентства (средний чек проекта 300–500 тыс. руб., частота заказов 2–3 в месяц): для них критична скорость производства и возможность быстро адаптировать контент под разные площадки. Второй — музеи и выставочные центры (бюджеты на постоянные инсталляции от 500 тыс. руб.): они ищут долгосрочные решения с низкой стоимостью поддержки. Третий — рекламные и брендинговые агентства, которые используют мэппинг для промо-акций и презентаций продуктов. Четвёртый — образовательные учреждения, внедряющие иммерсивные форматы визуализации учебного контента [4, 13].</w:t>
+        <w:t>Чтобы проверить рыночную востребованность решения и определить приоритетные потребительские сегменты, проведено исследование целевой аудитории по методологии Customer Development (CustDev). В рамках исследования прошли 7 глубинных интервью с представителями компаний — потенциальных заказчиков видеомэппинга [13].</w:t>
+      </w:r>
+    </w:p>
+    <w:p>
+      <w:pPr>
+        <w:spacing w:before="0" w:after="0" w:line="360" w:lineRule="auto"/>
+        <w:ind w:firstLine="708"/>
+        <w:jc w:val="both"/>
+      </w:pPr>
+      <w:r>
+        <w:rPr>
+          <w:rFonts w:ascii="Times New Roman" w:hAnsi="Times New Roman" w:eastAsia="Times New Roman" w:cs="Times New Roman"/>
+          <w:color w:val="000000"/>
+          <w:sz w:val="28"/>
+          <w:szCs w:val="28"/>
+        </w:rPr>
+        <w:t>По итогам интервью выделены четыре ключевых B2B-сегмента целевой аудитории:</w:t>
+      </w:r>
+    </w:p>
+    <w:p>
+      <w:pPr>
+        <w:spacing w:before="0" w:after="0" w:line="360" w:lineRule="auto"/>
+        <w:ind w:firstLine="708"/>
+        <w:jc w:val="both"/>
+      </w:pPr>
+      <w:r>
+        <w:rPr>
+          <w:rFonts w:ascii="Times New Roman" w:hAnsi="Times New Roman" w:eastAsia="Times New Roman" w:cs="Times New Roman"/>
+          <w:color w:val="000000"/>
+          <w:sz w:val="28"/>
+          <w:szCs w:val="28"/>
+        </w:rPr>
+        <w:t>1) Ивент-агентства (средний чек проекта 300–500 тыс. руб., частота заказов 2–3 в месяц): для них критична скорость производства и возможность быстро адаптировать контент под разные площадки.</w:t>
+      </w:r>
+    </w:p>
+    <w:p>
+      <w:pPr>
+        <w:spacing w:before="0" w:after="0" w:line="360" w:lineRule="auto"/>
+        <w:ind w:firstLine="708"/>
+        <w:jc w:val="both"/>
+      </w:pPr>
+      <w:r>
+        <w:rPr>
+          <w:rFonts w:ascii="Times New Roman" w:hAnsi="Times New Roman" w:eastAsia="Times New Roman" w:cs="Times New Roman"/>
+          <w:color w:val="000000"/>
+          <w:sz w:val="28"/>
+          <w:szCs w:val="28"/>
+        </w:rPr>
+        <w:t>2) Музеи и выставочные центры (бюджеты на постоянные инсталляции от 500 тыс. руб.): они ищут долгосрочные решения с низкой стоимостью поддержки.</w:t>
+      </w:r>
+    </w:p>
+    <w:p>
+      <w:pPr>
+        <w:spacing w:before="0" w:after="0" w:line="360" w:lineRule="auto"/>
+        <w:ind w:firstLine="708"/>
+        <w:jc w:val="both"/>
+      </w:pPr>
+      <w:r>
+        <w:rPr>
+          <w:rFonts w:ascii="Times New Roman" w:hAnsi="Times New Roman" w:eastAsia="Times New Roman" w:cs="Times New Roman"/>
+          <w:color w:val="000000"/>
+          <w:sz w:val="28"/>
+          <w:szCs w:val="28"/>
+        </w:rPr>
+        <w:t>3) Рекламные и брендинговые агентства, которые используют мэппинг для промо-акций и презентаций продуктов.</w:t>
+      </w:r>
+    </w:p>
+    <w:p>
+      <w:pPr>
+        <w:spacing w:before="0" w:after="0" w:line="360" w:lineRule="auto"/>
+        <w:ind w:firstLine="708"/>
+        <w:jc w:val="both"/>
+      </w:pPr>
+      <w:r>
+        <w:rPr>
+          <w:rFonts w:ascii="Times New Roman" w:hAnsi="Times New Roman" w:eastAsia="Times New Roman" w:cs="Times New Roman"/>
+          <w:color w:val="000000"/>
+          <w:sz w:val="28"/>
+          <w:szCs w:val="28"/>
+        </w:rPr>
+        <w:t>4) Образовательные учреждения, внедряющие иммерсивные форматы визуализации учебного контента [4, 13].</w:t>
       </w:r>
     </w:p>
     <w:p>
@@ -5297,7 +4610,7 @@
           <w:sz w:val="28"/>
           <w:szCs w:val="28"/>
         </w:rPr>
-        <w:t>На основе результатов исследования я сформулировал четыре продуктовые гипотезы:</w:t>
+        <w:t>На основе результатов исследования сформулированы четыре продуктовые гипотезы:</w:t>
       </w:r>
     </w:p>
     <w:p>
@@ -5425,7 +4738,7 @@
         <w:pStyle w:val="3"/>
         <w:spacing w:before="0" w:after="0" w:line="360" w:lineRule="auto"/>
         <w:ind w:firstLine="708"/>
-        <w:jc w:val="left"/>
+        <w:jc w:val="both"/>
       </w:pPr>
       <w:bookmarkStart w:id="6" w:name="_Toc1130975644"/>
       <w:r>
@@ -5453,7 +4766,7 @@
           <w:sz w:val="28"/>
           <w:szCs w:val="28"/>
         </w:rPr>
-        <w:t>На основе анализа проблемного поля и результатов CustDev я построил целевую BPMN-модель (to-be) процесса создания видеомэппинга с использованием ПО стартапа «Эксперимент 619».</w:t>
+        <w:t>На основе анализа проблемного поля и результатов CustDev построена целевая BPMN-модель (to-be) процесса создания видеомэппинга с использованием ПО стартапа «Эксперимент 619».</w:t>
       </w:r>
     </w:p>
     <w:p>
@@ -5495,7 +4808,7 @@
         </w:rPr>
         <w:drawing>
           <wp:inline distT="0" distB="0" distL="0" distR="0">
-            <wp:extent cx="5940425" cy="1909422"/>
+            <wp:extent cx="6286500" cy="2019300"/>
             <wp:effectExtent l="0" t="0" r="0" b="0"/>
             <wp:docPr id="236853971" name="bpmn_to_be" descr="BPMN-диаграмма to-be процесса создания видеомэппинга" title="BPMN to-be"/>
             <wp:cNvGraphicFramePr>
@@ -5520,7 +4833,7 @@
                   <pic:spPr>
                     <a:xfrm>
                       <a:off x="0" y="0"/>
-                      <a:ext cx="5940425" cy="1909422"/>
+                      <a:ext cx="6286500" cy="2019300"/>
                     </a:xfrm>
                     <a:prstGeom prst="rect">
                       <a:avLst/>
@@ -5583,7 +4896,7 @@
           <w:sz w:val="28"/>
           <w:szCs w:val="28"/>
         </w:rPr>
-        <w:t>Чтобы свести продуктовую логику, экономику и партнёрский контур стартапа «Эксперимент 619» на одной странице, я использовал шаблон Business Model Canvas (BMC) А. Остервальдера и И. Пинье [14]. BMC удобен тем, что показывает девять блоков бизнес-модели сразу и позже легко сопоставляется с расчётами юнит-экономики (раздел 2.1) и финансовой моделью (раздел 2.3). На рисунке 1.3 — заполненный канвас, который я готовил вместе с командой и обсуждал с научным руководителем и менторами стартапа.</w:t>
+        <w:t>Чтобы свести продуктовую логику, экономику и партнёрский контур стартапа «Эксперимент 619» на одной странице, использован шаблон Business Model Canvas (BMC) А. Остервальдера и И. Пинье [14]. BMC удобен тем, что показывает девять блоков бизнес-модели сразу и позже легко сопоставляется с расчётами юнит-экономики (раздел 2.1) и финансовой моделью (раздел 2.3). На рисунке 1.3 — заполненный канвас, подготовленный командой проекта и обсуждённый с научным руководителем и менторами стартапа.</w:t>
       </w:r>
     </w:p>
     <w:p>
@@ -5599,7 +4912,7 @@
         </w:rPr>
         <w:drawing>
           <wp:inline distT="0" distB="0" distL="114300" distR="114300">
-            <wp:extent cx="5940425" cy="3312364"/>
+            <wp:extent cx="5759450" cy="3528695"/>
             <wp:effectExtent l="0" t="0" r="6350" b="1905"/>
             <wp:docPr id="236853973" name="Picture 236853973"/>
             <wp:cNvGraphicFramePr>
@@ -5623,7 +4936,7 @@
                   <pic:spPr>
                     <a:xfrm>
                       <a:off x="0" y="0"/>
-                      <a:ext cx="5940425" cy="3312364"/>
+                      <a:ext cx="5760000" cy="3529272"/>
                     </a:xfrm>
                     <a:prstGeom prst="rect">
                       <a:avLst/>
@@ -5664,7 +4977,7 @@
           <w:sz w:val="28"/>
           <w:szCs w:val="28"/>
         </w:rPr>
-        <w:t>Расшифрую блоки канваса: описание сегментов, каналов и монетизации я уже привёл выше и не повторяю. Ключевые партнёры — Университет ИТМО (ЦОД и объединение «Олимп»), ПАО «Газпром нефть» (отдел импортозамещения IT-инфраструктуры), Агентство стратегических инициатив, Фонд содействия инновациям, ПОГУМАКС, Smart-Light, фестиваль «Ночь Света». Такая конфигурация даёт стартапу инфраструктуру (GPU-кластер ИТМО ЦОД), отраслевую экспертизу по импортозамещению и крупным мероприятиям и доступ к грантовым программам; на стадии TRL 3 — TRL 6 это особенно важно. Ключевые виды деятельности я свёл в четыре направления: разработка ПО (поддержка пайплайна Камера → MiDaS/Depth-Anything → SDXL + ControlNet → калибровка), техническая поддержка пользователей, реализация заказов под ключ по тарифу 1 000 руб./сек анимации и маркетинговое продвижение по трём трекам Go-to-Market (ABM Hunting, Showcase, Community). Ключевые ресурсы — бренд «Эксперимент 619», накопленная клиентская база, проприетарный датасет карт глубины архитектурных объектов и веса fine-tuned моделей, GPU-кластер и ML-команда, привлечённая через объединение «Олимп» ИТМО. Отношения с клиентами я выстраиваю по трём моделям: онлайн-техподдержка для тарифа Базовый, выделенный персональный менеджер и SLA 99,5% для VIP-сегмента, реализация под ключ для крупных событийных проектов. Структура издержек первого года — 8,2 млн руб.: ФОТ команды (4 человека × 100 000 руб./мес. × 12 мес. = 4,8 млн руб.), закупка и аренда оборудования (3,4 млн руб.), регистрация интеллектуальной собственности 52 000 руб. (программа для ЭВМ в Роспатенте около 25 000 руб., ноу-хау 5 000 руб., товарный знак около 22 000 руб.). Этот блок BMC фиксирует постоянные затраты, на которых строится точка безубыточности: в исходной операционной модели — 16 месяцев; в финансовой модели DCF из раздела 2.3 точка безубыточности по EBITDA уходит на 14-й месяц за счёт уточнения темпов привлечения клиентов и налогового режима УСН 15%.</w:t>
+        <w:t>Расшифровка блоков канваса приведена ниже; описание сегментов, каналов и монетизации уже дано выше и не повторяется. Ключевые партнёры — Университет ИТМО (ЦОД и объединение «Олимп»), ПАО «Газпром нефть» (отдел импортозамещения IT-инфраструктуры), Агентство стратегических инициатив, Фонд содействия инновациям, ПОГУМАКС, Smart-Light, фестиваль «Ночь Света». Такая конфигурация даёт стартапу инфраструктуру (GPU-кластер ИТМО ЦОД), отраслевую экспертизу по импортозамещению и крупным мероприятиям и доступ к грантовым программам; на стадии TRL 3 — TRL 6 это особенно важно. Ключевые виды деятельности сведены в четыре направления: разработка ПО (поддержка пайплайна Камера → MiDaS/Depth-Anything → SDXL + ControlNet → калибровка), техническая поддержка пользователей, реализация заказов под ключ по тарифу 1 000 руб./сек анимации и маркетинговое продвижение по трём трекам Go-to-Market (ABM Hunting, Showcase, Community). Ключевые ресурсы — бренд «Эксперимент 619», накопленная клиентская база, проприетарный датасет карт глубины архитектурных объектов и веса fine-tuned моделей, GPU-кластер и ML-команда, привлечённая через объединение «Олимп» ИТМО. Отношения с клиентами выстраиваются по трём моделям: онлайн-техподдержка для тарифа Базовый, выделенный персональный менеджер и SLA 99,5% для VIP-сегмента, реализация под ключ для крупных событийных проектов. Структура издержек первого года — 8,2 млн руб.: ФОТ команды (4 человека × 100 000 руб./мес. × 12 мес. = 4,8 млн руб.), закупка и аренда оборудования (3,4 млн руб.), регистрация интеллектуальной собственности 52 000 руб. (программа для ЭВМ в Роспатенте около 25 000 руб., ноу-хау 5 000 руб., товарный знак около 22 000 руб.). Этот блок BMC фиксирует постоянные затраты, на которых строится точка безубыточности: в исходной операционной модели — 16 месяцев; в финансовой модели DCF из раздела 2.3 точка безубыточности по EBITDA уходит на 14-й месяц за счёт уточнения темпов привлечения клиентов и налогового режима УСН 15%.</w:t>
       </w:r>
     </w:p>
     <w:p>
@@ -6496,7 +5809,7 @@
           <w:sz w:val="28"/>
           <w:szCs w:val="28"/>
         </w:rPr>
-        <w:t>Результаты главы 1 формируют исходную базу для последующего изложения. Полученная оценка рынка и продуктовая модель из BPMN to-be задают объём целевой аудитории и параметры воронки, на которых в главе 2 строятся расчёты юнит-экономики и трёхсценарная финансовая модель. Сформированная бизнес-модель по Business Model Canvas и тарифная линейка определяют ARPU и структуру выручки, без которых невозможно корректно рассчитать NPV и IRR. Карта проблем процесса и Customer Development-гипотезы становятся отправной точкой для главы 3, в которой я формирую трёхэтапную стратегию выхода на рынок (Hunting, Showcase, Community), описываю дорожную карту 2022–2027 годов с переходом от TRL 3 к TRL 9 и провожу анализ рисков. Таким образом, главы 2 и 3 разворачивают экономическую и стратегическую интерпретацию аналитических выводов, полученных в настоящей главе.</w:t>
+        <w:t>Результаты главы 1 формируют исходную базу для последующего изложения. Полученная оценка рынка и продуктовая модель из BPMN to-be задают объём целевой аудитории и параметры воронки, на которых в главе 2 строятся расчёты юнит-экономики и трёхсценарная финансовая модель. Сформированная бизнес-модель по Business Model Canvas и тарифная линейка определяют ARPU и структуру выручки, без которых невозможно корректно рассчитать NPV и IRR. Карта проблем процесса и Customer Development-гипотезы становятся отправной точкой для главы 3, в которой формируется трёхэтапная стратегия выхода на рынок (Hunting, Showcase, Community), описывается дорожная карта 2022–2027 годов с переходом от TRL 3 к TRL 9 и проводится анализ рисков. Таким образом, главы 2 и 3 разворачивают экономическую и стратегическую интерпретацию аналитических выводов, полученных в настоящей главе.</w:t>
       </w:r>
     </w:p>
     <w:p>
@@ -6533,8 +5846,7 @@
         <w:pStyle w:val="2"/>
         <w:pageBreakBefore/>
         <w:spacing w:before="0" w:after="0" w:line="360" w:lineRule="auto"/>
-        <w:ind w:firstLine="708"/>
-        <w:jc w:val="left"/>
+        <w:jc w:val="both"/>
       </w:pPr>
       <w:bookmarkStart w:id="8" w:name="_Toc1407789358"/>
       <w:r>
@@ -6562,7 +5874,7 @@
           <w:sz w:val="28"/>
           <w:szCs w:val="28"/>
         </w:rPr>
-        <w:t>Во второй главе я перехожу от рыночной аналитики к экономике производства и финансовому моделированию. Сначала разбираю структуру себестоимости одного сеанса генерации видеомэппинга и считаю показатели юнит-экономики SaaS-продукта — ARPU, CAC, LTV, CAC Payback. Затем сравниваю две модели развёртывания инфраструктуры — облачную и гибридную — и объясняю выбранный сценарий масштабирования. В финале строю трёхсценарную финансовую модель на горизонте 36 месяцев, считаю потребность в инвестициях и формулирую поэтапную стратегию финансирования: от гранта ФСИ к ангельскому и венчурному капиталу. Результаты этой главы дают экономическую базу для оценки эффективности в главе 3.</w:t>
+        <w:t>Во второй главе осуществляется переход от рыночной аналитики к экономике производства и финансовому моделированию. Сначала разбирается структура себестоимости одного сеанса генерации видеомэппинга и рассчитываются показатели юнит-экономики SaaS-продукта — ARPU, CAC, LTV, CAC Payback. Затем сравниваются две модели развёртывания инфраструктуры — облачная и гибридная — и обосновывается выбранный сценарий масштабирования. В финале строится трёхсценарная финансовая модель на горизонте 36 месяцев, рассчитывается потребность в инвестициях и формулируется поэтапная стратегия финансирования: от гранта ФСИ к ангельскому и венчурному капиталу. Результаты этой главы дают экономическую базу для оценки эффективности в главе 3.</w:t>
       </w:r>
     </w:p>
     <w:p>
@@ -6570,7 +5882,7 @@
         <w:pStyle w:val="3"/>
         <w:spacing w:before="0" w:after="0" w:line="360" w:lineRule="auto"/>
         <w:ind w:firstLine="708"/>
-        <w:jc w:val="left"/>
+        <w:jc w:val="both"/>
       </w:pPr>
       <w:bookmarkStart w:id="9" w:name="_Toc1888400907"/>
       <w:r>
@@ -6598,23 +5910,23 @@
           <w:sz w:val="28"/>
           <w:szCs w:val="28"/>
         </w:rPr>
-        <w:t>Переход от технологического прототипа к коммерческому продукту требует детальной оценки экономики производства: структуры себестоимости, ключевых драйверов затрат и показателей юнит-экономики. В этом разделе я обосновываю экономику коммерциализации ПО стартапа «Эксперимент 619». В основе подхода — сочетание lean-аналитики и классического финансового моделирования [16, 17].</w:t>
-      </w:r>
-    </w:p>
-    <w:p>
-      <w:pPr>
-        <w:spacing w:before="0" w:after="0" w:line="360" w:lineRule="auto"/>
-        <w:ind w:firstLine="708"/>
-        <w:jc w:val="both"/>
-      </w:pPr>
-      <w:r>
-        <w:rPr>
-          <w:rFonts w:ascii="Times New Roman" w:hAnsi="Times New Roman" w:eastAsia="Times New Roman" w:cs="Times New Roman"/>
-          <w:color w:val="000000"/>
-          <w:sz w:val="28"/>
-          <w:szCs w:val="28"/>
-        </w:rPr>
-        <w:t>Себестоимость генерации 3D-контента — это комплексный показатель. В него входят затраты на вычислительные ресурсы (GPU-инференс нейронной сети), хранение данных, амортизация интеллектуальной собственности и трудовые расходы на поддержку и доработку библиотеки эффектов. Чтобы корректно оценить эти затраты, я построил модель расчёта себестоимости одного сеанса генерации контента — её структура показана в таблице 2.1.</w:t>
+        <w:t>Переход от технологического прототипа к коммерческому продукту требует детальной оценки экономики производства: структуры себестоимости, ключевых драйверов затрат и показателей юнит-экономики. В этом разделе обосновывается экономика коммерциализации ПО стартапа «Эксперимент 619». В основе подхода — сочетание lean-аналитики и классического финансового моделирования [16, 17].</w:t>
+      </w:r>
+    </w:p>
+    <w:p>
+      <w:pPr>
+        <w:spacing w:before="0" w:after="0" w:line="360" w:lineRule="auto"/>
+        <w:ind w:firstLine="708"/>
+        <w:jc w:val="both"/>
+      </w:pPr>
+      <w:r>
+        <w:rPr>
+          <w:rFonts w:ascii="Times New Roman" w:hAnsi="Times New Roman" w:eastAsia="Times New Roman" w:cs="Times New Roman"/>
+          <w:color w:val="000000"/>
+          <w:sz w:val="28"/>
+          <w:szCs w:val="28"/>
+        </w:rPr>
+        <w:t>Себестоимость генерации 3D-контента — составной показатель. В него входят затраты на вычислительные ресурсы (GPU-инференс нейронной сети), хранение данных, амортизация интеллектуальной собственности и трудовые расходы на поддержку и доработку библиотеки эффектов. Чтобы корректно оценить эти затраты, построена модель расчёта себестоимости одного сеанса генерации контента — её структура показана в таблице 2.1.</w:t>
       </w:r>
     </w:p>
     <w:p>
@@ -7408,7 +6720,7 @@
           <w:sz w:val="28"/>
           <w:szCs w:val="28"/>
         </w:rPr>
-        <w:t>Юнит-экономику продукта я рассчитал по стандартной методологии SaaS-бизнеса: CAC, LTV, ARPU и показатели когортного анализа [20, 21]. Целевые показатели опираются на данные CustDev (7 глубинных интервью) и отраслевые бенчмарки. Результаты — в таблице 2.2.</w:t>
+        <w:t>Юнит-экономика продукта рассчитана по стандартной методологии SaaS-бизнеса: CAC, LTV, ARPU и показатели когортного анализа [20, 21]. Целевые показатели опираются на данные CustDev (7 глубинных интервью) и отраслевые бенчмарки. Результаты — в таблице 2.2.</w:t>
       </w:r>
     </w:p>
     <w:p>
@@ -8341,7 +7653,7 @@
           <w:sz w:val="28"/>
           <w:szCs w:val="28"/>
         </w:rPr>
-        <w:t>Показатель LTV/CAC = 14,4 значительно превышает пороговое значение 3:1 — этот ориентир для устойчивого SaaS-бизнеса используют аналитики Bessemer Venture Partners и KeyBanc Capital Markets [18, 19]. Высокое соотношение объясняется двумя факторами: невысокой стоимостью привлечения (B2B-продажи через отраслевые выставки и прямые контакты) и высоким ARPU за счёт гибридной монетизации. Однако стоит учитывать, что на ранних стадиях развития стартапа фактические показатели могут существенно отличаться от прогнозных вследствие малого размера выборки и отсутствия статистически значимых когортных данных [20].</w:t>
+        <w:t>Показатель LTV/CAC = 14,4 значительно превышает пороговое значение 3:1 — этот ориентир для устойчивого SaaS-бизнеса используют аналитики Bessemer Venture Partners и KeyBanc Capital Markets [18, 19]. Высокое соотношение объясняется двумя факторами: невысокой стоимостью привлечения (B2B-продажи через отраслевые выставки и прямые контакты) и высоким ARPU за счёт гибридной монетизации. Но на ранних стадиях развития стартапа фактические показатели могут заметно отличаться от прогнозных: выборка мала, а статистически значимых когортных данных пока нет [20].</w:t>
       </w:r>
     </w:p>
     <w:p>
@@ -8389,7 +7701,7 @@
           <w:sz w:val="28"/>
           <w:szCs w:val="28"/>
         </w:rPr>
-        <w:t>Отдельного внимания заслуживает структура выручки по источникам. Согласно разработанной модели монетизации, планируется следующее распределение: SaaS-подписка — 60% выручки; продажа дополнительных библиотек эффектов — 15%; проектные услуги по интеграции — 20%; партнёрские комиссии от AV-интеграторов — 5%. Диверсификация источников дохода снижает зависимость от единственного канала и повышает устойчивость бизнес-модели к рыночным колебаниям [17, 23].</w:t>
+        <w:t>Перейду к структуре выручки по источникам. Согласно разработанной модели монетизации, планируется следующее распределение: SaaS-подписка — 60% выручки; продажа дополнительных библиотек эффектов — 15%; проектные услуги по интеграции — 20%; партнёрские комиссии от AV-интеграторов — 5%. Диверсификация источников дохода снижает зависимость от единственного канала и повышает устойчивость бизнес-модели к рыночным колебаниям [17, 23].</w:t>
       </w:r>
     </w:p>
     <w:p>
@@ -8405,7 +7717,7 @@
         </w:rPr>
         <w:drawing>
           <wp:inline distT="0" distB="0" distL="114300" distR="114300">
-            <wp:extent cx="5940425" cy="3906192"/>
+            <wp:extent cx="4319905" cy="3345815"/>
             <wp:effectExtent l="0" t="0" r="23495" b="6985"/>
             <wp:docPr id="236853974" name="Picture 236853974"/>
             <wp:cNvGraphicFramePr>
@@ -8429,7 +7741,7 @@
                   <pic:spPr>
                     <a:xfrm>
                       <a:off x="0" y="0"/>
-                      <a:ext cx="5940425" cy="3906192"/>
+                      <a:ext cx="4320000" cy="3346420"/>
                     </a:xfrm>
                     <a:prstGeom prst="rect">
                       <a:avLst/>
@@ -8470,7 +7782,7 @@
           <w:sz w:val="28"/>
           <w:szCs w:val="28"/>
         </w:rPr>
-        <w:t>Важным аспектом экономики производства является стоимость поддержки и обновления библиотеки эффектов. На текущем этапе библиотека включает 12 базовых визуальных эффектов, реализованных средствами свёрточных фильтров. Расширение библиотеки до 50+ эффектов запланировано в рамках дорожной карты развития продукта и потребует привлечения одного дополнительного специалиста по компьютерному зрению (ФОТ ~120 000 руб./мес.). Данные затраты учтены в финансовой модели как инвестиции в развитие продукта [5].</w:t>
+        <w:t>Ещё одна статья затрат — поддержка и обновление библиотеки эффектов. Сейчас библиотека включает 12 базовых визуальных эффектов, реализованных средствами свёрточных фильтров. Расширение библиотеки до 50+ эффектов запланировано в рамках дорожной карты развития продукта и потребует привлечения одного дополнительного специалиста по компьютерному зрению (ФОТ ~120 000 руб./мес.). Эти затраты учтены в финансовой модели как инвестиции в развитие продукта [5].</w:t>
       </w:r>
     </w:p>
     <w:p>
@@ -8478,7 +7790,7 @@
         <w:pStyle w:val="3"/>
         <w:spacing w:before="0" w:after="0" w:line="360" w:lineRule="auto"/>
         <w:ind w:firstLine="708"/>
-        <w:jc w:val="left"/>
+        <w:jc w:val="both"/>
       </w:pPr>
       <w:bookmarkStart w:id="10" w:name="_Toc693224936"/>
       <w:r>
@@ -8506,7 +7818,7 @@
           <w:sz w:val="28"/>
           <w:szCs w:val="28"/>
         </w:rPr>
-        <w:t>Производственная модель стартапа «Эксперимент 619» описывает архитектуру предоставления услуги, инфраструктурные требования и подходы к масштабированию при росте клиентской базы. В этом разделе я сравню два альтернативных сценария развёртывания — облачную модель (Cloud) и гибридную модель (Hybrid) — и оценю экономическую целесообразность каждого [24, 25].</w:t>
+        <w:t>Производственная модель стартапа «Эксперимент 619» описывает архитектуру предоставления услуги, инфраструктурные требования и подходы к масштабированию при росте клиентской базы. В этом разделе сравниваются два альтернативных сценария развёртывания — облачная модель (Cloud) и гибридная модель (Hybrid) — и оценивается экономическая целесообразность каждого [24, 25].</w:t>
       </w:r>
     </w:p>
     <w:p>
@@ -9281,7 +8593,7 @@
           <w:sz w:val="28"/>
           <w:szCs w:val="28"/>
         </w:rPr>
-        <w:t>По итогам анализа я выбрал старт с облачной модели — она требует минимальных первоначальных инвестиций и даёт максимальную гибкость. Переход на гибридную модель целесообразен после набора устойчивой базы из 500+ активных подписчиков: тогда экономия на OPEX компенсирует CAPEX за 8–10 месяцев [24, 26].</w:t>
+        <w:t>По итогам анализа выбран старт с облачной модели — она требует минимальных первоначальных инвестиций и даёт максимальную гибкость. Переход на гибридную модель целесообразен после набора устойчивой базы из 500+ активных подписчиков: тогда экономия на OPEX компенсирует CAPEX за 8–10 месяцев [24, 26].</w:t>
       </w:r>
     </w:p>
     <w:p>
@@ -9313,55 +8625,55 @@
           <w:sz w:val="28"/>
           <w:szCs w:val="28"/>
         </w:rPr>
-        <w:t>Третий этап (18–36 месяцев) предполагает рост до 500+ подписчиков и переход на гибридную модель. На данном этапе планируется реализация микросервисной архитектуры с выделением GPU-инференса, управления библиотекой эффектов и модуля калибровки проекции в независимые сервисы. Это позволит масштабировать каждый компонент автономно, обеспечивая оптимальное соотношение производительности и затрат [25, 26].</w:t>
-      </w:r>
-    </w:p>
-    <w:p>
-      <w:pPr>
-        <w:spacing w:before="0" w:after="0" w:line="360" w:lineRule="auto"/>
-        <w:ind w:firstLine="708"/>
-        <w:jc w:val="both"/>
-      </w:pPr>
-      <w:r>
-        <w:rPr>
-          <w:rFonts w:ascii="Times New Roman" w:hAnsi="Times New Roman" w:eastAsia="Times New Roman" w:cs="Times New Roman"/>
-          <w:color w:val="000000"/>
-          <w:sz w:val="28"/>
-          <w:szCs w:val="28"/>
-        </w:rPr>
-        <w:t>Отдельным направлением масштабирования является географическое расширение. Российский рынок рассматривается как первичный (year 1–2), после чего планируется выход на рынки стран СНГ (year 2–3) и MENA-региона (year 3–4). Географическое расширение потребует локализации интерфейса, адаптации маркетинговых материалов и развёртывания дополнительных GPU-инстансов в соответствующих регионах для обеспечения приемлемой латентности [23].</w:t>
-      </w:r>
-    </w:p>
-    <w:p>
-      <w:pPr>
-        <w:spacing w:before="0" w:after="0" w:line="360" w:lineRule="auto"/>
-        <w:ind w:firstLine="708"/>
-        <w:jc w:val="both"/>
-      </w:pPr>
-      <w:r>
-        <w:rPr>
-          <w:rFonts w:ascii="Times New Roman" w:hAnsi="Times New Roman" w:eastAsia="Times New Roman" w:cs="Times New Roman"/>
-          <w:color w:val="000000"/>
-          <w:sz w:val="28"/>
-          <w:szCs w:val="28"/>
-        </w:rPr>
-        <w:t>Производственная модель также учитывает аспект обеспечения качества. Каждый новый эффект проходит трёхэтапную валидацию: автоматическое тестирование на наборе из 100 эталонных изображений; экспертная оценка визуального качества (внутренняя команда); бета-тестирование с привлечением 5–10 пилотных клиентов. Данный процесс обеспечивает контроль качества продукта при масштабировании библиотеки эффектов и минимизирует риск негативного пользовательского опыта [5].</w:t>
-      </w:r>
-    </w:p>
-    <w:p>
-      <w:pPr>
-        <w:spacing w:before="0" w:after="0" w:line="360" w:lineRule="auto"/>
-        <w:ind w:firstLine="708"/>
-        <w:jc w:val="both"/>
-      </w:pPr>
-      <w:r>
-        <w:rPr>
-          <w:rFonts w:ascii="Times New Roman" w:hAnsi="Times New Roman" w:eastAsia="Times New Roman" w:cs="Times New Roman"/>
-          <w:color w:val="000000"/>
-          <w:sz w:val="28"/>
-          <w:szCs w:val="28"/>
-        </w:rPr>
-        <w:t>Существенным элементом производственной модели является техническая поддержка пользователей. На начальном этапе (до 100 клиентов) поддержка осуществляется силами команды разработки. При росте базы свыше 100 клиентов планируется выделение одного специалиста технической поддержки (ФОТ ~80 000 руб./мес.), а при превышении 300 клиентов — внедрение тикет-системы и базы знаний для самообслуживания, что позволит обслуживать до 1 000 клиентов без пропорционального роста штата [24].</w:t>
+        <w:t>Третий этап (18–36 месяцев) предполагает рост до 500+ подписчиков и переход на гибридную модель. На этом этапе планируется реализация микросервисной архитектуры с выделением GPU-инференса, управления библиотекой эффектов и модуля калибровки проекции в независимые сервисы. Это позволит масштабировать каждый компонент автономно и удерживать баланс производительности и затрат [25, 26].</w:t>
+      </w:r>
+    </w:p>
+    <w:p>
+      <w:pPr>
+        <w:spacing w:before="0" w:after="0" w:line="360" w:lineRule="auto"/>
+        <w:ind w:firstLine="708"/>
+        <w:jc w:val="both"/>
+      </w:pPr>
+      <w:r>
+        <w:rPr>
+          <w:rFonts w:ascii="Times New Roman" w:hAnsi="Times New Roman" w:eastAsia="Times New Roman" w:cs="Times New Roman"/>
+          <w:color w:val="000000"/>
+          <w:sz w:val="28"/>
+          <w:szCs w:val="28"/>
+        </w:rPr>
+        <w:t>Ещё одно направление масштабирования — географическое расширение. Российский рынок рассматривается как первичный (year 1–2), после чего планируется выход на рынки стран СНГ (year 2–3) и MENA-региона (year 3–4). Географическое расширение потребует локализации интерфейса, адаптации маркетинговых материалов и развёртывания дополнительных GPU-инстансов в соответствующих регионах для приемлемой латентности [23].</w:t>
+      </w:r>
+    </w:p>
+    <w:p>
+      <w:pPr>
+        <w:spacing w:before="0" w:after="0" w:line="360" w:lineRule="auto"/>
+        <w:ind w:firstLine="708"/>
+        <w:jc w:val="both"/>
+      </w:pPr>
+      <w:r>
+        <w:rPr>
+          <w:rFonts w:ascii="Times New Roman" w:hAnsi="Times New Roman" w:eastAsia="Times New Roman" w:cs="Times New Roman"/>
+          <w:color w:val="000000"/>
+          <w:sz w:val="28"/>
+          <w:szCs w:val="28"/>
+        </w:rPr>
+        <w:t>Производственная модель также включает контроль качества. Каждый новый эффект проходит трёхэтапную валидацию: автоматическое тестирование на наборе из 100 эталонных изображений; экспертная оценка визуального качества (внутренняя команда); бета-тестирование с привлечением 5–10 пилотных клиентов. Такая проверка удерживает качество продукта при росте библиотеки эффектов и снижает риск неудачного пользовательского опыта [5].</w:t>
+      </w:r>
+    </w:p>
+    <w:p>
+      <w:pPr>
+        <w:spacing w:before="0" w:after="0" w:line="360" w:lineRule="auto"/>
+        <w:ind w:firstLine="708"/>
+        <w:jc w:val="both"/>
+      </w:pPr>
+      <w:r>
+        <w:rPr>
+          <w:rFonts w:ascii="Times New Roman" w:hAnsi="Times New Roman" w:eastAsia="Times New Roman" w:cs="Times New Roman"/>
+          <w:color w:val="000000"/>
+          <w:sz w:val="28"/>
+          <w:szCs w:val="28"/>
+        </w:rPr>
+        <w:t>Производственная модель включает и техническую поддержку пользователей. На начальном этапе (до 100 клиентов) поддержка осуществляется силами команды разработки. При росте базы свыше 100 клиентов планируется выделение одного специалиста технической поддержки (ФОТ ~80 000 руб./мес.), а при превышении 300 клиентов — внедрение тикет-системы и базы знаний для самообслуживания, что позволит обслуживать до 1 000 клиентов без пропорционального роста штата [24].</w:t>
       </w:r>
     </w:p>
     <w:p>
@@ -9369,7 +8681,7 @@
         <w:pStyle w:val="3"/>
         <w:spacing w:before="0" w:after="0" w:line="360" w:lineRule="auto"/>
         <w:ind w:firstLine="708"/>
-        <w:jc w:val="left"/>
+        <w:jc w:val="both"/>
       </w:pPr>
       <w:bookmarkStart w:id="11" w:name="_Toc932714377"/>
       <w:r>
@@ -9397,7 +8709,7 @@
           <w:sz w:val="28"/>
           <w:szCs w:val="28"/>
         </w:rPr>
-        <w:t>Финансовая модель проекта «Эксперимент 619» построена на горизонте 36 месяцев (3 года) и включает три сценария: базовый, оптимистичный и пессимистичный. Я использовал метод дисконтированных денежных потоков (DCF), чтобы оценить ключевые инвестиционные показатели — NPV, IRR, срок окупаемости и точку безубыточности [27, 28].</w:t>
+        <w:t>Финансовая модель проекта «Эксперимент 619» построена на горизонте 36 месяцев (3 года) и включает три сценария: базовый, оптимистичный и пессимистичный. Для оценки ключевых инвестиционных показателей — NPV, IRR, срока окупаемости и точки безубыточности — использован метод дисконтированных денежных потоков (DCF) [27, 28].</w:t>
       </w:r>
     </w:p>
     <w:p>
@@ -11290,7 +10602,7 @@
           <w:sz w:val="28"/>
           <w:szCs w:val="28"/>
         </w:rPr>
-        <w:t>Потребность в инвестициях я рассчитал по максимальному накопленному отрицательному денежному потоку базового сценария — с учётом резерва 30%. Максимальная «долина смерти» — 3,6 млн руб. на 14-м месяце. С резервом потребность в финансировании составляет 4,7 млн руб. В оптимистичном сценарии она снижается до 2,8 млн руб., в пессимистичном — растёт до 7,2 млн руб. [27].</w:t>
+        <w:t>Потребность в инвестициях рассчитана по максимальному накопленному отрицательному денежному потоку базового сценария — с учётом резерва 30%. Максимальная «долина смерти» — 3,6 млн руб. на 14-м месяце. С резервом потребность в финансировании составляет 4,7 млн руб. В оптимистичном сценарии она снижается до 2,8 млн руб., в пессимистичном — растёт до 7,2 млн руб. [27].</w:t>
       </w:r>
     </w:p>
     <w:p>
@@ -11354,7 +10666,7 @@
           <w:sz w:val="28"/>
           <w:szCs w:val="28"/>
         </w:rPr>
-        <w:t>Дополнительным критерием инвестиционной привлекательности является показатель Revenue Multiple. При прогнозируемой годовой выручке Year 3 в размере 43,2 млн руб. и привлечении seed-раунда при оценке компании в 30–40 млн руб. (pre-money) мультипликатор Revenue составляет 0,7–0,9x, что создаёт привлекательную точку входа для инвесторов с потенциалом роста оценки до 3–5x ARR при достижении product-market fit и масштабировании [30].</w:t>
+        <w:t>Ещё один критерий инвестиционной привлекательности — показатель Revenue Multiple. При прогнозируемой годовой выручке Year 3 в размере 43,2 млн руб. и привлечении seed-раунда при оценке компании в 30–40 млн руб. (pre-money) мультипликатор Revenue составляет 0,7–0,9x, что создаёт привлекательную точку входа для инвесторов с потенциалом роста оценки до 3–5x ARR при достижении product-market fit и масштабировании [30].</w:t>
       </w:r>
     </w:p>
     <w:p>
@@ -11386,23 +10698,23 @@
           <w:sz w:val="28"/>
           <w:szCs w:val="28"/>
         </w:rPr>
-        <w:t>Важным элементом финансовой модели является учёт налоговой нагрузки. Стартап планирует применение упрощённой системы налогообложения (УСН) с объектом «доходы минус расходы» и ставкой 15%. Данный режим налогообложения является оптимальным для технологических стартапов на ранней стадии, поскольку позволяет учитывать расходы на оплату труда, аренду серверных мощностей и маркетинг при определении налогооблагаемой базы. При переходе годовой выручки через порог 250 млн руб. планируется переход на общую систему налогообложения с применением льгот для IT-компаний (пониженная ставка страховых взносов 7,6% вместо 30%) [27, 28].</w:t>
-      </w:r>
-    </w:p>
-    <w:p>
-      <w:pPr>
-        <w:spacing w:before="0" w:after="0" w:line="360" w:lineRule="auto"/>
-        <w:ind w:firstLine="708"/>
-        <w:jc w:val="both"/>
-      </w:pPr>
-      <w:r>
-        <w:rPr>
-          <w:rFonts w:ascii="Times New Roman" w:hAnsi="Times New Roman" w:eastAsia="Times New Roman" w:cs="Times New Roman"/>
-          <w:color w:val="000000"/>
-          <w:sz w:val="28"/>
-          <w:szCs w:val="28"/>
-        </w:rPr>
-        <w:t>Дополнительным аспектом финансового планирования является валютный риск. При текущей модели все расходы и доходы номинированы в рублях, что минимизирует валютный риск. Однако при выходе на международные рынки (этап масштабирования) потребуется хеджирование валютных рисков через формирование мультивалютной структуры ценообразования и использование форвардных контрактов для фиксации курса оплаты облачных GPU-сервисов [28].</w:t>
+        <w:t>Финансовая модель учитывает налоговую нагрузку. Стартап планирует применение упрощённой системы налогообложения (УСН) с объектом «доходы минус расходы» и ставкой 15%. Этот режим удобен для технологических стартапов на ранней стадии: он позволяет учитывать расходы на оплату труда, аренду серверных мощностей и маркетинг при определении налогооблагаемой базы. При переходе годовой выручки через порог 250 млн руб. планируется переход на общую систему налогообложения с применением льгот для IT-компаний (пониженная ставка страховых взносов 7,6% вместо 30%) [27, 28].</w:t>
+      </w:r>
+    </w:p>
+    <w:p>
+      <w:pPr>
+        <w:spacing w:before="0" w:after="0" w:line="360" w:lineRule="auto"/>
+        <w:ind w:firstLine="708"/>
+        <w:jc w:val="both"/>
+      </w:pPr>
+      <w:r>
+        <w:rPr>
+          <w:rFonts w:ascii="Times New Roman" w:hAnsi="Times New Roman" w:eastAsia="Times New Roman" w:cs="Times New Roman"/>
+          <w:color w:val="000000"/>
+          <w:sz w:val="28"/>
+          <w:szCs w:val="28"/>
+        </w:rPr>
+        <w:t>Финансовое планирование учитывает и валютный риск. Пока все расходы и доходы номинированы в рублях, поэтому он минимален. Однако при выходе на международные рынки (этап масштабирования) потребуется хеджирование валютных рисков через формирование мультивалютной структуры ценообразования и использование форвардных контрактов для фиксации курса оплаты облачных GPU-сервисов [28].</w:t>
       </w:r>
     </w:p>
     <w:p>
@@ -11450,39 +10762,39 @@
           <w:sz w:val="28"/>
           <w:szCs w:val="28"/>
         </w:rPr>
-        <w:t>Особое внимание в финансовой модели уделено формированию операционного резерва. Рекомендуемый размер операционного резерва для технологического стартапа составляет 3–6 месяцев операционных расходов. На первый год деятельности операционные расходы составляют ~730 тыс. руб./мес., что определяет целевой размер резерва в 2,2–4,4 млн руб. Формирование резерва планируется из средств seed-раунда и операционной прибыли после достижения BEP [27].</w:t>
-      </w:r>
-    </w:p>
-    <w:p>
-      <w:pPr>
-        <w:spacing w:before="0" w:after="0" w:line="360" w:lineRule="auto"/>
-        <w:ind w:firstLine="708"/>
-        <w:jc w:val="both"/>
-      </w:pPr>
-      <w:r>
-        <w:rPr>
-          <w:rFonts w:ascii="Times New Roman" w:hAnsi="Times New Roman" w:eastAsia="Times New Roman" w:cs="Times New Roman"/>
-          <w:color w:val="000000"/>
-          <w:sz w:val="28"/>
-          <w:szCs w:val="28"/>
-        </w:rPr>
-        <w:t>Метрики операционной эффективности, подлежащие мониторингу на постоянной основе, включают: MRR (Monthly Recurring Revenue) — целевой рост 10–15% month-over-month на стадии роста; Net Revenue Retention (NRR) — целевой показатель 110%+ за счёт апселлинга PRO-подписки и дополнительных библиотек эффектов; Gross Margin — целевой показатель не ниже 80%; Rule of 40 (темп роста + маржа EBITDA &gt; 40%) — критерий достижения на стадии масштабирования [18, 22].</w:t>
-      </w:r>
-    </w:p>
-    <w:p>
-      <w:pPr>
-        <w:spacing w:before="0" w:after="0" w:line="360" w:lineRule="auto"/>
-        <w:ind w:firstLine="708"/>
-        <w:jc w:val="both"/>
-      </w:pPr>
-      <w:r>
-        <w:rPr>
-          <w:rFonts w:ascii="Times New Roman" w:hAnsi="Times New Roman" w:eastAsia="Times New Roman" w:cs="Times New Roman"/>
-          <w:color w:val="000000"/>
-          <w:sz w:val="28"/>
-          <w:szCs w:val="28"/>
-        </w:rPr>
-        <w:t>Модель управленческого учёта предусматривает ежемесячную подготовку управленческой отчётности, включающей: отчёт о прибылях и убытках (P&amp;L); отчёт о движении денежных средств (Cash Flow); дашборд ключевых SaaS-метрик (MRR, Churn, CAC, LTV, NRR). Данные отчёты обеспечивают оперативный контроль финансового состояния и позволяют своевременно корректировать стратегию при отклонении фактических показателей от плановых [27, 31].</w:t>
+        <w:t>Финансовая модель отдельно закладывает операционный резерв. Рекомендуемый размер операционного резерва для технологического стартапа составляет 3–6 месяцев операционных расходов. На первый год деятельности операционные расходы составляют ~730 тыс. руб./мес., что определяет целевой размер резерва в 2,2–4,4 млн руб. Формирование резерва планируется из средств seed-раунда и операционной прибыли после достижения BEP [27].</w:t>
+      </w:r>
+    </w:p>
+    <w:p>
+      <w:pPr>
+        <w:spacing w:before="0" w:after="0" w:line="360" w:lineRule="auto"/>
+        <w:ind w:firstLine="708"/>
+        <w:jc w:val="both"/>
+      </w:pPr>
+      <w:r>
+        <w:rPr>
+          <w:rFonts w:ascii="Times New Roman" w:hAnsi="Times New Roman" w:eastAsia="Times New Roman" w:cs="Times New Roman"/>
+          <w:color w:val="000000"/>
+          <w:sz w:val="28"/>
+          <w:szCs w:val="28"/>
+        </w:rPr>
+        <w:t>Операционная эффективность отслеживается постоянно по нескольким метрикам: MRR (Monthly Recurring Revenue) — целевой рост 10–15% month-over-month на стадии роста; Net Revenue Retention (NRR) — целевой показатель 110%+ за счёт апселлинга PRO-подписки и дополнительных библиотек эффектов; Gross Margin — целевой показатель не ниже 80%; Rule of 40 (темп роста + маржа EBITDA &gt; 40%) — критерий достижения на стадии масштабирования [18, 22].</w:t>
+      </w:r>
+    </w:p>
+    <w:p>
+      <w:pPr>
+        <w:spacing w:before="0" w:after="0" w:line="360" w:lineRule="auto"/>
+        <w:ind w:firstLine="708"/>
+        <w:jc w:val="both"/>
+      </w:pPr>
+      <w:r>
+        <w:rPr>
+          <w:rFonts w:ascii="Times New Roman" w:hAnsi="Times New Roman" w:eastAsia="Times New Roman" w:cs="Times New Roman"/>
+          <w:color w:val="000000"/>
+          <w:sz w:val="28"/>
+          <w:szCs w:val="28"/>
+        </w:rPr>
+        <w:t>Модель управленческого учёта предусматривает ежемесячную подготовку управленческой отчётности, включающей: отчёт о прибылях и убытках (P&amp;L); отчёт о движении денежных средств (Cash Flow); дашборд ключевых SaaS-метрик (MRR, Churn, CAC, LTV, NRR). Эти отчёты обеспечивают оперативный контроль финансового состояния и позволяют своевременно корректировать стратегию при отклонении фактических показателей от плановых [27, 31].</w:t>
       </w:r>
     </w:p>
     <w:p>
@@ -11530,7 +10842,7 @@
           <w:sz w:val="28"/>
           <w:szCs w:val="28"/>
         </w:rPr>
-        <w:t>Отдельным элементом финансовой модели является амортизация затрат на разработку MVP. Совокупные затраты на создание прототипа составили порядка 1,2 млн руб. (трудозатраты основателя за 8 месяцев, аренда GPU для обучения модели, тестирование). Данные затраты капитализированы как нематериальные активы и амортизируются линейным методом на срок 3 года, что обеспечивает уменьшение налогооблагаемой базы на 400 тыс. руб. в год при применении УСН [27].</w:t>
+        <w:t>Финансовая модель учитывает и амортизацию затрат на разработку MVP. Совокупные затраты на создание прототипа составили порядка 1,2 млн руб. (трудозатраты основателя за 8 месяцев, аренда GPU для обучения модели, тестирование). Эти затраты капитализированы как нематериальные активы и амортизируются линейным методом на срок 3 года, что уменьшает налогооблагаемую базу на 400 тыс. руб. в год при применении УСН [27].</w:t>
       </w:r>
     </w:p>
     <w:p>
@@ -11651,8 +10963,7 @@
         <w:pStyle w:val="2"/>
         <w:pageBreakBefore/>
         <w:spacing w:before="0" w:after="0" w:line="360" w:lineRule="auto"/>
-        <w:ind w:firstLine="708"/>
-        <w:jc w:val="left"/>
+        <w:jc w:val="both"/>
       </w:pPr>
       <w:bookmarkStart w:id="13" w:name="_Toc257507531"/>
       <w:r>
@@ -11680,7 +10991,7 @@
           <w:sz w:val="28"/>
           <w:szCs w:val="28"/>
         </w:rPr>
-        <w:t>В третьей главе я оцениваю экономическую эффективность проекта и собираю стратегию коммерциализации. Сначала считаю классические инвестиционные показатели (NPV, IRR, DPP, PI) по трём сценариям, провожу анализ чувствительности и стресс-тест Монте-Карло. Затем описываю трёхэтапную стратегию выхода на рынок (Hunting, Showcase, Community), дорожную карту 2022–2027 годов с целевыми уровнями TRL, тарифную линейку и конкурентную карту. В завершение разбираю риски с интегральной оценкой и формулирую рекомендации по практической реализации. Глава 3 связывает аналитический и финансовый блок диссертации с конкретными действиями по выводу продукта на рынок.</w:t>
+        <w:t>В третьей главе оцениваются экономическая эффективность проекта и собирается стратегия коммерциализации. Сначала рассчитываются классические инвестиционные показатели (NPV, IRR, DPP, PI) по трём сценариям, проводятся анализ чувствительности и стресс-тест Монте-Карло. Затем описываются трёхэтапная стратегия выхода на рынок (Hunting, Showcase, Community), дорожная карта 2022–2027 годов с целевыми уровнями TRL, тарифная линейка и конкурентная карта. В завершение разбираются риски с интегральной оценкой и формулируются рекомендации по практической реализации. Глава 3 связывает аналитический и финансовый блок диссертации с конкретными действиями по выводу продукта на рынок.</w:t>
       </w:r>
     </w:p>
     <w:p>
@@ -11688,7 +10999,7 @@
         <w:pStyle w:val="3"/>
         <w:spacing w:before="0" w:after="0" w:line="360" w:lineRule="auto"/>
         <w:ind w:firstLine="708"/>
-        <w:jc w:val="left"/>
+        <w:jc w:val="both"/>
       </w:pPr>
       <w:bookmarkStart w:id="14" w:name="_Toc749524812"/>
       <w:r>
@@ -11716,7 +11027,7 @@
           <w:sz w:val="28"/>
           <w:szCs w:val="28"/>
         </w:rPr>
-        <w:t>Экономическую эффективность проекта «Эксперимент 619» я оценил по классическим инвестиционным критериям: чистой приведённой стоимости (NPV), внутренней норме доходности (IRR), дисконтированному сроку окупаемости (DPP) и индексу рентабельности инвестиций (PI). Расчёт опирается на параметры финансовой модели из раздела 2.3. Ставка дисконтирования — 20% годовых; она отражает премию за риск, типичную для российских технологических стартапов ранней стадии [27, 28].</w:t>
+        <w:t>Экономическая эффективность проекта «Эксперимент 619» оценена по классическим инвестиционным критериям: чистой приведённой стоимости (NPV), внутренней норме доходности (IRR), дисконтированному сроку окупаемости (DPP) и индексу рентабельности инвестиций (PI). Расчёт опирается на параметры финансовой модели из раздела 2.3. Ставка дисконтирования — 20% годовых; она отражает премию за риск, типичную для российских технологических стартапов ранней стадии [27, 28].</w:t>
       </w:r>
     </w:p>
     <w:p>
@@ -12696,7 +12007,7 @@
           <w:sz w:val="28"/>
           <w:szCs w:val="28"/>
         </w:rPr>
-        <w:t>Во всех трёх сценариях NPV положителен — а значит, реализация проекта экономически целесообразна. В базовом сценарии NPV = 18,7 млн руб.: проект создаёт значительную экономическую ценность при сравнительно небольших первоначальных инвестициях (4,7 млн руб.). Индекс рентабельности PI = 5,0 показывает, что каждый рубль инвестиций генерирует 5 рублей чистой приведённой стоимости, что является привлекательным показателем для венчурных инвесторов [28, 31].</w:t>
+        <w:t>Во всех трёх сценариях NPV положителен — а значит, реализация проекта экономически целесообразна. В базовом сценарии NPV = 18,7 млн руб.: проект создаёт значительную экономическую ценность при сравнительно небольших первоначальных инвестициях (4,7 млн руб.). Индекс рентабельности PI = 5,0 показывает, что каждый рубль инвестиций генерирует 5 рублей чистой приведённой стоимости. Для венчурных инвесторов это привлекательный показатель [28, 31].</w:t>
       </w:r>
     </w:p>
     <w:p>
@@ -12728,23 +12039,23 @@
           <w:sz w:val="28"/>
           <w:szCs w:val="28"/>
         </w:rPr>
-        <w:t>Дисконтированный срок окупаемости (DPP) в базовом сценарии — 28 месяцев. Это укладывается в типичный горизонт для стартапов ранней стадии (24–36 месяцев). Стоит отметить, что недисконтированный срок окупаемости существенно короче — 22 месяца. При высокой ставке дисконтирования временная стоимость денег заметно увеличивает этот показатель [28].</w:t>
-      </w:r>
-    </w:p>
-    <w:p>
-      <w:pPr>
-        <w:spacing w:before="0" w:after="0" w:line="360" w:lineRule="auto"/>
-        <w:ind w:firstLine="708"/>
-        <w:jc w:val="both"/>
-      </w:pPr>
-      <w:r>
-        <w:rPr>
-          <w:rFonts w:ascii="Times New Roman" w:hAnsi="Times New Roman" w:eastAsia="Times New Roman" w:cs="Times New Roman"/>
-          <w:color w:val="000000"/>
-          <w:sz w:val="28"/>
-          <w:szCs w:val="28"/>
-        </w:rPr>
-        <w:t>Чтобы проверить устойчивость инвестиционных показателей, я провёл анализ чувствительности по ключевым параметрам модели. Результаты — в таблице 3.2.</w:t>
+        <w:t>Дисконтированный срок окупаемости (DPP) в базовом сценарии — 28 месяцев. Это укладывается в типичный горизонт для стартапов ранней стадии (24–36 месяцев). Недисконтированный срок окупаемости короче — 22 месяца. При высокой ставке дисконтирования временная стоимость денег ощутимо увеличивает этот показатель [28].</w:t>
+      </w:r>
+    </w:p>
+    <w:p>
+      <w:pPr>
+        <w:spacing w:before="0" w:after="0" w:line="360" w:lineRule="auto"/>
+        <w:ind w:firstLine="708"/>
+        <w:jc w:val="both"/>
+      </w:pPr>
+      <w:r>
+        <w:rPr>
+          <w:rFonts w:ascii="Times New Roman" w:hAnsi="Times New Roman" w:eastAsia="Times New Roman" w:cs="Times New Roman"/>
+          <w:color w:val="000000"/>
+          <w:sz w:val="28"/>
+          <w:szCs w:val="28"/>
+        </w:rPr>
+        <w:t>Чтобы проверить устойчивость инвестиционных показателей, проведён анализ чувствительности по ключевым параметрам модели. Результаты — в таблице 3.2.</w:t>
       </w:r>
     </w:p>
     <w:p>
@@ -13600,7 +12911,7 @@
           <w:sz w:val="28"/>
           <w:szCs w:val="28"/>
         </w:rPr>
-        <w:t>Анализ чувствительности демонстрирует, что наибольшее влияние на NPV оказывают показатели ARPU и темп привлечения клиентов — изменение каждого на 20% приводит к отклонению NPV на 40–50%. Churn и ФОТ оказывают умеренное влияние (20–25%), а CAC — наименьшее (6%), что объясняется небольшой абсолютной величиной затрат на привлечение в B2B-сегменте. Данные результаты указывают на приоритетность усилий по удержанию высокого ARPU и обеспечению темпа привлечения [31, 32].</w:t>
+        <w:t>Анализ чувствительности демонстрирует, что наибольшее влияние на NPV оказывают показатели ARPU и темп привлечения клиентов — изменение каждого на 20% приводит к отклонению NPV на 40–50%. Churn и ФОТ оказывают умеренное влияние (20–25%), а CAC — наименьшее (6%), что объясняется небольшой абсолютной величиной затрат на привлечение в B2B-сегменте. Эти результаты указывают на приоритетность усилий по удержанию высокого ARPU и темпа привлечения [31, 32].</w:t>
       </w:r>
     </w:p>
     <w:p>
@@ -13632,7 +12943,7 @@
           <w:sz w:val="28"/>
           <w:szCs w:val="28"/>
         </w:rPr>
-        <w:t>Я отдельно оценил экономический эффект для конечных потребителей. Внедрение ПО «Эксперимент 619» сокращает время создания видеомэппинга с нескольких дней до 23 минут и снижает себестоимость в 4,3 раза. Для типичного ивент-агентства с тремя проектами в месяц экономия составляет около 450 тыс. руб. в месяц при стоимости подписки 15 000 руб./мес. Соотношение экономии к стоимости подписки — 30:1. Это убедительное ценностное предложение [4, 5].</w:t>
+        <w:t>Экономический эффект для конечных потребителей оценён отдельно. Внедрение ПО «Эксперимент 619» сокращает время создания видеомэппинга с нескольких дней до 23 минут и снижает себестоимость в 4,3 раза. Для типичного ивент-агентства с тремя проектами в месяц экономия составляет около 450 тыс. руб. в месяц при стоимости подписки 15 000 руб./мес. Соотношение экономии к стоимости подписки — 30:1. Это убедительное ценностное предложение [4, 5].</w:t>
       </w:r>
     </w:p>
     <w:p>
@@ -13640,7 +12951,7 @@
         <w:pStyle w:val="3"/>
         <w:spacing w:before="0" w:after="0" w:line="360" w:lineRule="auto"/>
         <w:ind w:firstLine="708"/>
-        <w:jc w:val="left"/>
+        <w:jc w:val="both"/>
       </w:pPr>
       <w:bookmarkStart w:id="15" w:name="_Toc124441982"/>
       <w:r>
@@ -13668,23 +12979,23 @@
           <w:sz w:val="28"/>
           <w:szCs w:val="28"/>
         </w:rPr>
-        <w:t>Стратегию выхода на рынок (Go-to-Market) для проекта «Эксперимент 619» я построил с учётом специфики B2B-продаж в сегменте event-tech и креативных технологий. Стратегия включает три последовательных этапа: пилотный запуск, органический рост и масштабирование. У каждого этапа свои цели, каналы привлечения и метрики успеха [23, 32].</w:t>
-      </w:r>
-    </w:p>
-    <w:p>
-      <w:pPr>
-        <w:spacing w:before="0" w:after="0" w:line="360" w:lineRule="auto"/>
-        <w:ind w:firstLine="708"/>
-        <w:jc w:val="both"/>
-      </w:pPr>
-      <w:r>
-        <w:rPr>
-          <w:rFonts w:ascii="Times New Roman" w:hAnsi="Times New Roman" w:eastAsia="Times New Roman" w:cs="Times New Roman"/>
-          <w:color w:val="000000"/>
-          <w:sz w:val="28"/>
-          <w:szCs w:val="28"/>
-        </w:rPr>
-        <w:t>Чтобы показать продуктовое позиционирование «Эксперимента 619» рядом с конкурентами, я построил конкурентную карту в двух координатах: по горизонтальной оси — цена годовой лицензии (тыс. руб.), по вертикальной — уровень автоматизации цикла (этап карты глубины и анимации). Карта приведена на рисунке 3.1; в её основе — сравнительный анализ таблицы 1.1 и материалы экспертных интервью с участниками рынка [4, 8, 9, 10].</w:t>
+        <w:t>Стратегия выхода на рынок (Go-to-Market) для проекта «Эксперимент 619» построена с учётом специфики B2B-продаж в сегменте event-tech и креативных технологий. Стратегия включает три последовательных этапа: пилотный запуск, органический рост и масштабирование. У каждого этапа свои цели, каналы привлечения и метрики успеха [23, 32].</w:t>
+      </w:r>
+    </w:p>
+    <w:p>
+      <w:pPr>
+        <w:spacing w:before="0" w:after="0" w:line="360" w:lineRule="auto"/>
+        <w:ind w:firstLine="708"/>
+        <w:jc w:val="both"/>
+      </w:pPr>
+      <w:r>
+        <w:rPr>
+          <w:rFonts w:ascii="Times New Roman" w:hAnsi="Times New Roman" w:eastAsia="Times New Roman" w:cs="Times New Roman"/>
+          <w:color w:val="000000"/>
+          <w:sz w:val="28"/>
+          <w:szCs w:val="28"/>
+        </w:rPr>
+        <w:t>Чтобы показать продуктовое позиционирование «Эксперимента 619» рядом с конкурентами, построена конкурентная карта в двух координатах: по горизонтальной оси — цена годовой лицензии (тыс. руб.), по вертикальной — уровень автоматизации цикла (этап карты глубины и анимации). Карта приведена на рисунке 3.2; в её основе — сравнительный анализ таблицы 1.1 и материалы экспертных интервью с участниками рынка [4, 8, 9, 10].</w:t>
       </w:r>
     </w:p>
     <w:p>
@@ -13700,7 +13011,7 @@
         </w:rPr>
         <w:drawing>
           <wp:inline distT="0" distB="0" distL="114300" distR="114300">
-            <wp:extent cx="5940425" cy="4794556"/>
+            <wp:extent cx="5039995" cy="4472305"/>
             <wp:effectExtent l="0" t="0" r="14605" b="23495"/>
             <wp:docPr id="236853975" name="Picture 236853975"/>
             <wp:cNvGraphicFramePr>
@@ -13724,7 +13035,7 @@
                   <pic:spPr>
                     <a:xfrm>
                       <a:off x="0" y="0"/>
-                      <a:ext cx="5940425" cy="4794556"/>
+                      <a:ext cx="5040000" cy="4472893"/>
                     </a:xfrm>
                     <a:prstGeom prst="rect">
                       <a:avLst/>
@@ -14351,23 +13662,23 @@
           <w:sz w:val="28"/>
           <w:szCs w:val="28"/>
         </w:rPr>
-        <w:t>На этапе пилотного запуска (месяцы 1–6) главная задача — привлечь 5–10 пилотных клиентов и валидировать product-market fit (PMF). Основной канал привлечения — прямые B2B-продажи через личные контакты основателя и участие в отраслевых мероприятиях (ProMediaTech, «Связь», NAB). Пилотным клиентам мы даём бесплатный доступ к ПО на срок до 3 месяцев — в обмен на обратную связь и участие в интервью. Критерии успешной валидации PMF: NPS ≥ 40 и месячный Retention ≥ 70% [13, 32].</w:t>
-      </w:r>
-    </w:p>
-    <w:p>
-      <w:pPr>
-        <w:spacing w:before="0" w:after="0" w:line="360" w:lineRule="auto"/>
-        <w:ind w:firstLine="708"/>
-        <w:jc w:val="both"/>
-      </w:pPr>
-      <w:r>
-        <w:rPr>
-          <w:rFonts w:ascii="Times New Roman" w:hAnsi="Times New Roman" w:eastAsia="Times New Roman" w:cs="Times New Roman"/>
-          <w:color w:val="000000"/>
-          <w:sz w:val="28"/>
-          <w:szCs w:val="28"/>
-        </w:rPr>
-        <w:t>Важный элемент пилотного этапа — апробация решения в реальных условиях. Мы проведём не менее трёх демонстрационных проекций совместно с пилотными клиентами на реальных объектах. По каждой апробации фиксируем время подготовки, качество проекции, обратную связь заказчика и экономический эффект. Результаты используем для доработки продукта и формирования портфолио (case studies) для последующих продаж [5, 23].</w:t>
+        <w:t>На этапе пилотного запуска (месяцы 1–6) главная задача — привлечь 5–10 пилотных клиентов и валидировать product-market fit (PMF). Основной канал привлечения — прямые B2B-продажи через личные контакты основателя и участие в отраслевых мероприятиях (ProMediaTech, «Связь», NAB). Пилотным клиентам предоставляется бесплатный доступ к ПО на срок до 3 месяцев — в обмен на обратную связь и участие в интервью. Критерии успешной валидации PMF: NPS ≥ 40 и месячный Retention ≥ 70% [13, 32].</w:t>
+      </w:r>
+    </w:p>
+    <w:p>
+      <w:pPr>
+        <w:spacing w:before="0" w:after="0" w:line="360" w:lineRule="auto"/>
+        <w:ind w:firstLine="708"/>
+        <w:jc w:val="both"/>
+      </w:pPr>
+      <w:r>
+        <w:rPr>
+          <w:rFonts w:ascii="Times New Roman" w:hAnsi="Times New Roman" w:eastAsia="Times New Roman" w:cs="Times New Roman"/>
+          <w:color w:val="000000"/>
+          <w:sz w:val="28"/>
+          <w:szCs w:val="28"/>
+        </w:rPr>
+        <w:t>Важный элемент пилотного этапа — апробация решения в реальных условиях. Совместно с пилотными клиентами на реальных объектах проводится не менее трёх демонстрационных проекций. По каждой апробации фиксируются время подготовки, качество проекции, обратная связь заказчика и экономический эффект. Результаты используются для доработки продукта и формирования портфолио (case studies) для последующих продаж [5, 23].</w:t>
       </w:r>
     </w:p>
     <w:p>
@@ -14399,23 +13710,23 @@
           <w:sz w:val="28"/>
           <w:szCs w:val="28"/>
         </w:rPr>
-        <w:t>Партнёрская программа подразумевает сотрудничество с интеграторами AV-оборудования: они рекомендуют ПО «Эксперимент 619» своим клиентам в дополнение к проекционному оборудованию. Партнёрское вознаграждение — 15% от стоимости подписки приведённого клиента в течение первых 12 месяцев. Мы уже договорились предварительно с тремя интеграторами в Санкт-Петербурге и Москве [4].</w:t>
-      </w:r>
-    </w:p>
-    <w:p>
-      <w:pPr>
-        <w:spacing w:before="0" w:after="0" w:line="360" w:lineRule="auto"/>
-        <w:ind w:firstLine="708"/>
-        <w:jc w:val="both"/>
-      </w:pPr>
-      <w:r>
-        <w:rPr>
-          <w:rFonts w:ascii="Times New Roman" w:hAnsi="Times New Roman" w:eastAsia="Times New Roman" w:cs="Times New Roman"/>
-          <w:color w:val="000000"/>
-          <w:sz w:val="28"/>
-          <w:szCs w:val="28"/>
-        </w:rPr>
-        <w:t>Ценовая стратегия построена на модели value-based pricing: цена определяется не себестоимостью, а ценностью, которую продукт создаёт для клиента. Как я показал в разделе 3.1, типичное ивент-агентство экономит около 450 тыс. руб. в месяц благодаря использованию ПО. На этом фоне стоимость подписки 5 000–15 000 руб./мес. воспринимается как незначительная по сравнению с экономией [17, 32].</w:t>
+        <w:t>Партнёрская программа подразумевает сотрудничество с интеграторами AV-оборудования: они рекомендуют ПО «Эксперимент 619» своим клиентам в дополнение к проекционному оборудованию. Партнёрское вознаграждение — 15% от стоимости подписки приведённого клиента в течение первых 12 месяцев. Предварительные договорённости достигнуты с тремя интеграторами в Санкт-Петербурге и Москве [4].</w:t>
+      </w:r>
+    </w:p>
+    <w:p>
+      <w:pPr>
+        <w:spacing w:before="0" w:after="0" w:line="360" w:lineRule="auto"/>
+        <w:ind w:firstLine="708"/>
+        <w:jc w:val="both"/>
+      </w:pPr>
+      <w:r>
+        <w:rPr>
+          <w:rFonts w:ascii="Times New Roman" w:hAnsi="Times New Roman" w:eastAsia="Times New Roman" w:cs="Times New Roman"/>
+          <w:color w:val="000000"/>
+          <w:sz w:val="28"/>
+          <w:szCs w:val="28"/>
+        </w:rPr>
+        <w:t>Ценовая стратегия построена на модели value-based pricing: цена определяется не себестоимостью, а ценностью, которую продукт создаёт для клиента. Как показано в разделе 3.1, типичное ивент-агентство экономит около 450 тыс. руб. в месяц благодаря использованию ПО. На этом фоне стоимость подписки 5 000–15 000 руб./мес. воспринимается как незначительная по сравнению с экономией [17, 32].</w:t>
       </w:r>
     </w:p>
     <w:p>
@@ -15789,7 +15100,7 @@
           <w:sz w:val="28"/>
           <w:szCs w:val="28"/>
         </w:rPr>
-        <w:t>Стратегию выхода на рынок я разворачиваю во времени через дорожную карту развития продукта и компании. На рисунке 3.2 я показал укрупнённую дорожную карту стартапа «Эксперимент 619» на 2022–2027 годы; ключевые этапы привязаны к уровню готовности технологии TRL и грантовым программам Фонда содействия инновациям. Карта согласована с финансовой моделью раздела 2.3 и календарным графиком таблицы 3.4.</w:t>
+        <w:t>Стратегия выхода на рынок разворачивается во времени через дорожную карту развития продукта и компании. На рисунке 3.1 показана укрупнённая дорожная карта стартапа «Эксперимент 619» на 2022–2027 годы; ключевые этапы привязаны к уровню готовности технологии TRL и грантовым программам Фонда содействия инновациям. Карта согласована с финансовой моделью раздела 2.3 и календарным графиком таблицы 3.4.</w:t>
       </w:r>
     </w:p>
     <w:p>
@@ -15805,7 +15116,7 @@
         </w:rPr>
         <w:drawing>
           <wp:inline distT="0" distB="0" distL="114300" distR="114300">
-            <wp:extent cx="5940425" cy="2655673"/>
+            <wp:extent cx="5759450" cy="2752090"/>
             <wp:effectExtent l="0" t="0" r="6350" b="16510"/>
             <wp:docPr id="236853976" name="Picture 236853976"/>
             <wp:cNvGraphicFramePr>
@@ -15829,7 +15140,7 @@
                   <pic:spPr>
                     <a:xfrm>
                       <a:off x="0" y="0"/>
-                      <a:ext cx="5940425" cy="2655673"/>
+                      <a:ext cx="5760000" cy="2752601"/>
                     </a:xfrm>
                     <a:prstGeom prst="rect">
                       <a:avLst/>
@@ -15870,7 +15181,7 @@
           <w:sz w:val="28"/>
           <w:szCs w:val="28"/>
         </w:rPr>
-        <w:t>Дорожная карта объединяет пять последовательных этапов. Этап «Запуск» (2022–2023) уже выполнен: получен грант ФСИ по программе «Студенческий стартап» в размере 1 000 000 руб., разработан MVP уровня TRL 3 и реализован первый кейс — мультимедиа-инсталляция «ТВН» в Музее истории СПбПУ с экспертной оценкой работ 80 000 руб. [29, 5]. Этап «Валидация» (2024) также завершён: я с командой стал победителем всероссийского конкурса «Твой ХОД», финалистом фестиваля «Страна Света» с инсталляцией «Карелия» на Дворцовой площади Санкт-Петербурга при охвате 14 275 зрителей [4]. На этапе «Бизнес-тезис» (2025–2026) реализуется текущая фаза: победа в программе «Создай НАШЕ» Московского акселератора МСП в 2025 году, формирование первой когорты из 5–10 платящих B2B-клиентов и валидация product-market fit. Этап «TRL 6–8» (2026–2027) предусматривает подачу заявки на грант ФСИ «Старт-1», переход на устойчивый SaaS-биллинг с тремя тарифами (55 619 / 96 619 / 163 619 руб./мес.) и достижение точки безубыточности по EBITDA на 14-м месяце финансовой модели; параллельно с третьего года планируется выход на рынки СНГ (Казахстан, Узбекистан, Беларусь) и MENA-региона (ОАЭ, Саудовская Аравия). Этап «Масштаб» (2027+) предполагает достижение TRL 9, переход на гибридную модель развёртывания инфраструктуры при достижении 500+ активных подписчиков и подготовку компании к стратегическому раунду венчурного финансирования объёмом 15–25 млн руб. для финансирования географической экспансии и углубления продуктовой линейки.</w:t>
+        <w:t>Дорожная карта объединяет пять последовательных этапов. Этап «Запуск» (2022–2023) уже выполнен: получен грант ФСИ по программе «Студенческий стартап» в размере 1 000 000 руб., разработан MVP уровня TRL 3 и реализован первый кейс — мультимедиа-инсталляция «ТВН» в Музее истории СПбПУ с экспертной оценкой работ 80 000 руб. [29, 5]. Этап «Валидация» (2024) также завершён: команда проекта стала победителем всероссийского конкурса «Твой ХОД», финалистом фестиваля «Страна Света» с инсталляцией «Карелия» на Дворцовой площади Санкт-Петербурга при охвате 14 275 зрителей [4]. На этапе «Бизнес-тезис» (2025–2026) реализуется текущая фаза: победа в программе «Создай НАШЕ» Московского акселератора МСП в 2025 году, формирование первой когорты из 5–10 платящих B2B-клиентов и валидация product-market fit. Этап «TRL 6–8» (2026–2027) предусматривает подачу заявки на грант ФСИ «Старт-1», переход на устойчивый SaaS-биллинг с тремя тарифами (55 619 / 96 619 / 163 619 руб./мес.) и достижение точки безубыточности по EBITDA на 14-м месяце финансовой модели; параллельно с третьего года планируется выход на рынки СНГ (Казахстан, Узбекистан, Беларусь) и MENA-региона (ОАЭ, Саудовская Аравия). Этап «Масштаб» (2027+) предполагает достижение TRL 9, переход на гибридную модель развёртывания инфраструктуры при достижении 500+ активных подписчиков и подготовку компании к стратегическому раунду венчурного финансирования объёмом 15–25 млн руб. для финансирования географической экспансии и углубления продуктовой линейки.</w:t>
       </w:r>
     </w:p>
     <w:p>
@@ -16616,7 +15927,7 @@
         <w:snapToGrid/>
         <w:spacing w:before="0" w:after="0" w:line="360" w:lineRule="auto"/>
         <w:ind w:firstLine="708"/>
-        <w:jc w:val="left"/>
+        <w:jc w:val="both"/>
         <w:textAlignment w:val="auto"/>
       </w:pPr>
       <w:bookmarkStart w:id="16" w:name="_Toc1994802943"/>
@@ -16645,7 +15956,7 @@
           <w:sz w:val="28"/>
           <w:szCs w:val="28"/>
         </w:rPr>
-        <w:t>Анализ рисков проекта «Эксперимент 619» я провёл с помощью методологии качественной оценки вероятности и влияния, дополнив её количественной оценкой потенциального ущерба. Получилось 12 ключевых рисков; они сгруппированы в четыре категории — рыночные, технологические, финансовые и правовые. Для каждого риска я предложил мероприятия по снижению [33, 34].</w:t>
+        <w:t>Анализ рисков проекта «Эксперимент 619» проведён с помощью методологии качественной оценки вероятности и влияния, дополненной количественной оценкой потенциального ущерба. Выявлено 12 ключевых рисков; они сгруппированы в четыре категории — рыночные, технологические, финансовые и правовые. Для каждого риска предложены мероприятия по снижению [33, 34].</w:t>
       </w:r>
     </w:p>
     <w:p>
@@ -17830,71 +17141,71 @@
           <w:sz w:val="28"/>
           <w:szCs w:val="28"/>
         </w:rPr>
-        <w:t>Самый значимый рыночный риск — появление конкурентного продукта, использующего аналогичные или более совершенные ИИ-технологии для генерации видеомэппинга. Вероятность этого риска высокая: ИИ всё активнее внедряется в творческие инструменты. Что мы делаем для его снижения: ускоряем разработку продукта и расширяем библиотеку эффектов; формирование сообщества пользователей и экосистемы (lock-in эффект); подача заявки на патент на метод нейросетевой генерации карты глубины для видеомэппинга; построение партнёрских отношений с производителями проекционного оборудования [33, 34].</w:t>
-      </w:r>
-    </w:p>
-    <w:p>
-      <w:pPr>
-        <w:spacing w:before="0" w:after="0" w:line="360" w:lineRule="auto"/>
-        <w:ind w:firstLine="708"/>
-        <w:jc w:val="both"/>
-      </w:pPr>
-      <w:r>
-        <w:rPr>
-          <w:rFonts w:ascii="Times New Roman" w:hAnsi="Times New Roman" w:eastAsia="Times New Roman" w:cs="Times New Roman"/>
-          <w:color w:val="000000"/>
-          <w:sz w:val="28"/>
-          <w:szCs w:val="28"/>
-        </w:rPr>
-        <w:t>Технологический риск роста стоимости GPU-вычислений я оцениваю как низкий: облачные GPU-сервисы в целом дешевеют. Тем не менее для хеджирования этого риска мы планируем оптимизировать нейросетевую модель: сократить время инференса до 8 минут вместо текущих 13 и перейти на более экономичные архитектуры (EfficientNet, MobileNet) без существенной потери качества [26].</w:t>
-      </w:r>
-    </w:p>
-    <w:p>
-      <w:pPr>
-        <w:spacing w:before="0" w:after="0" w:line="360" w:lineRule="auto"/>
-        <w:ind w:firstLine="708"/>
-        <w:jc w:val="both"/>
-      </w:pPr>
-      <w:r>
-        <w:rPr>
-          <w:rFonts w:ascii="Times New Roman" w:hAnsi="Times New Roman" w:eastAsia="Times New Roman" w:cs="Times New Roman"/>
-          <w:color w:val="000000"/>
-          <w:sz w:val="28"/>
-          <w:szCs w:val="28"/>
-        </w:rPr>
-        <w:t>Риск кассового разрыва мы минимизируем за счёт поэтапной стратегии финансирования и короткого CAC Payback (1,4 месяца). Дополнительная мера — финансовый резерв в размере 30% от прогнозируемого максимального отрицательного денежного потока. Этот резерв уже учтён в расчёте потребности в инвестициях: 4,7 млн руб. = 3,6 млн руб. + 30% [27, 28].</w:t>
-      </w:r>
-    </w:p>
-    <w:p>
-      <w:pPr>
-        <w:spacing w:before="0" w:after="0" w:line="360" w:lineRule="auto"/>
-        <w:ind w:firstLine="708"/>
-        <w:jc w:val="both"/>
-      </w:pPr>
-      <w:r>
-        <w:rPr>
-          <w:rFonts w:ascii="Times New Roman" w:hAnsi="Times New Roman" w:eastAsia="Times New Roman" w:cs="Times New Roman"/>
-          <w:color w:val="000000"/>
-          <w:sz w:val="28"/>
-          <w:szCs w:val="28"/>
-        </w:rPr>
-        <w:t>Кадровый риск критичен для стартапа ранней стадии с небольшой командой. Уход ключевого разработчика может серьёзно затормозить развитие продукта. Что мы делаем: внедряем опционную программу (ESOP) с вестингом 4 года для ключевых сотрудников; полностью документируем кодовую базу и архитектурные решения; используем стандартные технологические стеки (Python, PyTorch), чтобы упростить найм замены [33, 35].</w:t>
-      </w:r>
-    </w:p>
-    <w:p>
-      <w:pPr>
-        <w:spacing w:before="0" w:after="0" w:line="360" w:lineRule="auto"/>
-        <w:ind w:firstLine="708"/>
-        <w:jc w:val="both"/>
-      </w:pPr>
-      <w:r>
-        <w:rPr>
-          <w:rFonts w:ascii="Times New Roman" w:hAnsi="Times New Roman" w:eastAsia="Times New Roman" w:cs="Times New Roman"/>
-          <w:color w:val="000000"/>
-          <w:sz w:val="28"/>
-          <w:szCs w:val="28"/>
-        </w:rPr>
-        <w:t>Правовой риск, связанный с обработкой персональных данных пользователей, я оцениваю как низкий. ПО не собирает и не обрабатывает персональные данные конечных потребителей. Те данные, которые обрабатываются (фотографии объектов, карты глубины, анимации), не относятся к персональным данным в смысле Федерального закона № 152-ФЗ. Тем не менее, при масштабировании на международные рынки потребуется обеспечение соответствия GDPR и локальным требованиям [34].</w:t>
+        <w:t>Самый значимый рыночный риск — появление конкурентного продукта, использующего аналогичные или более совершенные ИИ-технологии для генерации видеомэппинга. Вероятность этого риска высокая: ИИ всё активнее внедряется в творческие инструменты. Для его снижения предусмотрены следующие меры: ускорение разработки продукта и расширение библиотеки эффектов; формирование сообщества пользователей и экосистемы (lock-in эффект); подача заявки на патент на метод нейросетевой генерации карты глубины для видеомэппинга; построение партнёрских отношений с производителями проекционного оборудования [33, 34].</w:t>
+      </w:r>
+    </w:p>
+    <w:p>
+      <w:pPr>
+        <w:spacing w:before="0" w:after="0" w:line="360" w:lineRule="auto"/>
+        <w:ind w:firstLine="708"/>
+        <w:jc w:val="both"/>
+      </w:pPr>
+      <w:r>
+        <w:rPr>
+          <w:rFonts w:ascii="Times New Roman" w:hAnsi="Times New Roman" w:eastAsia="Times New Roman" w:cs="Times New Roman"/>
+          <w:color w:val="000000"/>
+          <w:sz w:val="28"/>
+          <w:szCs w:val="28"/>
+        </w:rPr>
+        <w:t>Технологический риск роста стоимости GPU-вычислений оценивается как низкий: облачные GPU-сервисы в целом дешевеют. Тем не менее для хеджирования этого риска планируется оптимизация нейросетевой модели: сокращение времени инференса до 8 минут вместо текущих 13 и переход на более экономичные архитектуры (EfficientNet, MobileNet) без существенной потери качества [26].</w:t>
+      </w:r>
+    </w:p>
+    <w:p>
+      <w:pPr>
+        <w:spacing w:before="0" w:after="0" w:line="360" w:lineRule="auto"/>
+        <w:ind w:firstLine="708"/>
+        <w:jc w:val="both"/>
+      </w:pPr>
+      <w:r>
+        <w:rPr>
+          <w:rFonts w:ascii="Times New Roman" w:hAnsi="Times New Roman" w:eastAsia="Times New Roman" w:cs="Times New Roman"/>
+          <w:color w:val="000000"/>
+          <w:sz w:val="28"/>
+          <w:szCs w:val="28"/>
+        </w:rPr>
+        <w:t>Риск кассового разрыва минимизируется за счёт поэтапной стратегии финансирования и короткого CAC Payback (1,4 месяца). Дополнительная мера — финансовый резерв в размере 30% от прогнозируемого максимального отрицательного денежного потока. Этот резерв уже учтён в расчёте потребности в инвестициях: 4,7 млн руб. = 3,6 млн руб. + 30% [27, 28].</w:t>
+      </w:r>
+    </w:p>
+    <w:p>
+      <w:pPr>
+        <w:spacing w:before="0" w:after="0" w:line="360" w:lineRule="auto"/>
+        <w:ind w:firstLine="708"/>
+        <w:jc w:val="both"/>
+      </w:pPr>
+      <w:r>
+        <w:rPr>
+          <w:rFonts w:ascii="Times New Roman" w:hAnsi="Times New Roman" w:eastAsia="Times New Roman" w:cs="Times New Roman"/>
+          <w:color w:val="000000"/>
+          <w:sz w:val="28"/>
+          <w:szCs w:val="28"/>
+        </w:rPr>
+        <w:t>Кадровый риск критичен для стартапа ранней стадии с небольшой командой. Уход ключевого разработчика может серьёзно затормозить развитие продукта. Для снижения этого риска предусмотрены меры: внедрение опционной программы (ESOP) с вестингом 4 года для ключевых сотрудников; полное документирование кодовой базы и архитектурных решений; использование стандартных технологических стеков (Python, PyTorch), что упрощает найм замены [33, 35].</w:t>
+      </w:r>
+    </w:p>
+    <w:p>
+      <w:pPr>
+        <w:spacing w:before="0" w:after="0" w:line="360" w:lineRule="auto"/>
+        <w:ind w:firstLine="708"/>
+        <w:jc w:val="both"/>
+      </w:pPr>
+      <w:r>
+        <w:rPr>
+          <w:rFonts w:ascii="Times New Roman" w:hAnsi="Times New Roman" w:eastAsia="Times New Roman" w:cs="Times New Roman"/>
+          <w:color w:val="000000"/>
+          <w:sz w:val="28"/>
+          <w:szCs w:val="28"/>
+        </w:rPr>
+        <w:t>Правовой риск, связанный с обработкой персональных данных пользователей, оценивается как низкий. ПО не собирает и не обрабатывает персональные данные конечных потребителей. Те данные, которые обрабатываются (фотографии объектов, карты глубины, анимации), не относятся к персональным данным в смысле Федерального закона № 152-ФЗ. Тем не менее, при масштабировании на международные рынки потребуется обеспечение соответствия GDPR и локальным требованиям [34].</w:t>
       </w:r>
     </w:p>
     <w:p>
@@ -17926,55 +17237,135 @@
           <w:sz w:val="28"/>
           <w:szCs w:val="28"/>
         </w:rPr>
-        <w:t>Чтобы количественно оценить влияние рисков на финансовые показатели, я провёл стресс-тест финансовой модели. Моделирование методом Монте-Карло (10 000 итераций) с варьированием ключевых параметров — ARPU ±30%, churn ±50%, темп привлечения ±40% — показало: вероятность достижения положительного NPV — 89%, вероятность достижения BEP в течение 24 месяцев — 78%. Медианное значение NPV по результатам симуляции — 15,2 млн руб. при стандартном отклонении 8,4 млн руб. [31, 33].</w:t>
-      </w:r>
-    </w:p>
-    <w:p>
-      <w:pPr>
-        <w:spacing w:before="0" w:after="0" w:line="360" w:lineRule="auto"/>
-        <w:ind w:firstLine="708"/>
-        <w:jc w:val="both"/>
-      </w:pPr>
-      <w:r>
-        <w:rPr>
-          <w:rFonts w:ascii="Times New Roman" w:hAnsi="Times New Roman" w:eastAsia="Times New Roman" w:cs="Times New Roman"/>
-          <w:color w:val="000000"/>
-          <w:sz w:val="28"/>
-          <w:szCs w:val="28"/>
-        </w:rPr>
-        <w:t>Стратегия защиты интеллектуальной собственности включает пять мероприятий. Первое — регистрация программы для ЭВМ в Роспатенте (срок 2–3 месяца, стоимость ~5 тыс. руб.). Второе — подача заявки на изобретение (метод автоматической генерации карты глубины для проекционного мэппинга), срок рассмотрения 12–18 месяцев. Третье — регистрация товарного знака «Эксперимент 619» / «Experiment 619». Четвёртое — заключение NDA со всеми сотрудниками и подрядчиками. Пятое — использование лицензионных соглашений SaaS-типа (EULA) с ограничением реверс-инжиниринга [34, 35].</w:t>
-      </w:r>
-    </w:p>
-    <w:p>
-      <w:pPr>
-        <w:spacing w:before="0" w:after="0" w:line="360" w:lineRule="auto"/>
-        <w:ind w:firstLine="708"/>
-        <w:jc w:val="both"/>
-      </w:pPr>
-      <w:r>
-        <w:rPr>
-          <w:rFonts w:ascii="Times New Roman" w:hAnsi="Times New Roman" w:eastAsia="Times New Roman" w:cs="Times New Roman"/>
-          <w:color w:val="000000"/>
-          <w:sz w:val="28"/>
-          <w:szCs w:val="28"/>
-        </w:rPr>
-        <w:t>Маркетинговая стратегия на этапе роста — это формирование экспертного позиционирования стартапа в профессиональном сообществе. Мы планируем публиковать экспертные статьи на профильных площадках (Event.ru, ProSvet.media), выступать спикерами на отраслевых конференциях (ProMediaTech, LDI) и развивать YouTube-канал с обучающим контентом по видеомэппингу. Контент-маркетинг направлен на формирование органического трафика и снижение CAC в долгосрочной перспективе [23, 32].</w:t>
-      </w:r>
-    </w:p>
-    <w:p>
-      <w:pPr>
-        <w:spacing w:before="0" w:after="0" w:line="360" w:lineRule="auto"/>
-        <w:ind w:firstLine="708"/>
-        <w:jc w:val="both"/>
-      </w:pPr>
-      <w:r>
-        <w:rPr>
-          <w:rFonts w:ascii="Times New Roman" w:hAnsi="Times New Roman" w:eastAsia="Times New Roman" w:cs="Times New Roman"/>
-          <w:color w:val="000000"/>
-          <w:sz w:val="28"/>
-          <w:szCs w:val="28"/>
-        </w:rPr>
-        <w:t>Чтобы обеспечить масштабируемость продаж на этапе роста, мы внедрим CRM-систему (amoCRM или Bitrix24) с настройкой автоматизированной воронки продаж. Воронка включает следующие этапы: лид (входящее обращение) → квалификация (определение потребности и бюджета) → демонстрация продукта (онлайн-презентация, 30 минут) → пилотный период (7–14 дней бесплатного доступа) → оплата подписки. Конверсии прогнозируются такие: лид → квалификация — 60%, квалификация → демо — 50%, демо → пилот — 70%, пилот → оплата — 65%. Итоговая конверсия лид → оплата — около 14% [23].</w:t>
+        <w:t>Чтобы количественно оценить влияние рисков на финансовые показатели, проведён стресс-тест финансовой модели. Моделирование методом Монте-Карло (10 000 итераций) с варьированием ключевых параметров — ARPU ±30%, churn ±50%, темп привлечения ±40% — показало: вероятность достижения положительного NPV — 89%, вероятность достижения BEP в течение 24 месяцев — 78%. Медианное значение NPV по результатам симуляции — 15,2 млн руб. при стандартном отклонении 8,4 млн руб. [31, 33].</w:t>
+      </w:r>
+    </w:p>
+    <w:p>
+      <w:pPr>
+        <w:spacing w:before="0" w:after="0" w:line="360" w:lineRule="auto"/>
+        <w:ind w:firstLine="708"/>
+        <w:jc w:val="both"/>
+      </w:pPr>
+      <w:r>
+        <w:rPr>
+          <w:rFonts w:ascii="Times New Roman" w:hAnsi="Times New Roman" w:eastAsia="Times New Roman" w:cs="Times New Roman"/>
+          <w:color w:val="000000"/>
+          <w:sz w:val="28"/>
+          <w:szCs w:val="28"/>
+        </w:rPr>
+        <w:t>Стратегия защиты интеллектуальной собственности включает пять мероприятий:</w:t>
+      </w:r>
+    </w:p>
+    <w:p>
+      <w:pPr>
+        <w:spacing w:before="0" w:after="0" w:line="360" w:lineRule="auto"/>
+        <w:ind w:firstLine="708"/>
+        <w:jc w:val="both"/>
+      </w:pPr>
+      <w:r>
+        <w:rPr>
+          <w:rFonts w:ascii="Times New Roman" w:hAnsi="Times New Roman" w:eastAsia="Times New Roman" w:cs="Times New Roman"/>
+          <w:color w:val="000000"/>
+          <w:sz w:val="28"/>
+          <w:szCs w:val="28"/>
+        </w:rPr>
+        <w:t>1) Регистрация программы для ЭВМ в Роспатенте (срок 2–3 месяца, стоимость ~5 тыс. руб.).</w:t>
+      </w:r>
+    </w:p>
+    <w:p>
+      <w:pPr>
+        <w:spacing w:before="0" w:after="0" w:line="360" w:lineRule="auto"/>
+        <w:ind w:firstLine="708"/>
+        <w:jc w:val="both"/>
+      </w:pPr>
+      <w:r>
+        <w:rPr>
+          <w:rFonts w:ascii="Times New Roman" w:hAnsi="Times New Roman" w:eastAsia="Times New Roman" w:cs="Times New Roman"/>
+          <w:color w:val="000000"/>
+          <w:sz w:val="28"/>
+          <w:szCs w:val="28"/>
+        </w:rPr>
+        <w:t>2) Подача заявки на изобретение (метод автоматической генерации карты глубины для проекционного мэппинга), срок рассмотрения 12–18 месяцев.</w:t>
+      </w:r>
+    </w:p>
+    <w:p>
+      <w:pPr>
+        <w:spacing w:before="0" w:after="0" w:line="360" w:lineRule="auto"/>
+        <w:ind w:firstLine="708"/>
+        <w:jc w:val="both"/>
+      </w:pPr>
+      <w:r>
+        <w:rPr>
+          <w:rFonts w:ascii="Times New Roman" w:hAnsi="Times New Roman" w:eastAsia="Times New Roman" w:cs="Times New Roman"/>
+          <w:color w:val="000000"/>
+          <w:sz w:val="28"/>
+          <w:szCs w:val="28"/>
+        </w:rPr>
+        <w:t>3) Регистрация товарного знака «Эксперимент 619» / «Experiment 619».</w:t>
+      </w:r>
+    </w:p>
+    <w:p>
+      <w:pPr>
+        <w:spacing w:before="0" w:after="0" w:line="360" w:lineRule="auto"/>
+        <w:ind w:firstLine="708"/>
+        <w:jc w:val="both"/>
+      </w:pPr>
+      <w:r>
+        <w:rPr>
+          <w:rFonts w:ascii="Times New Roman" w:hAnsi="Times New Roman" w:eastAsia="Times New Roman" w:cs="Times New Roman"/>
+          <w:color w:val="000000"/>
+          <w:sz w:val="28"/>
+          <w:szCs w:val="28"/>
+        </w:rPr>
+        <w:t>4) Заключение NDA со всеми сотрудниками и подрядчиками.</w:t>
+      </w:r>
+    </w:p>
+    <w:p>
+      <w:pPr>
+        <w:spacing w:before="0" w:after="0" w:line="360" w:lineRule="auto"/>
+        <w:ind w:firstLine="708"/>
+        <w:jc w:val="both"/>
+      </w:pPr>
+      <w:r>
+        <w:rPr>
+          <w:rFonts w:ascii="Times New Roman" w:hAnsi="Times New Roman" w:eastAsia="Times New Roman" w:cs="Times New Roman"/>
+          <w:color w:val="000000"/>
+          <w:sz w:val="28"/>
+          <w:szCs w:val="28"/>
+        </w:rPr>
+        <w:t>5) Использование лицензионных соглашений SaaS-типа (EULA) с ограничением реверс-инжиниринга [34, 35].</w:t>
+      </w:r>
+    </w:p>
+    <w:p>
+      <w:pPr>
+        <w:spacing w:before="0" w:after="0" w:line="360" w:lineRule="auto"/>
+        <w:ind w:firstLine="708"/>
+        <w:jc w:val="both"/>
+      </w:pPr>
+      <w:r>
+        <w:rPr>
+          <w:rFonts w:ascii="Times New Roman" w:hAnsi="Times New Roman" w:eastAsia="Times New Roman" w:cs="Times New Roman"/>
+          <w:color w:val="000000"/>
+          <w:sz w:val="28"/>
+          <w:szCs w:val="28"/>
+        </w:rPr>
+        <w:t>Маркетинговая стратегия на этапе роста — это формирование экспертного позиционирования стартапа в профессиональном сообществе. Планируется публикация экспертных статей на профильных площадках (Event.ru, ProSvet.media), выступления спикерами на отраслевых конференциях (ProMediaTech, LDI) и развитие YouTube-канала с обучающим контентом по видеомэппингу. Контент-маркетинг направлен на формирование органического трафика и снижение CAC в долгосрочной перспективе [23, 32].</w:t>
+      </w:r>
+    </w:p>
+    <w:p>
+      <w:pPr>
+        <w:spacing w:before="0" w:after="0" w:line="360" w:lineRule="auto"/>
+        <w:ind w:firstLine="708"/>
+        <w:jc w:val="both"/>
+      </w:pPr>
+      <w:r>
+        <w:rPr>
+          <w:rFonts w:ascii="Times New Roman" w:hAnsi="Times New Roman" w:eastAsia="Times New Roman" w:cs="Times New Roman"/>
+          <w:color w:val="000000"/>
+          <w:sz w:val="28"/>
+          <w:szCs w:val="28"/>
+        </w:rPr>
+        <w:t>Чтобы обеспечить масштабируемость продаж на этапе роста, планируется внедрение CRM-системы (amoCRM или Bitrix24) с настройкой автоматизированной воронки продаж. Воронка включает следующие этапы: лид (входящее обращение) → квалификация (определение потребности и бюджета) → демонстрация продукта (онлайн-презентация, 30 минут) → пилотный период (7–14 дней бесплатного доступа) → оплата подписки. Конверсии прогнозируются такие: лид → квалификация — 60%, квалификация → демо — 50%, демо → пилот — 70%, пилот → оплата — 65%. Итоговая конверсия лид → оплата — около 14% [23].</w:t>
       </w:r>
     </w:p>
     <w:p>
@@ -18006,7 +17397,7 @@
           <w:sz w:val="28"/>
           <w:szCs w:val="28"/>
         </w:rPr>
-        <w:t>Анализ конкурентного ответа показывает, что наиболее вероятным конкурентным действием является добавление AI-функциональности в существующие продукты (MadMapper, Resolume). Однако данные продукты ориентированы на профессионалов и имеют сложные интерфейсы, что ограничивает их привлекательность для целевой аудитории «Эксперимент 619» — менеджеров проектов без опыта 3D-моделирования. Кроме того, интеграция ML-моделей в существующие монолитные приложения представляет существенную техническую сложность, что создаёт временное окно для стартапа в 18–24 месяца [4, 8, 9, 10].</w:t>
+        <w:t>Анализ возможной реакции конкурентов показывает: наиболее вероятный их ход — добавление AI-функциональности в существующие продукты (MadMapper, Resolume). Однако эти продукты ориентированы на профессионалов и имеют сложные интерфейсы, что ограничивает их привлекательность для целевой аудитории «Эксперимент 619» — менеджеров проектов без опыта 3D-моделирования. Кроме того, интеграция ML-моделей в существующие монолитные приложения технически сложна, что создаёт для стартапа временное окно в 18–24 месяца [4, 8, 9, 10].</w:t>
       </w:r>
     </w:p>
     <w:p>
@@ -18070,7 +17461,71 @@
           <w:sz w:val="28"/>
           <w:szCs w:val="28"/>
         </w:rPr>
-        <w:t>Рекомендации по практической реализации стратегии коммерциализации включают следующие приоритетные действия. Первое — в течение первых трёх месяцев сосредоточить усилия на доработке MVP до бета-версии и привлечении пяти пилотных клиентов для валидации PMF. Второе — параллельно подготовить заявку на грант ФСИ (программа «Студенческий стартап») и инвестиционную презентацию для ангельского раунда. Третье — с шестого месяца запустить продажи и контент-маркетинг с целью достижения BEP к четырнадцатому месяцу. Четвёртое — к концу первого года инициировать процесс привлечения seed-раунда для финансирования фазы масштабирования [29, 30, 32].</w:t>
+        <w:t>Рекомендации по практической реализации стратегии коммерциализации включают следующие приоритетные действия:</w:t>
+      </w:r>
+    </w:p>
+    <w:p>
+      <w:pPr>
+        <w:spacing w:before="0" w:after="0" w:line="360" w:lineRule="auto"/>
+        <w:ind w:firstLine="708"/>
+        <w:jc w:val="both"/>
+      </w:pPr>
+      <w:r>
+        <w:rPr>
+          <w:rFonts w:ascii="Times New Roman" w:hAnsi="Times New Roman" w:eastAsia="Times New Roman" w:cs="Times New Roman"/>
+          <w:color w:val="000000"/>
+          <w:sz w:val="28"/>
+          <w:szCs w:val="28"/>
+        </w:rPr>
+        <w:t>1) В течение первых трёх месяцев сосредоточить усилия на доработке MVP до бета-версии и привлечении пяти пилотных клиентов для валидации PMF.</w:t>
+      </w:r>
+    </w:p>
+    <w:p>
+      <w:pPr>
+        <w:spacing w:before="0" w:after="0" w:line="360" w:lineRule="auto"/>
+        <w:ind w:firstLine="708"/>
+        <w:jc w:val="both"/>
+      </w:pPr>
+      <w:r>
+        <w:rPr>
+          <w:rFonts w:ascii="Times New Roman" w:hAnsi="Times New Roman" w:eastAsia="Times New Roman" w:cs="Times New Roman"/>
+          <w:color w:val="000000"/>
+          <w:sz w:val="28"/>
+          <w:szCs w:val="28"/>
+        </w:rPr>
+        <w:t>2) Параллельно подготовить заявку на грант ФСИ (программа «Студенческий стартап») и инвестиционную презентацию для ангельского раунда.</w:t>
+      </w:r>
+    </w:p>
+    <w:p>
+      <w:pPr>
+        <w:spacing w:before="0" w:after="0" w:line="360" w:lineRule="auto"/>
+        <w:ind w:firstLine="708"/>
+        <w:jc w:val="both"/>
+      </w:pPr>
+      <w:r>
+        <w:rPr>
+          <w:rFonts w:ascii="Times New Roman" w:hAnsi="Times New Roman" w:eastAsia="Times New Roman" w:cs="Times New Roman"/>
+          <w:color w:val="000000"/>
+          <w:sz w:val="28"/>
+          <w:szCs w:val="28"/>
+        </w:rPr>
+        <w:t>3) С шестого месяца запустить продажи и контент-маркетинг с целью достижения BEP к четырнадцатому месяцу.</w:t>
+      </w:r>
+    </w:p>
+    <w:p>
+      <w:pPr>
+        <w:spacing w:before="0" w:after="0" w:line="360" w:lineRule="auto"/>
+        <w:ind w:firstLine="708"/>
+        <w:jc w:val="both"/>
+      </w:pPr>
+      <w:r>
+        <w:rPr>
+          <w:rFonts w:ascii="Times New Roman" w:hAnsi="Times New Roman" w:eastAsia="Times New Roman" w:cs="Times New Roman"/>
+          <w:color w:val="000000"/>
+          <w:sz w:val="28"/>
+          <w:szCs w:val="28"/>
+        </w:rPr>
+        <w:t>4) К концу первого года инициировать процесс привлечения seed-раунда для финансирования фазы масштабирования [29, 30, 32].</w:t>
       </w:r>
     </w:p>
     <w:p>
@@ -18170,7 +17625,7 @@
           <w:sz w:val="28"/>
           <w:szCs w:val="28"/>
         </w:rPr>
-        <w:t>Я выделил 12 ключевых рисков с интегральной оценкой 2,8 из 5. Предложенные мероприятия снижают остаточный уровень риска до 1,6 — приемлемого. Приоритетные риски — конкурентное давление (отвечаем ускорением R&amp;D и патентной защитой) и темп привлечения клиентов (отвечаем диверсификацией каналов).</w:t>
+        <w:t>Выявлено 12 ключевых рисков с интегральной оценкой 2,8 из 5. Предложенные мероприятия снижают остаточный уровень риска до 1,6 — приемлемого. Приоритетные риски — конкурентное давление (отвечает ускорение R&amp;D и патентной защиты) и темп привлечения клиентов (отвечает диверсификация каналов).</w:t>
       </w:r>
     </w:p>
     <w:p>
@@ -19702,7 +19157,7 @@
           <w:sz w:val="28"/>
           <w:szCs w:val="28"/>
         </w:rPr>
-        <w:t>Цель исследования. Этот гайд я подготовил для серии глубинных интервью по методологии Customer Development С. Бланка [13] с представителями четырёх целевых сегментов рынка ПО для видеомэппинга: ивент-агентства, музеи и выставочные центры, рекламные и брендинговые агентства, образовательные учреждения. Интервью решает четыре задачи: проверить продуктовые гипотезы, восстановить структуру болей (jobs-to-be-done), оценить чувствительность к цене и собрать данные для расчёта юнит-экономики. Одно интервью идёт 45–60 минут; формат — индивидуальный, видеозвонок или очная встреча; запись делаю с письменного согласия собеседника.</w:t>
+        <w:t>Цель исследования. Гайд подготовлен для серии глубинных интервью по методологии Customer Development С. Бланка [13] с представителями четырёх целевых сегментов рынка ПО для видеомэппинга: ивент-агентства, музеи и выставочные центры, рекламные и брендинговые агентства, образовательные учреждения. Интервью решает четыре задачи: проверить продуктовые гипотезы, восстановить структуру болей (jobs-to-be-done), оценить чувствительность к цене и собрать данные для расчёта юнит-экономики. Одно интервью идёт 45–60 минут; формат — индивидуальный, видеозвонок или очная встреча; запись ведётся с письменного согласия собеседника.</w:t>
       </w:r>
     </w:p>
     <w:p>
@@ -20054,23 +19509,23 @@
           <w:sz w:val="28"/>
           <w:szCs w:val="28"/>
         </w:rPr>
-        <w:t>Вопрос 19. С кем ещё, по вашему мнению, мне следует пообщаться по данной теме?</w:t>
-      </w:r>
-    </w:p>
-    <w:p>
-      <w:pPr>
-        <w:spacing w:before="0" w:after="0" w:line="360" w:lineRule="auto"/>
-        <w:ind w:firstLine="708"/>
-        <w:jc w:val="both"/>
-      </w:pPr>
-      <w:r>
-        <w:rPr>
-          <w:rFonts w:ascii="Times New Roman" w:hAnsi="Times New Roman" w:eastAsia="Times New Roman" w:cs="Times New Roman"/>
-          <w:color w:val="000000"/>
-          <w:sz w:val="28"/>
-          <w:szCs w:val="28"/>
-        </w:rPr>
-        <w:t>Вопрос 20. Есть ли вопросы, которые я не задал, но которые важны для понимания специфики вашего сегмента?</w:t>
+        <w:t>Вопрос 19. С кем ещё, по вашему мнению, стоит пообщаться по данной теме?</w:t>
+      </w:r>
+    </w:p>
+    <w:p>
+      <w:pPr>
+        <w:spacing w:before="0" w:after="0" w:line="360" w:lineRule="auto"/>
+        <w:ind w:firstLine="708"/>
+        <w:jc w:val="both"/>
+      </w:pPr>
+      <w:r>
+        <w:rPr>
+          <w:rFonts w:ascii="Times New Roman" w:hAnsi="Times New Roman" w:eastAsia="Times New Roman" w:cs="Times New Roman"/>
+          <w:color w:val="000000"/>
+          <w:sz w:val="28"/>
+          <w:szCs w:val="28"/>
+        </w:rPr>
+        <w:t>Вопрос 20. Есть ли вопросы, не прозвучавшие в интервью, но важные для понимания специфики вашего сегмента?</w:t>
       </w:r>
     </w:p>
     <w:p>
@@ -20102,7 +19557,7 @@
           <w:sz w:val="28"/>
           <w:szCs w:val="28"/>
         </w:rPr>
-        <w:t>Правила фиксации ответов. Я фиксирую ответы синхронно в структурированном шаблоне (таблица в Notion / Excel) с колонками «сегмент», «боль», «цитата», «ценовая точка», «гипотеза», «следующий шаг». Дословные цитаты длиной более одного предложения сохраняются в кавычках. После интервью в течение 24 часов я переношу ключевые наблюдения в сводный реестр CustDev и обновляю карту гипотез H1–H4. Все интервью проходят с письменным согласием на обработку обезличенных результатов в академических целях в соответствии с требованиями Федерального закона № 152-ФЗ «О персональных данных» [41].</w:t>
+        <w:t>Правила фиксации ответов. Ответы фиксируются синхронно в структурированном шаблоне (таблица в Notion / Excel) с колонками «сегмент», «боль», «цитата», «ценовая точка», «гипотеза», «следующий шаг». Дословные цитаты длиной более одного предложения сохраняются в кавычках. После интервью в течение 24 часов ключевые наблюдения переносятся в сводный реестр CustDev, а карта гипотез H1–H4 обновляется. Все интервью проходят с письменным согласием на обработку обезличенных результатов в академических целях в соответствии с требованиями Федерального закона № 152-ФЗ «О персональных данных» [41].</w:t>
       </w:r>
     </w:p>
     <w:p>
@@ -20166,7 +19621,7 @@
           <w:sz w:val="28"/>
           <w:szCs w:val="28"/>
         </w:rPr>
-        <w:t>Методологическая основа. Инвестиционную оценку проекта «Эксперимент 619» я провёл методом дисконтированных денежных потоков (Discounted Cash Flow, DCF) на горизонте 36 месяцев. Чистую приведённую стоимость (Net Present Value, NPV) я считал по формуле NPV = Σ (CFt / (1 + r)^t) − I0, где CFt — свободный денежный поток в периоде t, r — ставка дисконтирования (период — месяц), I0 — первоначальные инвестиции. Внутреннюю норму доходности (Internal Rate of Return, IRR) я определял как ставку, при которой NPV обнуляется: Σ (CFt / (1 + IRR)^t) = I0. Месячную ставку дисконтирования я пересчитывал из годовой ставки 20% по формуле rм = (1 + 0,20)^(1/12) − 1 = 0,01531 (1,531% в месяц); это соответствует методологии Брейли — Майерса — Аллена [27] и А. Дамодарана [28]. Все денежные потоки я привёл в номинальных рублях; инфляционные ожидания и валютные риски учтены в разделе 2.3 основного текста.</w:t>
+        <w:t>Методологическая основа. Инвестиционная оценка проекта «Эксперимент 619» проведена методом дисконтированных денежных потоков (Discounted Cash Flow, DCF) на горизонте 36 месяцев. Чистая приведённая стоимость (Net Present Value, NPV) рассчитана по формуле NPV = Σ (CFt / (1 + r)^t) − I0, где CFt — свободный денежный поток в периоде t, r — ставка дисконтирования (период — месяц), I0 — первоначальные инвестиции. Внутренняя норма доходности (Internal Rate of Return, IRR) определена как ставка, при которой NPV обнуляется: Σ (CFt / (1 + IRR)^t) = I0. Месячная ставка дисконтирования пересчитана из годовой ставки 20% по формуле rм = (1 + 0,20)^(1/12) − 1 = 0,01531 (1,531% в месяц); это соответствует методологии Брейли — Майерса — Аллена [27] и А. Дамодарану [28]. Все денежные потоки приведены в номинальных рублях; инфляционные ожидания и валютные риски учтены в разделе 2.3 основного текста.</w:t>
       </w:r>
     </w:p>
     <w:p>
@@ -20660,7 +20115,7 @@
           <w:sz w:val="28"/>
           <w:szCs w:val="28"/>
         </w:rPr>
-        <w:t>Назначение и архитектура. ПО «Эксперимент 619» — это связка алгоритмов компьютерного зрения, генеративных нейронных сетей и программной калибровки проекции; задача связки — ускорить создание контента видеомэппинга. Архитектурно MVP уровня TRL 3 я собрал из четырёх независимых модулей, соединённых единым пайплайном обработки данных: модуль предобработки изображения; модуль оценки монокулярной карты глубины; библиотека визуальных эффектов с поддержкой SDXL и ControlNet; модуль мульти-проекторной сшивки и автокалибровки. Бизнес-логику и API я оформил как FastAPI-сервис, развёрнутый на GPU-инстансах ИТМО ЦОД; пользовательский интерфейс — веб-приложение для менеджера проекта.</w:t>
+        <w:t>Назначение и архитектура. ПО «Эксперимент 619» — это связка алгоритмов компьютерного зрения, генеративных нейронных сетей и программной калибровки проекции; задача связки — ускорить создание контента видеомэппинга. Архитектурно MVP уровня TRL 3 собран из четырёх независимых модулей, соединённых единым пайплайном обработки данных: модуль предобработки изображения; модуль оценки монокулярной карты глубины; библиотека визуальных эффектов с поддержкой SDXL и ControlNet; модуль мульти-проекторной сшивки и автокалибровки. Бизнес-логика и API оформлены как FastAPI-сервис, развёрнутый на GPU-инстансах ИТМО ЦОД; пользовательский интерфейс — веб-приложение для менеджера проекта.</w:t>
       </w:r>
     </w:p>
     <w:p>
@@ -20692,7 +20147,7 @@
           <w:sz w:val="28"/>
           <w:szCs w:val="28"/>
         </w:rPr>
-        <w:t>Модуль оценки карты глубины. Для построения монокулярной карты глубины я с командой использую открытые модели семейства MiDaS (Intel Labs) и Depth-Anything; обе модели зафиксированы в проприетарной обвязке с fine-tuned весами под архитектурные объекты, что повышает качество восстановления геометрии для типовых сцен фасадного мэппинга. Метрика качества — относительная средняя ошибка по тестовому набору из 100 эталонных изображений; целевое значение — не выше 8%. Среднее время инференса на GPU NVIDIA A100 — около 13 минут на одну сцену, что и обеспечивает фиксируемое в работе ускорение этапа карты глубины в 5 раз относительно ручного 3D-моделирования.</w:t>
+        <w:t>Модуль оценки карты глубины. Для построения монокулярной карты глубины используются открытые модели семейства MiDaS (Intel Labs) и Depth-Anything; обе модели зафиксированы в проприетарной обвязке с fine-tuned весами под архитектурные объекты, что повышает качество восстановления геометрии для типовых сцен фасадного мэппинга. Метрика качества — относительная средняя ошибка по тестовому набору из 100 эталонных изображений; целевое значение — не выше 8%. Среднее время инференса на GPU NVIDIA A100 — около 13 минут на одну сцену, что и обеспечивает фиксируемое в работе ускорение этапа карты глубины в 5 раз относительно ручного 3D-моделирования.</w:t>
       </w:r>
     </w:p>
     <w:p>
@@ -20785,7 +20240,6 @@
     <w:sectPr>
       <w:headerReference r:id="rId4" w:type="first"/>
       <w:headerReference r:id="rId3" w:type="default"/>
-      <w:footerReference w:type="default" r:id="rId14"/>
       <w:pgSz w:w="11906" w:h="16838"/>
       <w:pgMar w:top="1134" w:right="850" w:bottom="1134" w:left="1701" w:header="567" w:footer="567" w:gutter="0"/>
       <w:cols w:space="720" w:num="1"/>
@@ -20796,47 +20250,27 @@
 </w:document>
 </file>
 
-<file path=word/footer1.xml><?xml version="1.0" encoding="utf-8"?>
-<w:ftr xmlns:m="http://schemas.openxmlformats.org/officeDocument/2006/math" xmlns:mc="http://schemas.openxmlformats.org/markup-compatibility/2006" xmlns:mo="http://schemas.microsoft.com/office/mac/office/2008/main" xmlns:mv="urn:schemas-microsoft-com:mac:vml" xmlns:o="urn:schemas-microsoft-com:office:office" xmlns:r="http://schemas.openxmlformats.org/officeDocument/2006/relationships" xmlns:v="urn:schemas-microsoft-com:vml" xmlns:w10="urn:schemas-microsoft-com:office:word" xmlns:w14="http://schemas.microsoft.com/office/word/2010/wordml" xmlns:w="http://schemas.openxmlformats.org/wordprocessingml/2006/main" xmlns:wne="http://schemas.microsoft.com/office/word/2006/wordml" xmlns:wp14="http://schemas.microsoft.com/office/word/2010/wordprocessingDrawing" xmlns:wp="http://schemas.openxmlformats.org/drawingml/2006/wordprocessingDrawing" xmlns:wpc="http://schemas.microsoft.com/office/word/2010/wordprocessingCanvas" xmlns:wpg="http://schemas.microsoft.com/office/word/2010/wordprocessingGroup" xmlns:wpi="http://schemas.microsoft.com/office/word/2010/wordprocessingInk" xmlns:wps="http://schemas.microsoft.com/office/word/2010/wordprocessingShape" mc:Ignorable="w14 wp14">
-  <w:p>
-    <w:pPr>
-      <w:pStyle w:val="Footer"/>
-      <w:jc w:val="center"/>
-    </w:pPr>
-    <w:r>
-      <w:rPr>
-        <w:rFonts w:ascii="Times New Roman" w:hAnsi="Times New Roman" w:cs="Times New Roman" w:eastAsia="Times New Roman"/>
-        <w:sz w:val="28"/>
-        <w:szCs w:val="28"/>
-      </w:rPr>
-      <w:fldChar w:fldCharType="begin"/>
-    </w:r>
-    <w:r>
-      <w:rPr>
-        <w:rFonts w:ascii="Times New Roman" w:hAnsi="Times New Roman" w:cs="Times New Roman" w:eastAsia="Times New Roman"/>
-        <w:sz w:val="28"/>
-        <w:szCs w:val="28"/>
-      </w:rPr>
-      <w:instrText xml:space="preserve"> PAGE </w:instrText>
-    </w:r>
-    <w:r>
-      <w:rPr>
-        <w:rFonts w:ascii="Times New Roman" w:hAnsi="Times New Roman" w:cs="Times New Roman" w:eastAsia="Times New Roman"/>
-        <w:sz w:val="28"/>
-        <w:szCs w:val="28"/>
-      </w:rPr>
-      <w:fldChar w:fldCharType="end"/>
-    </w:r>
-  </w:p>
-</w:ftr>
-</file>
-
 <file path=word/header1.xml><?xml version="1.0" encoding="utf-8"?>
 <w:hdr xmlns:wpc="http://schemas.microsoft.com/office/word/2010/wordprocessingCanvas" xmlns:mc="http://schemas.openxmlformats.org/markup-compatibility/2006" xmlns:o="urn:schemas-microsoft-com:office:office" xmlns:r="http://schemas.openxmlformats.org/officeDocument/2006/relationships" xmlns:m="http://schemas.openxmlformats.org/officeDocument/2006/math" xmlns:v="urn:schemas-microsoft-com:vml" xmlns:wp14="http://schemas.microsoft.com/office/word/2010/wordprocessingDrawing" xmlns:wp="http://schemas.openxmlformats.org/drawingml/2006/wordprocessingDrawing" xmlns:w10="urn:schemas-microsoft-com:office:word" xmlns:w="http://schemas.openxmlformats.org/wordprocessingml/2006/main" xmlns:w14="http://schemas.microsoft.com/office/word/2010/wordml" xmlns:w15="http://schemas.microsoft.com/office/word/2012/wordml" xmlns:wpg="http://schemas.microsoft.com/office/word/2010/wordprocessingGroup" xmlns:wpi="http://schemas.microsoft.com/office/word/2010/wordprocessingInk" xmlns:wne="http://schemas.microsoft.com/office/word/2006/wordml" xmlns:wps="http://schemas.microsoft.com/office/word/2010/wordprocessingShape" xmlns:wpsCustomData="http://www.wps.cn/officeDocument/2013/wpsCustomData" mc:Ignorable="w14 w15 wp14">
   <w:p>
     <w:pPr>
       <w:jc w:val="center"/>
     </w:pPr>
+    <w:r>
+      <w:fldChar w:fldCharType="begin"/>
+    </w:r>
+    <w:r>
+      <w:instrText xml:space="preserve">PAGE</w:instrText>
+    </w:r>
+    <w:r>
+      <w:fldChar w:fldCharType="separate"/>
+    </w:r>
+    <w:r>
+      <w:t>2</w:t>
+    </w:r>
+    <w:r>
+      <w:fldChar w:fldCharType="end"/>
+    </w:r>
   </w:p>
 </w:hdr>
 </file>
@@ -21318,9 +20752,6 @@
     <w:semiHidden/>
     <w:unhideWhenUsed/>
     <w:uiPriority w:val="39"/>
-    <w:rPr>
-      <w:sz w:val="28"/>
-    </w:rPr>
   </w:style>
   <w:style w:type="paragraph" w:styleId="17">
     <w:name w:val="toc 2"/>
@@ -21332,9 +20763,6 @@
     <w:pPr>
       <w:ind w:left="420" w:leftChars="200"/>
     </w:pPr>
-    <w:rPr>
-      <w:sz w:val="28"/>
-    </w:rPr>
   </w:style>
   <w:style w:type="paragraph" w:customStyle="1" w:styleId="18">
     <w:name w:val="Строгий1"/>
